--- a/laba6/Андреев_Артамонов_Пыхов_Воронин_ЛР6.docx
+++ b/laba6/Андреев_Артамонов_Пыхов_Воронин_ЛР6.docx
@@ -44,6 +44,13 @@
           <w14:ligatures w14:val="none"/>
         </w:rPr>
       </w:r>
+      <w:r>
+        <w:rPr>
+          <w:b/>
+          <w:bCs/>
+          <w14:ligatures w14:val="none"/>
+        </w:rPr>
+      </w:r>
     </w:p>
     <w:p>
       <w:pPr>
@@ -69,6 +76,12 @@
           <w:bCs/>
         </w:rPr>
       </w:r>
+      <w:r>
+        <w:rPr>
+          <w:b/>
+          <w:bCs/>
+        </w:rPr>
+      </w:r>
     </w:p>
     <w:p>
       <w:pPr>
@@ -94,6 +107,12 @@
           <w:bCs/>
         </w:rPr>
       </w:r>
+      <w:r>
+        <w:rPr>
+          <w:b/>
+          <w:bCs/>
+        </w:rPr>
+      </w:r>
     </w:p>
     <w:p>
       <w:pPr>
@@ -119,6 +138,12 @@
           <w:bCs/>
         </w:rPr>
       </w:r>
+      <w:r>
+        <w:rPr>
+          <w:b/>
+          <w:bCs/>
+        </w:rPr>
+      </w:r>
     </w:p>
     <w:p>
       <w:pPr>
@@ -144,6 +169,12 @@
           <w:bCs/>
         </w:rPr>
       </w:r>
+      <w:r>
+        <w:rPr>
+          <w:b/>
+          <w:bCs/>
+        </w:rPr>
+      </w:r>
     </w:p>
     <w:p>
       <w:pPr>
@@ -169,6 +200,12 @@
           <w:bCs/>
         </w:rPr>
       </w:r>
+      <w:r>
+        <w:rPr>
+          <w:b/>
+          <w:bCs/>
+        </w:rPr>
+      </w:r>
     </w:p>
     <w:p>
       <w:pPr>
@@ -194,6 +231,12 @@
           <w:bCs/>
         </w:rPr>
       </w:r>
+      <w:r>
+        <w:rPr>
+          <w:b/>
+          <w:bCs/>
+        </w:rPr>
+      </w:r>
     </w:p>
     <w:p>
       <w:pPr>
@@ -219,6 +262,12 @@
           <w:bCs/>
         </w:rPr>
       </w:r>
+      <w:r>
+        <w:rPr>
+          <w:b/>
+          <w:bCs/>
+        </w:rPr>
+      </w:r>
     </w:p>
     <w:p>
       <w:pPr>
@@ -243,6 +292,12 @@
           <w:bCs/>
         </w:rPr>
       </w:r>
+      <w:r>
+        <w:rPr>
+          <w:b/>
+          <w:bCs/>
+        </w:rPr>
+      </w:r>
     </w:p>
     <w:p>
       <w:pPr>
@@ -268,6 +323,12 @@
           <w:bCs/>
         </w:rPr>
       </w:r>
+      <w:r>
+        <w:rPr>
+          <w:b/>
+          <w:bCs/>
+        </w:rPr>
+      </w:r>
     </w:p>
     <w:p>
       <w:pPr>
@@ -293,6 +354,12 @@
           <w:bCs/>
         </w:rPr>
       </w:r>
+      <w:r>
+        <w:rPr>
+          <w:b/>
+          <w:bCs/>
+        </w:rPr>
+      </w:r>
     </w:p>
     <w:p>
       <w:pPr>
@@ -317,6 +384,12 @@
           <w:bCs/>
         </w:rPr>
       </w:r>
+      <w:r>
+        <w:rPr>
+          <w:b/>
+          <w:bCs/>
+        </w:rPr>
+      </w:r>
     </w:p>
     <w:p>
       <w:pPr>
@@ -342,6 +415,12 @@
           <w:bCs/>
         </w:rPr>
       </w:r>
+      <w:r>
+        <w:rPr>
+          <w:b/>
+          <w:bCs/>
+        </w:rPr>
+      </w:r>
     </w:p>
     <w:p>
       <w:pPr>
@@ -367,6 +446,12 @@
           <w:bCs/>
         </w:rPr>
       </w:r>
+      <w:r>
+        <w:rPr>
+          <w:b/>
+          <w:bCs/>
+        </w:rPr>
+      </w:r>
     </w:p>
     <w:p>
       <w:pPr>
@@ -392,6 +477,12 @@
           <w:bCs/>
         </w:rPr>
       </w:r>
+      <w:r>
+        <w:rPr>
+          <w:b/>
+          <w:bCs/>
+        </w:rPr>
+      </w:r>
     </w:p>
     <w:p>
       <w:pPr>
@@ -417,6 +508,12 @@
           <w:bCs/>
         </w:rPr>
       </w:r>
+      <w:r>
+        <w:rPr>
+          <w:b/>
+          <w:bCs/>
+        </w:rPr>
+      </w:r>
     </w:p>
     <w:p>
       <w:pPr>
@@ -442,6 +539,12 @@
           <w:bCs/>
         </w:rPr>
       </w:r>
+      <w:r>
+        <w:rPr>
+          <w:b/>
+          <w:bCs/>
+        </w:rPr>
+      </w:r>
     </w:p>
     <w:p>
       <w:pPr>
@@ -466,6 +569,12 @@
           <w:bCs/>
         </w:rPr>
       </w:r>
+      <w:r>
+        <w:rPr>
+          <w:b/>
+          <w:bCs/>
+        </w:rPr>
+      </w:r>
     </w:p>
     <w:p>
       <w:pPr>
@@ -491,6 +600,12 @@
           <w:bCs/>
         </w:rPr>
       </w:r>
+      <w:r>
+        <w:rPr>
+          <w:b/>
+          <w:bCs/>
+        </w:rPr>
+      </w:r>
     </w:p>
     <w:p>
       <w:pPr>
@@ -516,6 +631,12 @@
           <w:bCs/>
         </w:rPr>
       </w:r>
+      <w:r>
+        <w:rPr>
+          <w:b/>
+          <w:bCs/>
+        </w:rPr>
+      </w:r>
     </w:p>
     <w:p>
       <w:pPr>
@@ -541,6 +662,12 @@
           <w:bCs/>
         </w:rPr>
       </w:r>
+      <w:r>
+        <w:rPr>
+          <w:b/>
+          <w:bCs/>
+        </w:rPr>
+      </w:r>
     </w:p>
     <w:p>
       <w:pPr>
@@ -565,6 +692,12 @@
           <w:bCs/>
         </w:rPr>
       </w:r>
+      <w:r>
+        <w:rPr>
+          <w:b/>
+          <w:bCs/>
+        </w:rPr>
+      </w:r>
     </w:p>
     <w:p>
       <w:pPr>
@@ -590,6 +723,12 @@
           <w:bCs/>
         </w:rPr>
       </w:r>
+      <w:r>
+        <w:rPr>
+          <w:b/>
+          <w:bCs/>
+        </w:rPr>
+      </w:r>
     </w:p>
     <w:p>
       <w:pPr>
@@ -614,6 +753,12 @@
           <w:bCs/>
         </w:rPr>
       </w:r>
+      <w:r>
+        <w:rPr>
+          <w:b/>
+          <w:bCs/>
+        </w:rPr>
+      </w:r>
     </w:p>
     <w:p>
       <w:pPr>
@@ -639,6 +784,12 @@
           <w:bCs/>
         </w:rPr>
       </w:r>
+      <w:r>
+        <w:rPr>
+          <w:b/>
+          <w:bCs/>
+        </w:rPr>
+      </w:r>
     </w:p>
     <w:p>
       <w:pPr>
@@ -664,6 +815,12 @@
           <w:bCs/>
         </w:rPr>
       </w:r>
+      <w:r>
+        <w:rPr>
+          <w:b/>
+          <w:bCs/>
+        </w:rPr>
+      </w:r>
     </w:p>
     <w:p>
       <w:pPr>
@@ -689,6 +846,12 @@
           <w:bCs/>
         </w:rPr>
       </w:r>
+      <w:r>
+        <w:rPr>
+          <w:b/>
+          <w:bCs/>
+        </w:rPr>
+      </w:r>
     </w:p>
     <w:p>
       <w:pPr>
@@ -714,6 +877,12 @@
           <w:bCs/>
         </w:rPr>
       </w:r>
+      <w:r>
+        <w:rPr>
+          <w:b/>
+          <w:bCs/>
+        </w:rPr>
+      </w:r>
     </w:p>
     <w:p>
       <w:pPr>
@@ -739,6 +908,12 @@
           <w:bCs/>
         </w:rPr>
       </w:r>
+      <w:r>
+        <w:rPr>
+          <w:b/>
+          <w:bCs/>
+        </w:rPr>
+      </w:r>
     </w:p>
     <w:p>
       <w:pPr>
@@ -764,6 +939,12 @@
           <w:bCs/>
         </w:rPr>
       </w:r>
+      <w:r>
+        <w:rPr>
+          <w:b/>
+          <w:bCs/>
+        </w:rPr>
+      </w:r>
     </w:p>
     <w:p>
       <w:pPr>
@@ -789,6 +970,12 @@
           <w:bCs/>
         </w:rPr>
       </w:r>
+      <w:r>
+        <w:rPr>
+          <w:b/>
+          <w:bCs/>
+        </w:rPr>
+      </w:r>
     </w:p>
     <w:p>
       <w:pPr>
@@ -814,6 +1001,12 @@
           <w:bCs/>
         </w:rPr>
       </w:r>
+      <w:r>
+        <w:rPr>
+          <w:b/>
+          <w:bCs/>
+        </w:rPr>
+      </w:r>
     </w:p>
     <w:p>
       <w:pPr>
@@ -839,6 +1032,12 @@
           <w:bCs/>
         </w:rPr>
       </w:r>
+      <w:r>
+        <w:rPr>
+          <w:b/>
+          <w:bCs/>
+        </w:rPr>
+      </w:r>
     </w:p>
     <w:p>
       <w:pPr>
@@ -864,6 +1063,12 @@
           <w:bCs/>
         </w:rPr>
       </w:r>
+      <w:r>
+        <w:rPr>
+          <w:b/>
+          <w:bCs/>
+        </w:rPr>
+      </w:r>
     </w:p>
     <w:p>
       <w:pPr>
@@ -889,6 +1094,12 @@
           <w:bCs/>
         </w:rPr>
       </w:r>
+      <w:r>
+        <w:rPr>
+          <w:b/>
+          <w:bCs/>
+        </w:rPr>
+      </w:r>
     </w:p>
     <w:p>
       <w:pPr>
@@ -914,6 +1125,12 @@
           <w:bCs/>
         </w:rPr>
       </w:r>
+      <w:r>
+        <w:rPr>
+          <w:b/>
+          <w:bCs/>
+        </w:rPr>
+      </w:r>
     </w:p>
     <w:p>
       <w:pPr>
@@ -939,6 +1156,12 @@
           <w:bCs/>
         </w:rPr>
       </w:r>
+      <w:r>
+        <w:rPr>
+          <w:b/>
+          <w:bCs/>
+        </w:rPr>
+      </w:r>
     </w:p>
     <w:p>
       <w:pPr>
@@ -963,6 +1186,12 @@
           <w:bCs/>
         </w:rPr>
       </w:r>
+      <w:r>
+        <w:rPr>
+          <w:b/>
+          <w:bCs/>
+        </w:rPr>
+      </w:r>
     </w:p>
     <w:p>
       <w:pPr>
@@ -988,6 +1217,12 @@
           <w:bCs/>
         </w:rPr>
       </w:r>
+      <w:r>
+        <w:rPr>
+          <w:b/>
+          <w:bCs/>
+        </w:rPr>
+      </w:r>
     </w:p>
     <w:p>
       <w:pPr>
@@ -1013,6 +1248,12 @@
           <w:bCs/>
         </w:rPr>
       </w:r>
+      <w:r>
+        <w:rPr>
+          <w:b/>
+          <w:bCs/>
+        </w:rPr>
+      </w:r>
     </w:p>
     <w:p>
       <w:pPr>
@@ -1038,6 +1279,12 @@
           <w:bCs/>
         </w:rPr>
       </w:r>
+      <w:r>
+        <w:rPr>
+          <w:b/>
+          <w:bCs/>
+        </w:rPr>
+      </w:r>
     </w:p>
     <w:p>
       <w:pPr>
@@ -1063,6 +1310,12 @@
           <w:bCs/>
         </w:rPr>
       </w:r>
+      <w:r>
+        <w:rPr>
+          <w:b/>
+          <w:bCs/>
+        </w:rPr>
+      </w:r>
     </w:p>
     <w:p>
       <w:pPr>
@@ -1088,6 +1341,12 @@
           <w:bCs/>
         </w:rPr>
       </w:r>
+      <w:r>
+        <w:rPr>
+          <w:b/>
+          <w:bCs/>
+        </w:rPr>
+      </w:r>
     </w:p>
     <w:p>
       <w:pPr>
@@ -1113,6 +1372,12 @@
           <w:bCs/>
         </w:rPr>
       </w:r>
+      <w:r>
+        <w:rPr>
+          <w:b/>
+          <w:bCs/>
+        </w:rPr>
+      </w:r>
     </w:p>
     <w:p>
       <w:pPr>
@@ -1138,11 +1403,17 @@
           <w:bCs/>
         </w:rPr>
       </w:r>
+      <w:r>
+        <w:rPr>
+          <w:b/>
+          <w:bCs/>
+        </w:rPr>
+      </w:r>
     </w:p>
     <w:p>
       <w:pPr>
         <w:pBdr/>
-        <w:shd w:val="nil"/>
+        <w:shd w:val="nil" w:color="auto"/>
         <w:spacing/>
         <w:ind/>
         <w:rPr>
@@ -1193,6 +1464,12 @@
           <w:bCs/>
         </w:rPr>
       </w:r>
+      <w:r>
+        <w:rPr>
+          <w:b/>
+          <w:bCs/>
+        </w:rPr>
+      </w:r>
     </w:p>
     <w:p>
       <w:pPr>
@@ -1218,6 +1495,12 @@
           <w:bCs/>
         </w:rPr>
       </w:r>
+      <w:r>
+        <w:rPr>
+          <w:b/>
+          <w:bCs/>
+        </w:rPr>
+      </w:r>
     </w:p>
     <w:p>
       <w:pPr>
@@ -1243,6 +1526,12 @@
           <w:bCs/>
         </w:rPr>
       </w:r>
+      <w:r>
+        <w:rPr>
+          <w:b/>
+          <w:bCs/>
+        </w:rPr>
+      </w:r>
     </w:p>
     <w:p>
       <w:pPr>
@@ -1268,6 +1557,12 @@
           <w:bCs/>
         </w:rPr>
       </w:r>
+      <w:r>
+        <w:rPr>
+          <w:b/>
+          <w:bCs/>
+        </w:rPr>
+      </w:r>
     </w:p>
     <w:p>
       <w:pPr>
@@ -1292,6 +1587,12 @@
           <w:bCs/>
         </w:rPr>
       </w:r>
+      <w:r>
+        <w:rPr>
+          <w:b/>
+          <w:bCs/>
+        </w:rPr>
+      </w:r>
     </w:p>
     <w:p>
       <w:pPr>
@@ -1317,6 +1618,12 @@
           <w:bCs/>
         </w:rPr>
       </w:r>
+      <w:r>
+        <w:rPr>
+          <w:b/>
+          <w:bCs/>
+        </w:rPr>
+      </w:r>
     </w:p>
     <w:p>
       <w:pPr>
@@ -1342,6 +1649,12 @@
           <w:bCs/>
         </w:rPr>
       </w:r>
+      <w:r>
+        <w:rPr>
+          <w:b/>
+          <w:bCs/>
+        </w:rPr>
+      </w:r>
     </w:p>
     <w:p>
       <w:pPr>
@@ -1367,6 +1680,12 @@
           <w:bCs/>
         </w:rPr>
       </w:r>
+      <w:r>
+        <w:rPr>
+          <w:b/>
+          <w:bCs/>
+        </w:rPr>
+      </w:r>
     </w:p>
     <w:p>
       <w:pPr>
@@ -1392,6 +1711,12 @@
           <w:bCs/>
         </w:rPr>
       </w:r>
+      <w:r>
+        <w:rPr>
+          <w:b/>
+          <w:bCs/>
+        </w:rPr>
+      </w:r>
     </w:p>
     <w:p>
       <w:pPr>
@@ -1416,6 +1741,12 @@
           <w:bCs/>
         </w:rPr>
       </w:r>
+      <w:r>
+        <w:rPr>
+          <w:b/>
+          <w:bCs/>
+        </w:rPr>
+      </w:r>
     </w:p>
     <w:p>
       <w:pPr>
@@ -1441,6 +1772,12 @@
           <w:bCs/>
         </w:rPr>
       </w:r>
+      <w:r>
+        <w:rPr>
+          <w:b/>
+          <w:bCs/>
+        </w:rPr>
+      </w:r>
     </w:p>
     <w:p>
       <w:pPr>
@@ -1466,6 +1803,12 @@
           <w:bCs/>
         </w:rPr>
       </w:r>
+      <w:r>
+        <w:rPr>
+          <w:b/>
+          <w:bCs/>
+        </w:rPr>
+      </w:r>
     </w:p>
     <w:p>
       <w:pPr>
@@ -1491,6 +1834,12 @@
           <w:bCs/>
         </w:rPr>
       </w:r>
+      <w:r>
+        <w:rPr>
+          <w:b/>
+          <w:bCs/>
+        </w:rPr>
+      </w:r>
     </w:p>
     <w:p>
       <w:pPr>
@@ -1516,6 +1865,12 @@
           <w:bCs/>
         </w:rPr>
       </w:r>
+      <w:r>
+        <w:rPr>
+          <w:b/>
+          <w:bCs/>
+        </w:rPr>
+      </w:r>
     </w:p>
     <w:p>
       <w:pPr>
@@ -1541,6 +1896,12 @@
           <w:bCs/>
         </w:rPr>
       </w:r>
+      <w:r>
+        <w:rPr>
+          <w:b/>
+          <w:bCs/>
+        </w:rPr>
+      </w:r>
     </w:p>
     <w:p>
       <w:pPr>
@@ -1566,6 +1927,12 @@
           <w:bCs/>
         </w:rPr>
       </w:r>
+      <w:r>
+        <w:rPr>
+          <w:b/>
+          <w:bCs/>
+        </w:rPr>
+      </w:r>
     </w:p>
     <w:p>
       <w:pPr>
@@ -1590,6 +1957,12 @@
           <w:bCs/>
         </w:rPr>
       </w:r>
+      <w:r>
+        <w:rPr>
+          <w:b/>
+          <w:bCs/>
+        </w:rPr>
+      </w:r>
     </w:p>
     <w:p>
       <w:pPr>
@@ -1615,6 +1988,12 @@
           <w:bCs/>
         </w:rPr>
       </w:r>
+      <w:r>
+        <w:rPr>
+          <w:b/>
+          <w:bCs/>
+        </w:rPr>
+      </w:r>
     </w:p>
     <w:p>
       <w:pPr>
@@ -1640,6 +2019,12 @@
           <w:bCs/>
         </w:rPr>
       </w:r>
+      <w:r>
+        <w:rPr>
+          <w:b/>
+          <w:bCs/>
+        </w:rPr>
+      </w:r>
     </w:p>
     <w:p>
       <w:pPr>
@@ -1665,6 +2050,12 @@
           <w:bCs/>
         </w:rPr>
       </w:r>
+      <w:r>
+        <w:rPr>
+          <w:b/>
+          <w:bCs/>
+        </w:rPr>
+      </w:r>
     </w:p>
     <w:p>
       <w:pPr>
@@ -1689,6 +2080,7 @@
         <w:rPr>
           <w:b/>
           <w:bCs/>
+          <w14:ligatures w14:val="none"/>
         </w:rPr>
       </w:r>
       <w:r>
@@ -1732,6 +2124,13 @@
           <w:bCs/>
         </w:rPr>
       </w:r>
+      <w:r>
+        <w:rPr>
+          <w:b/>
+          <w:bCs/>
+          <w14:ligatures w14:val="none"/>
+        </w:rPr>
+      </w:r>
     </w:p>
     <w:p>
       <w:pPr>
@@ -1757,6 +2156,12 @@
           <w:bCs/>
         </w:rPr>
       </w:r>
+      <w:r>
+        <w:rPr>
+          <w:b/>
+          <w:bCs/>
+        </w:rPr>
+      </w:r>
     </w:p>
     <w:p>
       <w:pPr>
@@ -1781,6 +2186,12 @@
           <w:bCs/>
         </w:rPr>
       </w:r>
+      <w:r>
+        <w:rPr>
+          <w:b/>
+          <w:bCs/>
+        </w:rPr>
+      </w:r>
     </w:p>
     <w:p>
       <w:pPr>
@@ -1806,6 +2217,12 @@
           <w:bCs/>
         </w:rPr>
       </w:r>
+      <w:r>
+        <w:rPr>
+          <w:b/>
+          <w:bCs/>
+        </w:rPr>
+      </w:r>
     </w:p>
     <w:p>
       <w:pPr>
@@ -1831,6 +2248,12 @@
           <w:bCs/>
         </w:rPr>
       </w:r>
+      <w:r>
+        <w:rPr>
+          <w:b/>
+          <w:bCs/>
+        </w:rPr>
+      </w:r>
     </w:p>
     <w:p>
       <w:pPr>
@@ -1856,6 +2279,12 @@
           <w:bCs/>
         </w:rPr>
       </w:r>
+      <w:r>
+        <w:rPr>
+          <w:b/>
+          <w:bCs/>
+        </w:rPr>
+      </w:r>
     </w:p>
     <w:p>
       <w:pPr>
@@ -1881,6 +2310,12 @@
           <w:bCs/>
         </w:rPr>
       </w:r>
+      <w:r>
+        <w:rPr>
+          <w:b/>
+          <w:bCs/>
+        </w:rPr>
+      </w:r>
     </w:p>
     <w:p>
       <w:pPr>
@@ -1906,6 +2341,12 @@
           <w:bCs/>
         </w:rPr>
       </w:r>
+      <w:r>
+        <w:rPr>
+          <w:b/>
+          <w:bCs/>
+        </w:rPr>
+      </w:r>
     </w:p>
     <w:p>
       <w:pPr>
@@ -1931,6 +2372,12 @@
           <w:bCs/>
         </w:rPr>
       </w:r>
+      <w:r>
+        <w:rPr>
+          <w:b/>
+          <w:bCs/>
+        </w:rPr>
+      </w:r>
     </w:p>
     <w:p>
       <w:pPr>
@@ -1956,6 +2403,12 @@
           <w:bCs/>
         </w:rPr>
       </w:r>
+      <w:r>
+        <w:rPr>
+          <w:b/>
+          <w:bCs/>
+        </w:rPr>
+      </w:r>
     </w:p>
     <w:p>
       <w:pPr>
@@ -1981,6 +2434,12 @@
           <w:bCs/>
         </w:rPr>
       </w:r>
+      <w:r>
+        <w:rPr>
+          <w:b/>
+          <w:bCs/>
+        </w:rPr>
+      </w:r>
     </w:p>
     <w:p>
       <w:pPr>
@@ -2006,6 +2465,12 @@
           <w:bCs/>
         </w:rPr>
       </w:r>
+      <w:r>
+        <w:rPr>
+          <w:b/>
+          <w:bCs/>
+        </w:rPr>
+      </w:r>
     </w:p>
     <w:p>
       <w:pPr>
@@ -2031,6 +2496,12 @@
           <w:bCs/>
         </w:rPr>
       </w:r>
+      <w:r>
+        <w:rPr>
+          <w:b/>
+          <w:bCs/>
+        </w:rPr>
+      </w:r>
     </w:p>
     <w:p>
       <w:pPr>
@@ -2055,6 +2526,12 @@
           <w:bCs/>
         </w:rPr>
       </w:r>
+      <w:r>
+        <w:rPr>
+          <w:b/>
+          <w:bCs/>
+        </w:rPr>
+      </w:r>
     </w:p>
     <w:p>
       <w:pPr>
@@ -2080,6 +2557,12 @@
           <w:bCs/>
         </w:rPr>
       </w:r>
+      <w:r>
+        <w:rPr>
+          <w:b/>
+          <w:bCs/>
+        </w:rPr>
+      </w:r>
     </w:p>
     <w:p>
       <w:pPr>
@@ -2104,6 +2587,12 @@
           <w:bCs/>
         </w:rPr>
       </w:r>
+      <w:r>
+        <w:rPr>
+          <w:b/>
+          <w:bCs/>
+        </w:rPr>
+      </w:r>
     </w:p>
     <w:p>
       <w:pPr>
@@ -2129,6 +2618,12 @@
           <w:bCs/>
         </w:rPr>
       </w:r>
+      <w:r>
+        <w:rPr>
+          <w:b/>
+          <w:bCs/>
+        </w:rPr>
+      </w:r>
     </w:p>
     <w:p>
       <w:pPr>
@@ -2154,6 +2649,12 @@
           <w:bCs/>
         </w:rPr>
       </w:r>
+      <w:r>
+        <w:rPr>
+          <w:b/>
+          <w:bCs/>
+        </w:rPr>
+      </w:r>
     </w:p>
     <w:p>
       <w:pPr>
@@ -2179,6 +2680,12 @@
           <w:bCs/>
         </w:rPr>
       </w:r>
+      <w:r>
+        <w:rPr>
+          <w:b/>
+          <w:bCs/>
+        </w:rPr>
+      </w:r>
     </w:p>
     <w:p>
       <w:pPr>
@@ -2204,6 +2711,12 @@
           <w:bCs/>
         </w:rPr>
       </w:r>
+      <w:r>
+        <w:rPr>
+          <w:b/>
+          <w:bCs/>
+        </w:rPr>
+      </w:r>
     </w:p>
     <w:p>
       <w:pPr>
@@ -2228,6 +2741,12 @@
           <w:bCs/>
         </w:rPr>
       </w:r>
+      <w:r>
+        <w:rPr>
+          <w:b/>
+          <w:bCs/>
+        </w:rPr>
+      </w:r>
     </w:p>
     <w:p>
       <w:pPr>
@@ -2253,6 +2772,12 @@
           <w:bCs/>
         </w:rPr>
       </w:r>
+      <w:r>
+        <w:rPr>
+          <w:b/>
+          <w:bCs/>
+        </w:rPr>
+      </w:r>
     </w:p>
     <w:p>
       <w:pPr>
@@ -2278,6 +2803,12 @@
           <w:bCs/>
         </w:rPr>
       </w:r>
+      <w:r>
+        <w:rPr>
+          <w:b/>
+          <w:bCs/>
+        </w:rPr>
+      </w:r>
     </w:p>
     <w:p>
       <w:pPr>
@@ -2302,6 +2833,12 @@
           <w:bCs/>
         </w:rPr>
       </w:r>
+      <w:r>
+        <w:rPr>
+          <w:b/>
+          <w:bCs/>
+        </w:rPr>
+      </w:r>
     </w:p>
     <w:p>
       <w:pPr>
@@ -2327,6 +2864,12 @@
           <w:bCs/>
         </w:rPr>
       </w:r>
+      <w:r>
+        <w:rPr>
+          <w:b/>
+          <w:bCs/>
+        </w:rPr>
+      </w:r>
     </w:p>
     <w:p>
       <w:pPr>
@@ -2352,6 +2895,12 @@
           <w:bCs/>
         </w:rPr>
       </w:r>
+      <w:r>
+        <w:rPr>
+          <w:b/>
+          <w:bCs/>
+        </w:rPr>
+      </w:r>
     </w:p>
     <w:p>
       <w:pPr>
@@ -2376,6 +2925,12 @@
           <w:bCs/>
         </w:rPr>
       </w:r>
+      <w:r>
+        <w:rPr>
+          <w:b/>
+          <w:bCs/>
+        </w:rPr>
+      </w:r>
     </w:p>
     <w:p>
       <w:pPr>
@@ -2401,6 +2956,12 @@
           <w:bCs/>
         </w:rPr>
       </w:r>
+      <w:r>
+        <w:rPr>
+          <w:b/>
+          <w:bCs/>
+        </w:rPr>
+      </w:r>
     </w:p>
     <w:p>
       <w:pPr>
@@ -2426,6 +2987,12 @@
           <w:bCs/>
         </w:rPr>
       </w:r>
+      <w:r>
+        <w:rPr>
+          <w:b/>
+          <w:bCs/>
+        </w:rPr>
+      </w:r>
     </w:p>
     <w:p>
       <w:pPr>
@@ -2451,6 +3018,12 @@
           <w:bCs/>
         </w:rPr>
       </w:r>
+      <w:r>
+        <w:rPr>
+          <w:b/>
+          <w:bCs/>
+        </w:rPr>
+      </w:r>
     </w:p>
     <w:p>
       <w:pPr>
@@ -2476,6 +3049,12 @@
           <w:bCs/>
         </w:rPr>
       </w:r>
+      <w:r>
+        <w:rPr>
+          <w:b/>
+          <w:bCs/>
+        </w:rPr>
+      </w:r>
     </w:p>
     <w:p>
       <w:pPr>
@@ -2501,6 +3080,12 @@
           <w:bCs/>
         </w:rPr>
       </w:r>
+      <w:r>
+        <w:rPr>
+          <w:b/>
+          <w:bCs/>
+        </w:rPr>
+      </w:r>
     </w:p>
     <w:p>
       <w:pPr>
@@ -2526,6 +3111,12 @@
           <w:bCs/>
         </w:rPr>
       </w:r>
+      <w:r>
+        <w:rPr>
+          <w:b/>
+          <w:bCs/>
+        </w:rPr>
+      </w:r>
     </w:p>
     <w:p>
       <w:pPr>
@@ -2551,6 +3142,12 @@
           <w:bCs/>
         </w:rPr>
       </w:r>
+      <w:r>
+        <w:rPr>
+          <w:b/>
+          <w:bCs/>
+        </w:rPr>
+      </w:r>
     </w:p>
     <w:p>
       <w:pPr>
@@ -2576,6 +3173,12 @@
           <w:bCs/>
         </w:rPr>
       </w:r>
+      <w:r>
+        <w:rPr>
+          <w:b/>
+          <w:bCs/>
+        </w:rPr>
+      </w:r>
     </w:p>
     <w:p>
       <w:pPr>
@@ -2600,6 +3203,12 @@
           <w:bCs/>
         </w:rPr>
       </w:r>
+      <w:r>
+        <w:rPr>
+          <w:b/>
+          <w:bCs/>
+        </w:rPr>
+      </w:r>
     </w:p>
     <w:p>
       <w:pPr>
@@ -2625,6 +3234,12 @@
           <w:bCs/>
         </w:rPr>
       </w:r>
+      <w:r>
+        <w:rPr>
+          <w:b/>
+          <w:bCs/>
+        </w:rPr>
+      </w:r>
     </w:p>
     <w:p>
       <w:pPr>
@@ -2650,6 +3265,12 @@
           <w:bCs/>
         </w:rPr>
       </w:r>
+      <w:r>
+        <w:rPr>
+          <w:b/>
+          <w:bCs/>
+        </w:rPr>
+      </w:r>
     </w:p>
     <w:p>
       <w:pPr>
@@ -2675,6 +3296,12 @@
           <w:bCs/>
         </w:rPr>
       </w:r>
+      <w:r>
+        <w:rPr>
+          <w:b/>
+          <w:bCs/>
+        </w:rPr>
+      </w:r>
     </w:p>
     <w:p>
       <w:pPr>
@@ -2700,6 +3327,12 @@
           <w:bCs/>
         </w:rPr>
       </w:r>
+      <w:r>
+        <w:rPr>
+          <w:b/>
+          <w:bCs/>
+        </w:rPr>
+      </w:r>
     </w:p>
     <w:p>
       <w:pPr>
@@ -2725,6 +3358,12 @@
           <w:bCs/>
         </w:rPr>
       </w:r>
+      <w:r>
+        <w:rPr>
+          <w:b/>
+          <w:bCs/>
+        </w:rPr>
+      </w:r>
     </w:p>
     <w:p>
       <w:pPr>
@@ -2750,6 +3389,12 @@
           <w:bCs/>
         </w:rPr>
       </w:r>
+      <w:r>
+        <w:rPr>
+          <w:b/>
+          <w:bCs/>
+        </w:rPr>
+      </w:r>
     </w:p>
     <w:p>
       <w:pPr>
@@ -2775,11 +3420,17 @@
           <w:bCs/>
         </w:rPr>
       </w:r>
+      <w:r>
+        <w:rPr>
+          <w:b/>
+          <w:bCs/>
+        </w:rPr>
+      </w:r>
     </w:p>
     <w:p>
       <w:pPr>
         <w:pBdr/>
-        <w:shd w:val="nil"/>
+        <w:shd w:val="nil" w:color="auto"/>
         <w:spacing/>
         <w:ind/>
         <w:rPr>
@@ -2831,6 +3482,12 @@
           <w:bCs/>
         </w:rPr>
       </w:r>
+      <w:r>
+        <w:rPr>
+          <w:b/>
+          <w:bCs/>
+        </w:rPr>
+      </w:r>
     </w:p>
     <w:p>
       <w:pPr>
@@ -2856,6 +3513,12 @@
           <w:bCs/>
         </w:rPr>
       </w:r>
+      <w:r>
+        <w:rPr>
+          <w:b/>
+          <w:bCs/>
+        </w:rPr>
+      </w:r>
     </w:p>
     <w:p>
       <w:pPr>
@@ -2881,6 +3544,12 @@
           <w:bCs/>
         </w:rPr>
       </w:r>
+      <w:r>
+        <w:rPr>
+          <w:b/>
+          <w:bCs/>
+        </w:rPr>
+      </w:r>
     </w:p>
     <w:p>
       <w:pPr>
@@ -2906,6 +3575,12 @@
           <w:bCs/>
         </w:rPr>
       </w:r>
+      <w:r>
+        <w:rPr>
+          <w:b/>
+          <w:bCs/>
+        </w:rPr>
+      </w:r>
     </w:p>
     <w:p>
       <w:pPr>
@@ -2930,6 +3605,12 @@
           <w:bCs/>
         </w:rPr>
       </w:r>
+      <w:r>
+        <w:rPr>
+          <w:b/>
+          <w:bCs/>
+        </w:rPr>
+      </w:r>
     </w:p>
     <w:p>
       <w:pPr>
@@ -2955,6 +3636,12 @@
           <w:bCs/>
         </w:rPr>
       </w:r>
+      <w:r>
+        <w:rPr>
+          <w:b/>
+          <w:bCs/>
+        </w:rPr>
+      </w:r>
     </w:p>
     <w:p>
       <w:pPr>
@@ -2980,6 +3667,12 @@
           <w:bCs/>
         </w:rPr>
       </w:r>
+      <w:r>
+        <w:rPr>
+          <w:b/>
+          <w:bCs/>
+        </w:rPr>
+      </w:r>
     </w:p>
     <w:p>
       <w:pPr>
@@ -3005,6 +3698,12 @@
           <w:bCs/>
         </w:rPr>
       </w:r>
+      <w:r>
+        <w:rPr>
+          <w:b/>
+          <w:bCs/>
+        </w:rPr>
+      </w:r>
     </w:p>
     <w:p>
       <w:pPr>
@@ -3029,6 +3728,12 @@
           <w:bCs/>
         </w:rPr>
       </w:r>
+      <w:r>
+        <w:rPr>
+          <w:b/>
+          <w:bCs/>
+        </w:rPr>
+      </w:r>
     </w:p>
     <w:p>
       <w:pPr>
@@ -3054,6 +3759,12 @@
           <w:bCs/>
         </w:rPr>
       </w:r>
+      <w:r>
+        <w:rPr>
+          <w:b/>
+          <w:bCs/>
+        </w:rPr>
+      </w:r>
     </w:p>
     <w:p>
       <w:pPr>
@@ -3079,6 +3790,12 @@
           <w:bCs/>
         </w:rPr>
       </w:r>
+      <w:r>
+        <w:rPr>
+          <w:b/>
+          <w:bCs/>
+        </w:rPr>
+      </w:r>
     </w:p>
     <w:p>
       <w:pPr>
@@ -3104,6 +3821,12 @@
           <w:bCs/>
         </w:rPr>
       </w:r>
+      <w:r>
+        <w:rPr>
+          <w:b/>
+          <w:bCs/>
+        </w:rPr>
+      </w:r>
     </w:p>
     <w:p>
       <w:pPr>
@@ -3129,6 +3852,12 @@
           <w:bCs/>
         </w:rPr>
       </w:r>
+      <w:r>
+        <w:rPr>
+          <w:b/>
+          <w:bCs/>
+        </w:rPr>
+      </w:r>
     </w:p>
     <w:p>
       <w:pPr>
@@ -3153,6 +3882,12 @@
           <w:bCs/>
         </w:rPr>
       </w:r>
+      <w:r>
+        <w:rPr>
+          <w:b/>
+          <w:bCs/>
+        </w:rPr>
+      </w:r>
     </w:p>
     <w:p>
       <w:pPr>
@@ -3178,6 +3913,12 @@
           <w:bCs/>
         </w:rPr>
       </w:r>
+      <w:r>
+        <w:rPr>
+          <w:b/>
+          <w:bCs/>
+        </w:rPr>
+      </w:r>
     </w:p>
     <w:p>
       <w:pPr>
@@ -3203,6 +3944,12 @@
           <w:bCs/>
         </w:rPr>
       </w:r>
+      <w:r>
+        <w:rPr>
+          <w:b/>
+          <w:bCs/>
+        </w:rPr>
+      </w:r>
     </w:p>
     <w:p>
       <w:pPr>
@@ -3227,6 +3974,12 @@
           <w:bCs/>
         </w:rPr>
       </w:r>
+      <w:r>
+        <w:rPr>
+          <w:b/>
+          <w:bCs/>
+        </w:rPr>
+      </w:r>
     </w:p>
     <w:p>
       <w:pPr>
@@ -3252,6 +4005,12 @@
           <w:bCs/>
         </w:rPr>
       </w:r>
+      <w:r>
+        <w:rPr>
+          <w:b/>
+          <w:bCs/>
+        </w:rPr>
+      </w:r>
     </w:p>
     <w:p>
       <w:pPr>
@@ -3277,6 +4036,12 @@
           <w:bCs/>
         </w:rPr>
       </w:r>
+      <w:r>
+        <w:rPr>
+          <w:b/>
+          <w:bCs/>
+        </w:rPr>
+      </w:r>
     </w:p>
     <w:p>
       <w:pPr>
@@ -3302,6 +4067,12 @@
           <w:bCs/>
         </w:rPr>
       </w:r>
+      <w:r>
+        <w:rPr>
+          <w:b/>
+          <w:bCs/>
+        </w:rPr>
+      </w:r>
     </w:p>
     <w:p>
       <w:pPr>
@@ -3327,6 +4098,12 @@
           <w:bCs/>
         </w:rPr>
       </w:r>
+      <w:r>
+        <w:rPr>
+          <w:b/>
+          <w:bCs/>
+        </w:rPr>
+      </w:r>
     </w:p>
     <w:p>
       <w:pPr>
@@ -3351,6 +4128,12 @@
           <w:bCs/>
         </w:rPr>
       </w:r>
+      <w:r>
+        <w:rPr>
+          <w:b/>
+          <w:bCs/>
+        </w:rPr>
+      </w:r>
     </w:p>
     <w:p>
       <w:pPr>
@@ -3376,6 +4159,12 @@
           <w:bCs/>
         </w:rPr>
       </w:r>
+      <w:r>
+        <w:rPr>
+          <w:b/>
+          <w:bCs/>
+        </w:rPr>
+      </w:r>
     </w:p>
     <w:p>
       <w:pPr>
@@ -3401,6 +4190,12 @@
           <w:bCs/>
         </w:rPr>
       </w:r>
+      <w:r>
+        <w:rPr>
+          <w:b/>
+          <w:bCs/>
+        </w:rPr>
+      </w:r>
     </w:p>
     <w:p>
       <w:pPr>
@@ -3426,6 +4221,12 @@
           <w:bCs/>
         </w:rPr>
       </w:r>
+      <w:r>
+        <w:rPr>
+          <w:b/>
+          <w:bCs/>
+        </w:rPr>
+      </w:r>
     </w:p>
     <w:p>
       <w:pPr>
@@ -3451,6 +4252,12 @@
           <w:bCs/>
         </w:rPr>
       </w:r>
+      <w:r>
+        <w:rPr>
+          <w:b/>
+          <w:bCs/>
+        </w:rPr>
+      </w:r>
     </w:p>
     <w:p>
       <w:pPr>
@@ -3475,6 +4282,12 @@
           <w:bCs/>
         </w:rPr>
       </w:r>
+      <w:r>
+        <w:rPr>
+          <w:b/>
+          <w:bCs/>
+        </w:rPr>
+      </w:r>
     </w:p>
     <w:p>
       <w:pPr>
@@ -3500,6 +4313,12 @@
           <w:bCs/>
         </w:rPr>
       </w:r>
+      <w:r>
+        <w:rPr>
+          <w:b/>
+          <w:bCs/>
+        </w:rPr>
+      </w:r>
     </w:p>
     <w:p>
       <w:pPr>
@@ -3525,6 +4344,12 @@
           <w:bCs/>
         </w:rPr>
       </w:r>
+      <w:r>
+        <w:rPr>
+          <w:b/>
+          <w:bCs/>
+        </w:rPr>
+      </w:r>
     </w:p>
     <w:p>
       <w:pPr>
@@ -3550,6 +4375,12 @@
           <w:bCs/>
         </w:rPr>
       </w:r>
+      <w:r>
+        <w:rPr>
+          <w:b/>
+          <w:bCs/>
+        </w:rPr>
+      </w:r>
     </w:p>
     <w:p>
       <w:pPr>
@@ -3575,6 +4406,12 @@
           <w:bCs/>
         </w:rPr>
       </w:r>
+      <w:r>
+        <w:rPr>
+          <w:b/>
+          <w:bCs/>
+        </w:rPr>
+      </w:r>
     </w:p>
     <w:p>
       <w:pPr>
@@ -3600,6 +4437,12 @@
           <w:bCs/>
         </w:rPr>
       </w:r>
+      <w:r>
+        <w:rPr>
+          <w:b/>
+          <w:bCs/>
+        </w:rPr>
+      </w:r>
     </w:p>
     <w:p>
       <w:pPr>
@@ -3625,6 +4468,12 @@
           <w:bCs/>
         </w:rPr>
       </w:r>
+      <w:r>
+        <w:rPr>
+          <w:b/>
+          <w:bCs/>
+        </w:rPr>
+      </w:r>
     </w:p>
     <w:p>
       <w:pPr>
@@ -3650,6 +4499,12 @@
           <w:bCs/>
         </w:rPr>
       </w:r>
+      <w:r>
+        <w:rPr>
+          <w:b/>
+          <w:bCs/>
+        </w:rPr>
+      </w:r>
     </w:p>
     <w:p>
       <w:pPr>
@@ -3675,6 +4530,12 @@
           <w:bCs/>
         </w:rPr>
       </w:r>
+      <w:r>
+        <w:rPr>
+          <w:b/>
+          <w:bCs/>
+        </w:rPr>
+      </w:r>
     </w:p>
     <w:p>
       <w:pPr>
@@ -3700,6 +4561,12 @@
           <w:bCs/>
         </w:rPr>
       </w:r>
+      <w:r>
+        <w:rPr>
+          <w:b/>
+          <w:bCs/>
+        </w:rPr>
+      </w:r>
     </w:p>
     <w:p>
       <w:pPr>
@@ -3725,6 +4592,12 @@
           <w:bCs/>
         </w:rPr>
       </w:r>
+      <w:r>
+        <w:rPr>
+          <w:b/>
+          <w:bCs/>
+        </w:rPr>
+      </w:r>
     </w:p>
     <w:p>
       <w:pPr>
@@ -3750,6 +4623,12 @@
           <w:bCs/>
         </w:rPr>
       </w:r>
+      <w:r>
+        <w:rPr>
+          <w:b/>
+          <w:bCs/>
+        </w:rPr>
+      </w:r>
     </w:p>
     <w:p>
       <w:pPr>
@@ -3775,6 +4654,12 @@
           <w:bCs/>
         </w:rPr>
       </w:r>
+      <w:r>
+        <w:rPr>
+          <w:b/>
+          <w:bCs/>
+        </w:rPr>
+      </w:r>
     </w:p>
     <w:p>
       <w:pPr>
@@ -3800,6 +4685,12 @@
           <w:bCs/>
         </w:rPr>
       </w:r>
+      <w:r>
+        <w:rPr>
+          <w:b/>
+          <w:bCs/>
+        </w:rPr>
+      </w:r>
     </w:p>
     <w:p>
       <w:pPr>
@@ -3824,6 +4715,12 @@
           <w:bCs/>
         </w:rPr>
       </w:r>
+      <w:r>
+        <w:rPr>
+          <w:b/>
+          <w:bCs/>
+        </w:rPr>
+      </w:r>
     </w:p>
     <w:p>
       <w:pPr>
@@ -3849,6 +4746,12 @@
           <w:bCs/>
         </w:rPr>
       </w:r>
+      <w:r>
+        <w:rPr>
+          <w:b/>
+          <w:bCs/>
+        </w:rPr>
+      </w:r>
     </w:p>
     <w:p>
       <w:pPr>
@@ -3874,6 +4777,12 @@
           <w:bCs/>
         </w:rPr>
       </w:r>
+      <w:r>
+        <w:rPr>
+          <w:b/>
+          <w:bCs/>
+        </w:rPr>
+      </w:r>
     </w:p>
     <w:p>
       <w:pPr>
@@ -3899,6 +4808,12 @@
           <w:bCs/>
         </w:rPr>
       </w:r>
+      <w:r>
+        <w:rPr>
+          <w:b/>
+          <w:bCs/>
+        </w:rPr>
+      </w:r>
     </w:p>
     <w:p>
       <w:pPr>
@@ -3924,6 +4839,12 @@
           <w:bCs/>
         </w:rPr>
       </w:r>
+      <w:r>
+        <w:rPr>
+          <w:b/>
+          <w:bCs/>
+        </w:rPr>
+      </w:r>
     </w:p>
     <w:p>
       <w:pPr>
@@ -3949,6 +4870,12 @@
           <w:bCs/>
         </w:rPr>
       </w:r>
+      <w:r>
+        <w:rPr>
+          <w:b/>
+          <w:bCs/>
+        </w:rPr>
+      </w:r>
     </w:p>
     <w:p>
       <w:pPr>
@@ -3974,6 +4901,12 @@
           <w:bCs/>
         </w:rPr>
       </w:r>
+      <w:r>
+        <w:rPr>
+          <w:b/>
+          <w:bCs/>
+        </w:rPr>
+      </w:r>
     </w:p>
     <w:p>
       <w:pPr>
@@ -3998,6 +4931,7 @@
         <w:rPr>
           <w:b/>
           <w:bCs/>
+          <w14:ligatures w14:val="none"/>
         </w:rPr>
       </w:r>
       <w:r>
@@ -4033,6 +4967,12 @@
           <w:bCs/>
         </w:rPr>
       </w:r>
+      <w:r>
+        <w:rPr>
+          <w:b/>
+          <w:bCs/>
+        </w:rPr>
+      </w:r>
     </w:p>
     <w:p>
       <w:pPr>
@@ -4070,6 +5010,13 @@
           <w:lang w:val="ru-RU"/>
         </w:rPr>
       </w:r>
+      <w:r>
+        <w:rPr>
+          <w:b/>
+          <w:bCs/>
+          <w:highlight w:val="none"/>
+        </w:rPr>
+      </w:r>
     </w:p>
     <w:p>
       <w:pPr>
@@ -4087,21 +5034,87 @@
           <w:bCs/>
           <w:lang w:val="en-US"/>
         </w:rPr>
-        <w:t xml:space="preserve">UML</w:t>
-      </w:r>
-      <w:r>
-        <w:rPr>
-          <w:b/>
-          <w:bCs/>
-          <w:highlight w:val="none"/>
-          <w:lang w:val="ru-RU" w:bidi="ru-RU"/>
-        </w:rPr>
-      </w:r>
-      <w:r>
-        <w:rPr>
-          <w:b/>
-          <w:bCs/>
-          <w:lang w:val="ru-RU"/>
+      </w:r>
+      <w:r>
+        <mc:AlternateContent>
+          <mc:Choice Requires="wpg">
+            <w:drawing>
+              <wp:inline xmlns:wp="http://schemas.openxmlformats.org/drawingml/2006/wordprocessingDrawing" distT="0" distB="0" distL="0" distR="0">
+                <wp:extent cx="5943600" cy="4157400"/>
+                <wp:effectExtent l="0" t="0" r="0" b="0"/>
+                <wp:docPr id="1" name=""/>
+                <wp:cNvGraphicFramePr>
+                  <a:graphicFrameLocks xmlns:a="http://schemas.openxmlformats.org/drawingml/2006/main" noChangeAspect="1"/>
+                </wp:cNvGraphicFramePr>
+                <a:graphic xmlns:a="http://schemas.openxmlformats.org/drawingml/2006/main">
+                  <a:graphicData uri="http://schemas.openxmlformats.org/drawingml/2006/picture">
+                    <pic:pic xmlns:pic="http://schemas.openxmlformats.org/drawingml/2006/picture">
+                      <pic:nvPicPr>
+                        <pic:cNvPr id="1647109147" name=""/>
+                        <pic:cNvPicPr>
+                          <a:picLocks noChangeAspect="1"/>
+                        </pic:cNvPicPr>
+                        <pic:nvPr/>
+                      </pic:nvPicPr>
+                      <pic:blipFill rotWithShape="1">
+                        <a:blip r:embed="rId8"/>
+                        <a:stretch/>
+                      </pic:blipFill>
+                      <pic:spPr bwMode="auto">
+                        <a:xfrm>
+                          <a:off x="0" y="0"/>
+                          <a:ext cx="5943599" cy="4157399"/>
+                        </a:xfrm>
+                        <a:prstGeom prst="rect">
+                          <a:avLst/>
+                        </a:prstGeom>
+                      </pic:spPr>
+                    </pic:pic>
+                  </a:graphicData>
+                </a:graphic>
+              </wp:inline>
+            </w:drawing>
+          </mc:Choice>
+          <mc:Fallback>
+            <w:pict>
+              <v:shapetype id="_x0000_t75" coordsize="21600,21600" o:spt="75" o:preferrelative="t" path="m@4@5l@4@11@9@11@9@5xe" filled="f" stroked="f">
+                <v:stroke joinstyle="miter"/>
+                <v:formulas>
+                  <v:f eqn="if lineDrawn pixelLineWidth 0"/>
+                  <v:f eqn="sum @0 1 0"/>
+                  <v:f eqn="sum 0 0 @1"/>
+                  <v:f eqn="prod @2 1 2"/>
+                  <v:f eqn="prod @3 21600 pixelWidth"/>
+                  <v:f eqn="prod @3 21600 pixelHeight"/>
+                  <v:f eqn="sum @0 0 1"/>
+                  <v:f eqn="prod @6 1 2"/>
+                  <v:f eqn="prod @7 21600 pixelWidth"/>
+                  <v:f eqn="sum @8 21600 0"/>
+                  <v:f eqn="prod @7 21600 pixelHeight"/>
+                  <v:f eqn="sum @10 21600 0"/>
+                </v:formulas>
+                <v:path o:extrusionok="f" gradientshapeok="t" o:connecttype="rect"/>
+                <o:lock v:ext="edit" aspectratio="t"/>
+              </v:shapetype>
+              <v:shape id="_x0000_i0" o:spid="_x0000_s0" type="#_x0000_t75" style="width:468.00pt;height:327.35pt;mso-wrap-distance-left:0.00pt;mso-wrap-distance-top:0.00pt;mso-wrap-distance-right:0.00pt;mso-wrap-distance-bottom:0.00pt;z-index:1;" stroked="false">
+                <v:imagedata r:id="rId8" o:title=""/>
+                <o:lock v:ext="edit" rotation="t"/>
+              </v:shape>
+            </w:pict>
+          </mc:Fallback>
+        </mc:AlternateContent>
+      </w:r>
+      <w:r>
+        <w:rPr>
+          <w:b/>
+          <w:bCs/>
+          <w:lang w:val="en-US"/>
+        </w:rPr>
+      </w:r>
+      <w:r>
+        <w:rPr>
+          <w:b/>
+          <w:bCs/>
         </w:rPr>
       </w:r>
     </w:p>
@@ -4150,7 +5163,6 @@
           <w:b/>
           <w:bCs/>
           <w:highlight w:val="none"/>
-          <w:lang w:val="ru-RU"/>
           <w14:ligatures w14:val="none"/>
         </w:rPr>
       </w:r>
@@ -4187,6 +5199,7 @@
           <w:lang w:val="ru-RU" w:bidi="ru-RU"/>
         </w:rPr>
       </w:r>
+      <w:r/>
     </w:p>
     <w:p>
       <w:pPr>
@@ -4220,6 +5233,7 @@
           <w:lang w:val="ru-RU" w:bidi="ru-RU"/>
         </w:rPr>
       </w:r>
+      <w:r/>
     </w:p>
     <w:p>
       <w:pPr>
@@ -4253,6 +5267,7 @@
           <w:lang w:val="ru-RU" w:bidi="ru-RU"/>
         </w:rPr>
       </w:r>
+      <w:r/>
     </w:p>
     <w:p>
       <w:pPr>
@@ -4286,6 +5301,7 @@
           <w:lang w:val="ru-RU" w:bidi="ru-RU"/>
         </w:rPr>
       </w:r>
+      <w:r/>
     </w:p>
     <w:p>
       <w:pPr>
@@ -4319,6 +5335,7 @@
           <w:lang w:val="ru-RU" w:bidi="ru-RU"/>
         </w:rPr>
       </w:r>
+      <w:r/>
     </w:p>
     <w:p>
       <w:pPr>
@@ -4352,6 +5369,7 @@
           <w:lang w:val="ru-RU" w:bidi="ru-RU"/>
         </w:rPr>
       </w:r>
+      <w:r/>
     </w:p>
     <w:p>
       <w:pPr>
@@ -4385,6 +5403,7 @@
           <w:lang w:val="ru-RU" w:bidi="ru-RU"/>
         </w:rPr>
       </w:r>
+      <w:r/>
     </w:p>
     <w:p>
       <w:pPr>
@@ -4418,6 +5437,7 @@
           <w:lang w:val="ru-RU" w:bidi="ru-RU"/>
         </w:rPr>
       </w:r>
+      <w:r/>
     </w:p>
     <w:p>
       <w:pPr>
@@ -4451,6 +5471,7 @@
           <w:lang w:val="ru-RU" w:bidi="ru-RU"/>
         </w:rPr>
       </w:r>
+      <w:r/>
     </w:p>
     <w:p>
       <w:pPr>
@@ -4484,6 +5505,7 @@
           <w:lang w:val="ru-RU" w:bidi="ru-RU"/>
         </w:rPr>
       </w:r>
+      <w:r/>
     </w:p>
     <w:p>
       <w:pPr>
@@ -4516,6 +5538,7 @@
           <w:lang w:val="ru-RU" w:bidi="ru-RU"/>
         </w:rPr>
       </w:r>
+      <w:r/>
     </w:p>
     <w:p>
       <w:pPr>
@@ -4549,6 +5572,7 @@
           <w:lang w:val="ru-RU" w:bidi="ru-RU"/>
         </w:rPr>
       </w:r>
+      <w:r/>
     </w:p>
     <w:p>
       <w:pPr>
@@ -4582,6 +5606,7 @@
           <w:lang w:val="ru-RU" w:bidi="ru-RU"/>
         </w:rPr>
       </w:r>
+      <w:r/>
     </w:p>
     <w:p>
       <w:pPr>
@@ -4615,6 +5640,7 @@
           <w:lang w:val="ru-RU" w:bidi="ru-RU"/>
         </w:rPr>
       </w:r>
+      <w:r/>
     </w:p>
     <w:p>
       <w:pPr>
@@ -4648,6 +5674,7 @@
           <w:lang w:val="ru-RU" w:bidi="ru-RU"/>
         </w:rPr>
       </w:r>
+      <w:r/>
     </w:p>
     <w:p>
       <w:pPr>
@@ -4680,6 +5707,7 @@
           <w:lang w:val="ru-RU" w:bidi="ru-RU"/>
         </w:rPr>
       </w:r>
+      <w:r/>
     </w:p>
     <w:p>
       <w:pPr>
@@ -4713,6 +5741,7 @@
           <w:lang w:val="ru-RU" w:bidi="ru-RU"/>
         </w:rPr>
       </w:r>
+      <w:r/>
     </w:p>
     <w:p>
       <w:pPr>
@@ -4746,6 +5775,7 @@
           <w:lang w:val="ru-RU" w:bidi="ru-RU"/>
         </w:rPr>
       </w:r>
+      <w:r/>
     </w:p>
     <w:p>
       <w:pPr>
@@ -4779,6 +5809,7 @@
           <w:lang w:val="ru-RU" w:bidi="ru-RU"/>
         </w:rPr>
       </w:r>
+      <w:r/>
     </w:p>
     <w:p>
       <w:pPr>
@@ -4812,6 +5843,7 @@
           <w:lang w:val="ru-RU" w:bidi="ru-RU"/>
         </w:rPr>
       </w:r>
+      <w:r/>
     </w:p>
     <w:p>
       <w:pPr>
@@ -4845,6 +5877,7 @@
           <w:lang w:val="ru-RU" w:bidi="ru-RU"/>
         </w:rPr>
       </w:r>
+      <w:r/>
     </w:p>
     <w:p>
       <w:pPr>
@@ -4878,6 +5911,7 @@
           <w:lang w:val="ru-RU" w:bidi="ru-RU"/>
         </w:rPr>
       </w:r>
+      <w:r/>
     </w:p>
     <w:p>
       <w:pPr>
@@ -4910,6 +5944,7 @@
           <w:lang w:val="ru-RU" w:bidi="ru-RU"/>
         </w:rPr>
       </w:r>
+      <w:r/>
     </w:p>
     <w:p>
       <w:pPr>
@@ -4943,6 +5978,7 @@
           <w:lang w:val="ru-RU" w:bidi="ru-RU"/>
         </w:rPr>
       </w:r>
+      <w:r/>
     </w:p>
     <w:p>
       <w:pPr>
@@ -4976,6 +6012,7 @@
           <w:lang w:val="ru-RU" w:bidi="ru-RU"/>
         </w:rPr>
       </w:r>
+      <w:r/>
     </w:p>
     <w:p>
       <w:pPr>
@@ -5009,6 +6046,7 @@
           <w:lang w:val="ru-RU" w:bidi="ru-RU"/>
         </w:rPr>
       </w:r>
+      <w:r/>
     </w:p>
     <w:p>
       <w:pPr>
@@ -5042,6 +6080,7 @@
           <w:lang w:val="ru-RU" w:bidi="ru-RU"/>
         </w:rPr>
       </w:r>
+      <w:r/>
     </w:p>
     <w:p>
       <w:pPr>
@@ -5074,6 +6113,7 @@
           <w:lang w:val="ru-RU" w:bidi="ru-RU"/>
         </w:rPr>
       </w:r>
+      <w:r/>
     </w:p>
     <w:p>
       <w:pPr>
@@ -5107,6 +6147,7 @@
           <w:lang w:val="ru-RU" w:bidi="ru-RU"/>
         </w:rPr>
       </w:r>
+      <w:r/>
     </w:p>
     <w:p>
       <w:pPr>
@@ -5140,6 +6181,7 @@
           <w:lang w:val="ru-RU" w:bidi="ru-RU"/>
         </w:rPr>
       </w:r>
+      <w:r/>
     </w:p>
     <w:p>
       <w:pPr>
@@ -5173,6 +6215,7 @@
           <w:lang w:val="ru-RU" w:bidi="ru-RU"/>
         </w:rPr>
       </w:r>
+      <w:r/>
     </w:p>
     <w:p>
       <w:pPr>
@@ -5206,6 +6249,7 @@
           <w:lang w:val="ru-RU" w:bidi="ru-RU"/>
         </w:rPr>
       </w:r>
+      <w:r/>
     </w:p>
     <w:p>
       <w:pPr>
@@ -5239,6 +6283,7 @@
           <w:lang w:val="ru-RU" w:bidi="ru-RU"/>
         </w:rPr>
       </w:r>
+      <w:r/>
     </w:p>
     <w:p>
       <w:pPr>
@@ -5271,6 +6316,7 @@
           <w:lang w:val="ru-RU" w:bidi="ru-RU"/>
         </w:rPr>
       </w:r>
+      <w:r/>
     </w:p>
     <w:p>
       <w:pPr>
@@ -5304,6 +6350,7 @@
           <w:lang w:val="ru-RU" w:bidi="ru-RU"/>
         </w:rPr>
       </w:r>
+      <w:r/>
     </w:p>
     <w:p>
       <w:pPr>
@@ -5337,6 +6384,7 @@
           <w:lang w:val="ru-RU" w:bidi="ru-RU"/>
         </w:rPr>
       </w:r>
+      <w:r/>
     </w:p>
     <w:p>
       <w:pPr>
@@ -5370,6 +6418,7 @@
           <w:lang w:val="ru-RU" w:bidi="ru-RU"/>
         </w:rPr>
       </w:r>
+      <w:r/>
     </w:p>
     <w:p>
       <w:pPr>
@@ -5403,6 +6452,7 @@
           <w:lang w:val="ru-RU" w:bidi="ru-RU"/>
         </w:rPr>
       </w:r>
+      <w:r/>
     </w:p>
     <w:p>
       <w:pPr>
@@ -5436,6 +6486,7 @@
           <w:lang w:val="ru-RU" w:bidi="ru-RU"/>
         </w:rPr>
       </w:r>
+      <w:r/>
     </w:p>
     <w:p>
       <w:pPr>
@@ -5469,6 +6520,7 @@
           <w:lang w:val="ru-RU" w:bidi="ru-RU"/>
         </w:rPr>
       </w:r>
+      <w:r/>
     </w:p>
     <w:p>
       <w:pPr>
@@ -5501,6 +6553,7 @@
           <w:lang w:val="ru-RU" w:bidi="ru-RU"/>
         </w:rPr>
       </w:r>
+      <w:r/>
     </w:p>
     <w:p>
       <w:pPr>
@@ -5534,6 +6587,7 @@
           <w:lang w:val="ru-RU" w:bidi="ru-RU"/>
         </w:rPr>
       </w:r>
+      <w:r/>
     </w:p>
     <w:p>
       <w:pPr>
@@ -5567,6 +6621,7 @@
           <w:lang w:val="ru-RU" w:bidi="ru-RU"/>
         </w:rPr>
       </w:r>
+      <w:r/>
     </w:p>
     <w:p>
       <w:pPr>
@@ -5600,6 +6655,7 @@
           <w:lang w:val="ru-RU" w:bidi="ru-RU"/>
         </w:rPr>
       </w:r>
+      <w:r/>
     </w:p>
     <w:p>
       <w:pPr>
@@ -5633,6 +6689,7 @@
           <w:lang w:val="ru-RU" w:bidi="ru-RU"/>
         </w:rPr>
       </w:r>
+      <w:r/>
     </w:p>
     <w:p>
       <w:pPr>
@@ -5663,13 +6720,11 @@
       </w:r>
       <w:r>
         <w:rPr>
-          <w:rFonts w:ascii="0xProto Nerd Font" w:hAnsi="0xProto Nerd Font" w:eastAsia="0xProto Nerd Font" w:cs="0xProto Nerd Font"/>
+          <w:rFonts w:ascii="0xProto Nerd Font" w:hAnsi="0xProto Nerd Font" w:cs="0xProto Nerd Font"/>
           <w:b/>
           <w:bCs/>
           <w:sz w:val="22"/>
           <w:szCs w:val="22"/>
-          <w:highlight w:val="none"/>
-          <w:lang w:val="ru-RU" w:bidi="ru-RU"/>
         </w:rPr>
       </w:r>
       <w:r>
@@ -5762,7 +6817,75 @@
           <w:highlight w:val="none"/>
           <w:lang w:val="en-US"/>
         </w:rPr>
-        <w:t xml:space="preserve">UML</w:t>
+      </w:r>
+      <w:r>
+        <mc:AlternateContent>
+          <mc:Choice Requires="wpg">
+            <w:drawing>
+              <wp:inline xmlns:wp="http://schemas.openxmlformats.org/drawingml/2006/wordprocessingDrawing" distT="0" distB="0" distL="0" distR="0">
+                <wp:extent cx="5943600" cy="4077388"/>
+                <wp:effectExtent l="0" t="0" r="0" b="0"/>
+                <wp:docPr id="2" name=""/>
+                <wp:cNvGraphicFramePr>
+                  <a:graphicFrameLocks xmlns:a="http://schemas.openxmlformats.org/drawingml/2006/main" noChangeAspect="1"/>
+                </wp:cNvGraphicFramePr>
+                <a:graphic xmlns:a="http://schemas.openxmlformats.org/drawingml/2006/main">
+                  <a:graphicData uri="http://schemas.openxmlformats.org/drawingml/2006/picture">
+                    <pic:pic xmlns:pic="http://schemas.openxmlformats.org/drawingml/2006/picture">
+                      <pic:nvPicPr>
+                        <pic:cNvPr id="1560039134" name=""/>
+                        <pic:cNvPicPr>
+                          <a:picLocks noChangeAspect="1"/>
+                        </pic:cNvPicPr>
+                        <pic:nvPr/>
+                      </pic:nvPicPr>
+                      <pic:blipFill rotWithShape="1">
+                        <a:blip r:embed="rId9"/>
+                        <a:stretch/>
+                      </pic:blipFill>
+                      <pic:spPr bwMode="auto">
+                        <a:xfrm>
+                          <a:off x="0" y="0"/>
+                          <a:ext cx="5943599" cy="4077388"/>
+                        </a:xfrm>
+                        <a:prstGeom prst="rect">
+                          <a:avLst/>
+                        </a:prstGeom>
+                      </pic:spPr>
+                    </pic:pic>
+                  </a:graphicData>
+                </a:graphic>
+              </wp:inline>
+            </w:drawing>
+          </mc:Choice>
+          <mc:Fallback>
+            <w:pict>
+              <v:shapetype id="_x0000_t75" coordsize="21600,21600" o:spt="75" o:preferrelative="t" path="m@4@5l@4@11@9@11@9@5xe" filled="f" stroked="f">
+                <v:stroke joinstyle="miter"/>
+                <v:formulas>
+                  <v:f eqn="if lineDrawn pixelLineWidth 0"/>
+                  <v:f eqn="sum @0 1 0"/>
+                  <v:f eqn="sum 0 0 @1"/>
+                  <v:f eqn="prod @2 1 2"/>
+                  <v:f eqn="prod @3 21600 pixelWidth"/>
+                  <v:f eqn="prod @3 21600 pixelHeight"/>
+                  <v:f eqn="sum @0 0 1"/>
+                  <v:f eqn="prod @6 1 2"/>
+                  <v:f eqn="prod @7 21600 pixelWidth"/>
+                  <v:f eqn="sum @8 21600 0"/>
+                  <v:f eqn="prod @7 21600 pixelHeight"/>
+                  <v:f eqn="sum @10 21600 0"/>
+                </v:formulas>
+                <v:path o:extrusionok="f" gradientshapeok="t" o:connecttype="rect"/>
+                <o:lock v:ext="edit" aspectratio="t"/>
+              </v:shapetype>
+              <v:shape id="_x0000_i1" o:spid="_x0000_s1" type="#_x0000_t75" style="width:468.00pt;height:321.05pt;mso-wrap-distance-left:0.00pt;mso-wrap-distance-top:0.00pt;mso-wrap-distance-right:0.00pt;mso-wrap-distance-bottom:0.00pt;z-index:1;" stroked="false">
+                <v:imagedata r:id="rId9" o:title=""/>
+                <o:lock v:ext="edit" rotation="t"/>
+              </v:shape>
+            </w:pict>
+          </mc:Fallback>
+        </mc:AlternateContent>
       </w:r>
       <w:r>
         <w:rPr>
@@ -5771,7 +6894,16 @@
           <w:sz w:val="22"/>
           <w:szCs w:val="22"/>
           <w:highlight w:val="none"/>
-          <w:lang w:val="ru-RU" w:bidi="ru-RU"/>
+          <w:lang w:val="en-US"/>
+        </w:rPr>
+      </w:r>
+      <w:r>
+        <w:rPr>
+          <w:b/>
+          <w:bCs/>
+          <w:sz w:val="22"/>
+          <w:szCs w:val="22"/>
+          <w:highlight w:val="none"/>
         </w:rPr>
       </w:r>
     </w:p>
@@ -5820,7 +6952,6 @@
           <w:b/>
           <w:bCs/>
           <w:highlight w:val="none"/>
-          <w:lang w:val="ru-RU" w:bidi="ru-RU"/>
           <w14:ligatures w14:val="none"/>
         </w:rPr>
       </w:r>
@@ -5849,6 +6980,12 @@
           <w:bCs/>
         </w:rPr>
       </w:r>
+      <w:r>
+        <w:rPr>
+          <w:b/>
+          <w:bCs/>
+        </w:rPr>
+      </w:r>
     </w:p>
     <w:p>
       <w:pPr>
@@ -5874,6 +7011,12 @@
           <w:bCs/>
         </w:rPr>
       </w:r>
+      <w:r>
+        <w:rPr>
+          <w:b/>
+          <w:bCs/>
+        </w:rPr>
+      </w:r>
     </w:p>
     <w:p>
       <w:pPr>
@@ -5899,6 +7042,12 @@
           <w:bCs/>
         </w:rPr>
       </w:r>
+      <w:r>
+        <w:rPr>
+          <w:b/>
+          <w:bCs/>
+        </w:rPr>
+      </w:r>
     </w:p>
     <w:p>
       <w:pPr>
@@ -5924,6 +7073,12 @@
           <w:bCs/>
         </w:rPr>
       </w:r>
+      <w:r>
+        <w:rPr>
+          <w:b/>
+          <w:bCs/>
+        </w:rPr>
+      </w:r>
     </w:p>
     <w:p>
       <w:pPr>
@@ -5949,6 +7104,12 @@
           <w:bCs/>
         </w:rPr>
       </w:r>
+      <w:r>
+        <w:rPr>
+          <w:b/>
+          <w:bCs/>
+        </w:rPr>
+      </w:r>
     </w:p>
     <w:p>
       <w:pPr>
@@ -5974,6 +7135,12 @@
           <w:bCs/>
         </w:rPr>
       </w:r>
+      <w:r>
+        <w:rPr>
+          <w:b/>
+          <w:bCs/>
+        </w:rPr>
+      </w:r>
     </w:p>
     <w:p>
       <w:pPr>
@@ -5999,6 +7166,12 @@
           <w:bCs/>
         </w:rPr>
       </w:r>
+      <w:r>
+        <w:rPr>
+          <w:b/>
+          <w:bCs/>
+        </w:rPr>
+      </w:r>
     </w:p>
     <w:p>
       <w:pPr>
@@ -6024,6 +7197,12 @@
           <w:bCs/>
         </w:rPr>
       </w:r>
+      <w:r>
+        <w:rPr>
+          <w:b/>
+          <w:bCs/>
+        </w:rPr>
+      </w:r>
     </w:p>
     <w:p>
       <w:pPr>
@@ -6049,6 +7228,12 @@
           <w:bCs/>
         </w:rPr>
       </w:r>
+      <w:r>
+        <w:rPr>
+          <w:b/>
+          <w:bCs/>
+        </w:rPr>
+      </w:r>
     </w:p>
     <w:p>
       <w:pPr>
@@ -6073,6 +7258,12 @@
           <w:bCs/>
         </w:rPr>
       </w:r>
+      <w:r>
+        <w:rPr>
+          <w:b/>
+          <w:bCs/>
+        </w:rPr>
+      </w:r>
     </w:p>
     <w:p>
       <w:pPr>
@@ -6098,6 +7289,12 @@
           <w:bCs/>
         </w:rPr>
       </w:r>
+      <w:r>
+        <w:rPr>
+          <w:b/>
+          <w:bCs/>
+        </w:rPr>
+      </w:r>
     </w:p>
     <w:p>
       <w:pPr>
@@ -6123,6 +7320,12 @@
           <w:bCs/>
         </w:rPr>
       </w:r>
+      <w:r>
+        <w:rPr>
+          <w:b/>
+          <w:bCs/>
+        </w:rPr>
+      </w:r>
     </w:p>
     <w:p>
       <w:pPr>
@@ -6148,6 +7351,12 @@
           <w:bCs/>
         </w:rPr>
       </w:r>
+      <w:r>
+        <w:rPr>
+          <w:b/>
+          <w:bCs/>
+        </w:rPr>
+      </w:r>
     </w:p>
     <w:p>
       <w:pPr>
@@ -6173,6 +7382,12 @@
           <w:bCs/>
         </w:rPr>
       </w:r>
+      <w:r>
+        <w:rPr>
+          <w:b/>
+          <w:bCs/>
+        </w:rPr>
+      </w:r>
     </w:p>
     <w:p>
       <w:pPr>
@@ -6198,6 +7413,12 @@
           <w:bCs/>
         </w:rPr>
       </w:r>
+      <w:r>
+        <w:rPr>
+          <w:b/>
+          <w:bCs/>
+        </w:rPr>
+      </w:r>
     </w:p>
     <w:p>
       <w:pPr>
@@ -6223,6 +7444,12 @@
           <w:bCs/>
         </w:rPr>
       </w:r>
+      <w:r>
+        <w:rPr>
+          <w:b/>
+          <w:bCs/>
+        </w:rPr>
+      </w:r>
     </w:p>
     <w:p>
       <w:pPr>
@@ -6247,6 +7474,12 @@
           <w:bCs/>
         </w:rPr>
       </w:r>
+      <w:r>
+        <w:rPr>
+          <w:b/>
+          <w:bCs/>
+        </w:rPr>
+      </w:r>
     </w:p>
     <w:p>
       <w:pPr>
@@ -6272,6 +7505,12 @@
           <w:bCs/>
         </w:rPr>
       </w:r>
+      <w:r>
+        <w:rPr>
+          <w:b/>
+          <w:bCs/>
+        </w:rPr>
+      </w:r>
     </w:p>
     <w:p>
       <w:pPr>
@@ -6297,6 +7536,12 @@
           <w:bCs/>
         </w:rPr>
       </w:r>
+      <w:r>
+        <w:rPr>
+          <w:b/>
+          <w:bCs/>
+        </w:rPr>
+      </w:r>
     </w:p>
     <w:p>
       <w:pPr>
@@ -6322,6 +7567,12 @@
           <w:bCs/>
         </w:rPr>
       </w:r>
+      <w:r>
+        <w:rPr>
+          <w:b/>
+          <w:bCs/>
+        </w:rPr>
+      </w:r>
     </w:p>
     <w:p>
       <w:pPr>
@@ -6346,6 +7597,12 @@
           <w:bCs/>
         </w:rPr>
       </w:r>
+      <w:r>
+        <w:rPr>
+          <w:b/>
+          <w:bCs/>
+        </w:rPr>
+      </w:r>
     </w:p>
     <w:p>
       <w:pPr>
@@ -6371,6 +7628,12 @@
           <w:bCs/>
         </w:rPr>
       </w:r>
+      <w:r>
+        <w:rPr>
+          <w:b/>
+          <w:bCs/>
+        </w:rPr>
+      </w:r>
     </w:p>
     <w:p>
       <w:pPr>
@@ -6396,6 +7659,12 @@
           <w:bCs/>
         </w:rPr>
       </w:r>
+      <w:r>
+        <w:rPr>
+          <w:b/>
+          <w:bCs/>
+        </w:rPr>
+      </w:r>
     </w:p>
     <w:p>
       <w:pPr>
@@ -6421,6 +7690,12 @@
           <w:bCs/>
         </w:rPr>
       </w:r>
+      <w:r>
+        <w:rPr>
+          <w:b/>
+          <w:bCs/>
+        </w:rPr>
+      </w:r>
     </w:p>
     <w:p>
       <w:pPr>
@@ -6446,6 +7721,12 @@
           <w:bCs/>
         </w:rPr>
       </w:r>
+      <w:r>
+        <w:rPr>
+          <w:b/>
+          <w:bCs/>
+        </w:rPr>
+      </w:r>
     </w:p>
     <w:p>
       <w:pPr>
@@ -6470,6 +7751,12 @@
           <w:bCs/>
         </w:rPr>
       </w:r>
+      <w:r>
+        <w:rPr>
+          <w:b/>
+          <w:bCs/>
+        </w:rPr>
+      </w:r>
     </w:p>
     <w:p>
       <w:pPr>
@@ -6495,6 +7782,12 @@
           <w:bCs/>
         </w:rPr>
       </w:r>
+      <w:r>
+        <w:rPr>
+          <w:b/>
+          <w:bCs/>
+        </w:rPr>
+      </w:r>
     </w:p>
     <w:p>
       <w:pPr>
@@ -6520,6 +7813,12 @@
           <w:bCs/>
         </w:rPr>
       </w:r>
+      <w:r>
+        <w:rPr>
+          <w:b/>
+          <w:bCs/>
+        </w:rPr>
+      </w:r>
     </w:p>
     <w:p>
       <w:pPr>
@@ -6545,6 +7844,12 @@
           <w:bCs/>
         </w:rPr>
       </w:r>
+      <w:r>
+        <w:rPr>
+          <w:b/>
+          <w:bCs/>
+        </w:rPr>
+      </w:r>
     </w:p>
     <w:p>
       <w:pPr>
@@ -6570,6 +7875,12 @@
           <w:bCs/>
         </w:rPr>
       </w:r>
+      <w:r>
+        <w:rPr>
+          <w:b/>
+          <w:bCs/>
+        </w:rPr>
+      </w:r>
     </w:p>
     <w:p>
       <w:pPr>
@@ -6595,6 +7906,12 @@
           <w:bCs/>
         </w:rPr>
       </w:r>
+      <w:r>
+        <w:rPr>
+          <w:b/>
+          <w:bCs/>
+        </w:rPr>
+      </w:r>
     </w:p>
     <w:p>
       <w:pPr>
@@ -6620,6 +7937,12 @@
           <w:bCs/>
         </w:rPr>
       </w:r>
+      <w:r>
+        <w:rPr>
+          <w:b/>
+          <w:bCs/>
+        </w:rPr>
+      </w:r>
     </w:p>
     <w:p>
       <w:pPr>
@@ -6645,6 +7968,12 @@
           <w:bCs/>
         </w:rPr>
       </w:r>
+      <w:r>
+        <w:rPr>
+          <w:b/>
+          <w:bCs/>
+        </w:rPr>
+      </w:r>
     </w:p>
     <w:p>
       <w:pPr>
@@ -6670,6 +7999,12 @@
           <w:bCs/>
         </w:rPr>
       </w:r>
+      <w:r>
+        <w:rPr>
+          <w:b/>
+          <w:bCs/>
+        </w:rPr>
+      </w:r>
     </w:p>
     <w:p>
       <w:pPr>
@@ -6695,6 +8030,12 @@
           <w:bCs/>
         </w:rPr>
       </w:r>
+      <w:r>
+        <w:rPr>
+          <w:b/>
+          <w:bCs/>
+        </w:rPr>
+      </w:r>
     </w:p>
     <w:p>
       <w:pPr>
@@ -6720,6 +8061,12 @@
           <w:bCs/>
         </w:rPr>
       </w:r>
+      <w:r>
+        <w:rPr>
+          <w:b/>
+          <w:bCs/>
+        </w:rPr>
+      </w:r>
     </w:p>
     <w:p>
       <w:pPr>
@@ -6745,6 +8092,12 @@
           <w:bCs/>
         </w:rPr>
       </w:r>
+      <w:r>
+        <w:rPr>
+          <w:b/>
+          <w:bCs/>
+        </w:rPr>
+      </w:r>
     </w:p>
     <w:p>
       <w:pPr>
@@ -6770,6 +8123,12 @@
           <w:bCs/>
         </w:rPr>
       </w:r>
+      <w:r>
+        <w:rPr>
+          <w:b/>
+          <w:bCs/>
+        </w:rPr>
+      </w:r>
     </w:p>
     <w:p>
       <w:pPr>
@@ -6795,6 +8154,12 @@
           <w:bCs/>
         </w:rPr>
       </w:r>
+      <w:r>
+        <w:rPr>
+          <w:b/>
+          <w:bCs/>
+        </w:rPr>
+      </w:r>
     </w:p>
     <w:p>
       <w:pPr>
@@ -6820,6 +8185,12 @@
           <w:bCs/>
         </w:rPr>
       </w:r>
+      <w:r>
+        <w:rPr>
+          <w:b/>
+          <w:bCs/>
+        </w:rPr>
+      </w:r>
     </w:p>
     <w:p>
       <w:pPr>
@@ -6845,6 +8216,12 @@
           <w:bCs/>
         </w:rPr>
       </w:r>
+      <w:r>
+        <w:rPr>
+          <w:b/>
+          <w:bCs/>
+        </w:rPr>
+      </w:r>
     </w:p>
     <w:p>
       <w:pPr>
@@ -6870,6 +8247,12 @@
           <w:bCs/>
         </w:rPr>
       </w:r>
+      <w:r>
+        <w:rPr>
+          <w:b/>
+          <w:bCs/>
+        </w:rPr>
+      </w:r>
     </w:p>
     <w:p>
       <w:pPr>
@@ -6895,6 +8278,12 @@
           <w:bCs/>
         </w:rPr>
       </w:r>
+      <w:r>
+        <w:rPr>
+          <w:b/>
+          <w:bCs/>
+        </w:rPr>
+      </w:r>
     </w:p>
     <w:p>
       <w:pPr>
@@ -6920,11 +8309,17 @@
           <w:bCs/>
         </w:rPr>
       </w:r>
+      <w:r>
+        <w:rPr>
+          <w:b/>
+          <w:bCs/>
+        </w:rPr>
+      </w:r>
     </w:p>
     <w:p>
       <w:pPr>
         <w:pBdr/>
-        <w:shd w:val="nil"/>
+        <w:shd w:val="nil" w:color="auto"/>
         <w:spacing/>
         <w:ind/>
         <w:rPr>
@@ -6976,6 +8371,12 @@
           <w:bCs/>
         </w:rPr>
       </w:r>
+      <w:r>
+        <w:rPr>
+          <w:b/>
+          <w:bCs/>
+        </w:rPr>
+      </w:r>
     </w:p>
     <w:p>
       <w:pPr>
@@ -7001,6 +8402,12 @@
           <w:bCs/>
         </w:rPr>
       </w:r>
+      <w:r>
+        <w:rPr>
+          <w:b/>
+          <w:bCs/>
+        </w:rPr>
+      </w:r>
     </w:p>
     <w:p>
       <w:pPr>
@@ -7026,6 +8433,12 @@
           <w:bCs/>
         </w:rPr>
       </w:r>
+      <w:r>
+        <w:rPr>
+          <w:b/>
+          <w:bCs/>
+        </w:rPr>
+      </w:r>
     </w:p>
     <w:p>
       <w:pPr>
@@ -7051,6 +8464,12 @@
           <w:bCs/>
         </w:rPr>
       </w:r>
+      <w:r>
+        <w:rPr>
+          <w:b/>
+          <w:bCs/>
+        </w:rPr>
+      </w:r>
     </w:p>
     <w:p>
       <w:pPr>
@@ -7076,6 +8495,12 @@
           <w:bCs/>
         </w:rPr>
       </w:r>
+      <w:r>
+        <w:rPr>
+          <w:b/>
+          <w:bCs/>
+        </w:rPr>
+      </w:r>
     </w:p>
     <w:p>
       <w:pPr>
@@ -7101,6 +8526,12 @@
           <w:bCs/>
         </w:rPr>
       </w:r>
+      <w:r>
+        <w:rPr>
+          <w:b/>
+          <w:bCs/>
+        </w:rPr>
+      </w:r>
     </w:p>
     <w:p>
       <w:pPr>
@@ -7126,6 +8557,12 @@
           <w:bCs/>
         </w:rPr>
       </w:r>
+      <w:r>
+        <w:rPr>
+          <w:b/>
+          <w:bCs/>
+        </w:rPr>
+      </w:r>
     </w:p>
     <w:p>
       <w:pPr>
@@ -7150,6 +8587,12 @@
           <w:bCs/>
         </w:rPr>
       </w:r>
+      <w:r>
+        <w:rPr>
+          <w:b/>
+          <w:bCs/>
+        </w:rPr>
+      </w:r>
     </w:p>
     <w:p>
       <w:pPr>
@@ -7175,6 +8618,12 @@
           <w:bCs/>
         </w:rPr>
       </w:r>
+      <w:r>
+        <w:rPr>
+          <w:b/>
+          <w:bCs/>
+        </w:rPr>
+      </w:r>
     </w:p>
     <w:p>
       <w:pPr>
@@ -7200,6 +8649,12 @@
           <w:bCs/>
         </w:rPr>
       </w:r>
+      <w:r>
+        <w:rPr>
+          <w:b/>
+          <w:bCs/>
+        </w:rPr>
+      </w:r>
     </w:p>
     <w:p>
       <w:pPr>
@@ -7225,6 +8680,12 @@
           <w:bCs/>
         </w:rPr>
       </w:r>
+      <w:r>
+        <w:rPr>
+          <w:b/>
+          <w:bCs/>
+        </w:rPr>
+      </w:r>
     </w:p>
     <w:p>
       <w:pPr>
@@ -7250,6 +8711,12 @@
           <w:bCs/>
         </w:rPr>
       </w:r>
+      <w:r>
+        <w:rPr>
+          <w:b/>
+          <w:bCs/>
+        </w:rPr>
+      </w:r>
     </w:p>
     <w:p>
       <w:pPr>
@@ -7275,6 +8742,12 @@
           <w:bCs/>
         </w:rPr>
       </w:r>
+      <w:r>
+        <w:rPr>
+          <w:b/>
+          <w:bCs/>
+        </w:rPr>
+      </w:r>
     </w:p>
     <w:p>
       <w:pPr>
@@ -7299,6 +8772,12 @@
           <w:bCs/>
         </w:rPr>
       </w:r>
+      <w:r>
+        <w:rPr>
+          <w:b/>
+          <w:bCs/>
+        </w:rPr>
+      </w:r>
     </w:p>
     <w:p>
       <w:pPr>
@@ -7324,6 +8803,12 @@
           <w:bCs/>
         </w:rPr>
       </w:r>
+      <w:r>
+        <w:rPr>
+          <w:b/>
+          <w:bCs/>
+        </w:rPr>
+      </w:r>
     </w:p>
     <w:p>
       <w:pPr>
@@ -7349,6 +8834,12 @@
           <w:bCs/>
         </w:rPr>
       </w:r>
+      <w:r>
+        <w:rPr>
+          <w:b/>
+          <w:bCs/>
+        </w:rPr>
+      </w:r>
     </w:p>
     <w:p>
       <w:pPr>
@@ -7374,6 +8865,12 @@
           <w:bCs/>
         </w:rPr>
       </w:r>
+      <w:r>
+        <w:rPr>
+          <w:b/>
+          <w:bCs/>
+        </w:rPr>
+      </w:r>
     </w:p>
     <w:p>
       <w:pPr>
@@ -7399,6 +8896,12 @@
           <w:bCs/>
         </w:rPr>
       </w:r>
+      <w:r>
+        <w:rPr>
+          <w:b/>
+          <w:bCs/>
+        </w:rPr>
+      </w:r>
     </w:p>
     <w:p>
       <w:pPr>
@@ -7423,6 +8926,12 @@
           <w:bCs/>
         </w:rPr>
       </w:r>
+      <w:r>
+        <w:rPr>
+          <w:b/>
+          <w:bCs/>
+        </w:rPr>
+      </w:r>
     </w:p>
     <w:p>
       <w:pPr>
@@ -7448,6 +8957,12 @@
           <w:bCs/>
         </w:rPr>
       </w:r>
+      <w:r>
+        <w:rPr>
+          <w:b/>
+          <w:bCs/>
+        </w:rPr>
+      </w:r>
     </w:p>
     <w:p>
       <w:pPr>
@@ -7473,6 +8988,12 @@
           <w:bCs/>
         </w:rPr>
       </w:r>
+      <w:r>
+        <w:rPr>
+          <w:b/>
+          <w:bCs/>
+        </w:rPr>
+      </w:r>
     </w:p>
     <w:p>
       <w:pPr>
@@ -7498,6 +9019,12 @@
           <w:bCs/>
         </w:rPr>
       </w:r>
+      <w:r>
+        <w:rPr>
+          <w:b/>
+          <w:bCs/>
+        </w:rPr>
+      </w:r>
     </w:p>
     <w:p>
       <w:pPr>
@@ -7523,6 +9050,12 @@
           <w:bCs/>
         </w:rPr>
       </w:r>
+      <w:r>
+        <w:rPr>
+          <w:b/>
+          <w:bCs/>
+        </w:rPr>
+      </w:r>
     </w:p>
     <w:p>
       <w:pPr>
@@ -7547,6 +9080,12 @@
           <w:bCs/>
         </w:rPr>
       </w:r>
+      <w:r>
+        <w:rPr>
+          <w:b/>
+          <w:bCs/>
+        </w:rPr>
+      </w:r>
     </w:p>
     <w:p>
       <w:pPr>
@@ -7572,6 +9111,12 @@
           <w:bCs/>
         </w:rPr>
       </w:r>
+      <w:r>
+        <w:rPr>
+          <w:b/>
+          <w:bCs/>
+        </w:rPr>
+      </w:r>
     </w:p>
     <w:p>
       <w:pPr>
@@ -7597,6 +9142,12 @@
           <w:bCs/>
         </w:rPr>
       </w:r>
+      <w:r>
+        <w:rPr>
+          <w:b/>
+          <w:bCs/>
+        </w:rPr>
+      </w:r>
     </w:p>
     <w:p>
       <w:pPr>
@@ -7622,6 +9173,12 @@
           <w:bCs/>
         </w:rPr>
       </w:r>
+      <w:r>
+        <w:rPr>
+          <w:b/>
+          <w:bCs/>
+        </w:rPr>
+      </w:r>
     </w:p>
     <w:p>
       <w:pPr>
@@ -7647,6 +9204,12 @@
           <w:bCs/>
         </w:rPr>
       </w:r>
+      <w:r>
+        <w:rPr>
+          <w:b/>
+          <w:bCs/>
+        </w:rPr>
+      </w:r>
     </w:p>
     <w:p>
       <w:pPr>
@@ -7672,6 +9235,12 @@
           <w:bCs/>
         </w:rPr>
       </w:r>
+      <w:r>
+        <w:rPr>
+          <w:b/>
+          <w:bCs/>
+        </w:rPr>
+      </w:r>
     </w:p>
     <w:p>
       <w:pPr>
@@ -7697,6 +9266,12 @@
           <w:bCs/>
         </w:rPr>
       </w:r>
+      <w:r>
+        <w:rPr>
+          <w:b/>
+          <w:bCs/>
+        </w:rPr>
+      </w:r>
     </w:p>
     <w:p>
       <w:pPr>
@@ -7722,6 +9297,12 @@
           <w:bCs/>
         </w:rPr>
       </w:r>
+      <w:r>
+        <w:rPr>
+          <w:b/>
+          <w:bCs/>
+        </w:rPr>
+      </w:r>
     </w:p>
     <w:p>
       <w:pPr>
@@ -7747,6 +9328,12 @@
           <w:bCs/>
         </w:rPr>
       </w:r>
+      <w:r>
+        <w:rPr>
+          <w:b/>
+          <w:bCs/>
+        </w:rPr>
+      </w:r>
     </w:p>
     <w:p>
       <w:pPr>
@@ -7771,6 +9358,12 @@
           <w:bCs/>
         </w:rPr>
       </w:r>
+      <w:r>
+        <w:rPr>
+          <w:b/>
+          <w:bCs/>
+        </w:rPr>
+      </w:r>
     </w:p>
     <w:p>
       <w:pPr>
@@ -7796,6 +9389,12 @@
           <w:bCs/>
         </w:rPr>
       </w:r>
+      <w:r>
+        <w:rPr>
+          <w:b/>
+          <w:bCs/>
+        </w:rPr>
+      </w:r>
     </w:p>
     <w:p>
       <w:pPr>
@@ -7821,6 +9420,12 @@
           <w:bCs/>
         </w:rPr>
       </w:r>
+      <w:r>
+        <w:rPr>
+          <w:b/>
+          <w:bCs/>
+        </w:rPr>
+      </w:r>
     </w:p>
     <w:p>
       <w:pPr>
@@ -7846,6 +9451,12 @@
           <w:bCs/>
         </w:rPr>
       </w:r>
+      <w:r>
+        <w:rPr>
+          <w:b/>
+          <w:bCs/>
+        </w:rPr>
+      </w:r>
     </w:p>
     <w:p>
       <w:pPr>
@@ -7871,6 +9482,12 @@
           <w:bCs/>
         </w:rPr>
       </w:r>
+      <w:r>
+        <w:rPr>
+          <w:b/>
+          <w:bCs/>
+        </w:rPr>
+      </w:r>
     </w:p>
     <w:p>
       <w:pPr>
@@ -7896,6 +9513,12 @@
           <w:bCs/>
         </w:rPr>
       </w:r>
+      <w:r>
+        <w:rPr>
+          <w:b/>
+          <w:bCs/>
+        </w:rPr>
+      </w:r>
     </w:p>
     <w:p>
       <w:pPr>
@@ -7921,6 +9544,12 @@
           <w:bCs/>
         </w:rPr>
       </w:r>
+      <w:r>
+        <w:rPr>
+          <w:b/>
+          <w:bCs/>
+        </w:rPr>
+      </w:r>
     </w:p>
     <w:p>
       <w:pPr>
@@ -7946,6 +9575,12 @@
           <w:bCs/>
         </w:rPr>
       </w:r>
+      <w:r>
+        <w:rPr>
+          <w:b/>
+          <w:bCs/>
+        </w:rPr>
+      </w:r>
     </w:p>
     <w:p>
       <w:pPr>
@@ -7971,6 +9606,12 @@
           <w:bCs/>
         </w:rPr>
       </w:r>
+      <w:r>
+        <w:rPr>
+          <w:b/>
+          <w:bCs/>
+        </w:rPr>
+      </w:r>
     </w:p>
     <w:p>
       <w:pPr>
@@ -7996,6 +9637,12 @@
           <w:bCs/>
         </w:rPr>
       </w:r>
+      <w:r>
+        <w:rPr>
+          <w:b/>
+          <w:bCs/>
+        </w:rPr>
+      </w:r>
     </w:p>
     <w:p>
       <w:pPr>
@@ -8021,6 +9668,12 @@
           <w:bCs/>
         </w:rPr>
       </w:r>
+      <w:r>
+        <w:rPr>
+          <w:b/>
+          <w:bCs/>
+        </w:rPr>
+      </w:r>
     </w:p>
     <w:p>
       <w:pPr>
@@ -8046,6 +9699,12 @@
           <w:bCs/>
         </w:rPr>
       </w:r>
+      <w:r>
+        <w:rPr>
+          <w:b/>
+          <w:bCs/>
+        </w:rPr>
+      </w:r>
     </w:p>
     <w:p>
       <w:pPr>
@@ -8071,6 +9730,12 @@
           <w:bCs/>
         </w:rPr>
       </w:r>
+      <w:r>
+        <w:rPr>
+          <w:b/>
+          <w:bCs/>
+        </w:rPr>
+      </w:r>
     </w:p>
     <w:p>
       <w:pPr>
@@ -8096,6 +9761,12 @@
           <w:bCs/>
         </w:rPr>
       </w:r>
+      <w:r>
+        <w:rPr>
+          <w:b/>
+          <w:bCs/>
+        </w:rPr>
+      </w:r>
     </w:p>
     <w:p>
       <w:pPr>
@@ -8121,6 +9792,12 @@
           <w:bCs/>
         </w:rPr>
       </w:r>
+      <w:r>
+        <w:rPr>
+          <w:b/>
+          <w:bCs/>
+        </w:rPr>
+      </w:r>
     </w:p>
     <w:p>
       <w:pPr>
@@ -8146,11 +9823,17 @@
           <w:bCs/>
         </w:rPr>
       </w:r>
+      <w:r>
+        <w:rPr>
+          <w:b/>
+          <w:bCs/>
+        </w:rPr>
+      </w:r>
     </w:p>
     <w:p>
       <w:pPr>
         <w:pBdr/>
-        <w:shd w:val="nil"/>
+        <w:shd w:val="nil" w:color="auto"/>
         <w:spacing/>
         <w:ind/>
         <w:rPr>
@@ -8202,6 +9885,12 @@
           <w:bCs/>
         </w:rPr>
       </w:r>
+      <w:r>
+        <w:rPr>
+          <w:b/>
+          <w:bCs/>
+        </w:rPr>
+      </w:r>
     </w:p>
     <w:p>
       <w:pPr>
@@ -8227,6 +9916,12 @@
           <w:bCs/>
         </w:rPr>
       </w:r>
+      <w:r>
+        <w:rPr>
+          <w:b/>
+          <w:bCs/>
+        </w:rPr>
+      </w:r>
     </w:p>
     <w:p>
       <w:pPr>
@@ -8252,6 +9947,12 @@
           <w:bCs/>
         </w:rPr>
       </w:r>
+      <w:r>
+        <w:rPr>
+          <w:b/>
+          <w:bCs/>
+        </w:rPr>
+      </w:r>
     </w:p>
     <w:p>
       <w:pPr>
@@ -8277,6 +9978,12 @@
           <w:bCs/>
         </w:rPr>
       </w:r>
+      <w:r>
+        <w:rPr>
+          <w:b/>
+          <w:bCs/>
+        </w:rPr>
+      </w:r>
     </w:p>
     <w:p>
       <w:pPr>
@@ -8302,6 +10009,12 @@
           <w:bCs/>
         </w:rPr>
       </w:r>
+      <w:r>
+        <w:rPr>
+          <w:b/>
+          <w:bCs/>
+        </w:rPr>
+      </w:r>
     </w:p>
     <w:p>
       <w:pPr>
@@ -8327,6 +10040,12 @@
           <w:bCs/>
         </w:rPr>
       </w:r>
+      <w:r>
+        <w:rPr>
+          <w:b/>
+          <w:bCs/>
+        </w:rPr>
+      </w:r>
     </w:p>
     <w:p>
       <w:pPr>
@@ -8352,6 +10071,12 @@
           <w:bCs/>
         </w:rPr>
       </w:r>
+      <w:r>
+        <w:rPr>
+          <w:b/>
+          <w:bCs/>
+        </w:rPr>
+      </w:r>
     </w:p>
     <w:p>
       <w:pPr>
@@ -8376,6 +10101,12 @@
           <w:bCs/>
         </w:rPr>
       </w:r>
+      <w:r>
+        <w:rPr>
+          <w:b/>
+          <w:bCs/>
+        </w:rPr>
+      </w:r>
     </w:p>
     <w:p>
       <w:pPr>
@@ -8401,6 +10132,12 @@
           <w:bCs/>
         </w:rPr>
       </w:r>
+      <w:r>
+        <w:rPr>
+          <w:b/>
+          <w:bCs/>
+        </w:rPr>
+      </w:r>
     </w:p>
     <w:p>
       <w:pPr>
@@ -8426,6 +10163,12 @@
           <w:bCs/>
         </w:rPr>
       </w:r>
+      <w:r>
+        <w:rPr>
+          <w:b/>
+          <w:bCs/>
+        </w:rPr>
+      </w:r>
     </w:p>
     <w:p>
       <w:pPr>
@@ -8451,6 +10194,12 @@
           <w:bCs/>
         </w:rPr>
       </w:r>
+      <w:r>
+        <w:rPr>
+          <w:b/>
+          <w:bCs/>
+        </w:rPr>
+      </w:r>
     </w:p>
     <w:p>
       <w:pPr>
@@ -8476,6 +10225,12 @@
           <w:bCs/>
         </w:rPr>
       </w:r>
+      <w:r>
+        <w:rPr>
+          <w:b/>
+          <w:bCs/>
+        </w:rPr>
+      </w:r>
     </w:p>
     <w:p>
       <w:pPr>
@@ -8501,6 +10256,12 @@
           <w:bCs/>
         </w:rPr>
       </w:r>
+      <w:r>
+        <w:rPr>
+          <w:b/>
+          <w:bCs/>
+        </w:rPr>
+      </w:r>
     </w:p>
     <w:p>
       <w:pPr>
@@ -8526,6 +10287,12 @@
           <w:bCs/>
         </w:rPr>
       </w:r>
+      <w:r>
+        <w:rPr>
+          <w:b/>
+          <w:bCs/>
+        </w:rPr>
+      </w:r>
     </w:p>
     <w:p>
       <w:pPr>
@@ -8551,6 +10318,12 @@
           <w:bCs/>
         </w:rPr>
       </w:r>
+      <w:r>
+        <w:rPr>
+          <w:b/>
+          <w:bCs/>
+        </w:rPr>
+      </w:r>
     </w:p>
     <w:p>
       <w:pPr>
@@ -8576,6 +10349,12 @@
           <w:bCs/>
         </w:rPr>
       </w:r>
+      <w:r>
+        <w:rPr>
+          <w:b/>
+          <w:bCs/>
+        </w:rPr>
+      </w:r>
     </w:p>
     <w:p>
       <w:pPr>
@@ -8601,6 +10380,12 @@
           <w:bCs/>
         </w:rPr>
       </w:r>
+      <w:r>
+        <w:rPr>
+          <w:b/>
+          <w:bCs/>
+        </w:rPr>
+      </w:r>
     </w:p>
     <w:p>
       <w:pPr>
@@ -8626,6 +10411,12 @@
           <w:bCs/>
         </w:rPr>
       </w:r>
+      <w:r>
+        <w:rPr>
+          <w:b/>
+          <w:bCs/>
+        </w:rPr>
+      </w:r>
     </w:p>
     <w:p>
       <w:pPr>
@@ -8651,6 +10442,12 @@
           <w:bCs/>
         </w:rPr>
       </w:r>
+      <w:r>
+        <w:rPr>
+          <w:b/>
+          <w:bCs/>
+        </w:rPr>
+      </w:r>
     </w:p>
     <w:p>
       <w:pPr>
@@ -8676,6 +10473,12 @@
           <w:bCs/>
         </w:rPr>
       </w:r>
+      <w:r>
+        <w:rPr>
+          <w:b/>
+          <w:bCs/>
+        </w:rPr>
+      </w:r>
     </w:p>
     <w:p>
       <w:pPr>
@@ -8701,6 +10504,12 @@
           <w:bCs/>
         </w:rPr>
       </w:r>
+      <w:r>
+        <w:rPr>
+          <w:b/>
+          <w:bCs/>
+        </w:rPr>
+      </w:r>
     </w:p>
     <w:p>
       <w:pPr>
@@ -8726,6 +10535,12 @@
           <w:bCs/>
         </w:rPr>
       </w:r>
+      <w:r>
+        <w:rPr>
+          <w:b/>
+          <w:bCs/>
+        </w:rPr>
+      </w:r>
     </w:p>
     <w:p>
       <w:pPr>
@@ -8751,6 +10566,12 @@
           <w:bCs/>
         </w:rPr>
       </w:r>
+      <w:r>
+        <w:rPr>
+          <w:b/>
+          <w:bCs/>
+        </w:rPr>
+      </w:r>
     </w:p>
     <w:p>
       <w:pPr>
@@ -8775,6 +10596,12 @@
           <w:bCs/>
         </w:rPr>
       </w:r>
+      <w:r>
+        <w:rPr>
+          <w:b/>
+          <w:bCs/>
+        </w:rPr>
+      </w:r>
     </w:p>
     <w:p>
       <w:pPr>
@@ -8807,6 +10634,12 @@
           <w:bCs/>
         </w:rPr>
       </w:r>
+      <w:r>
+        <w:rPr>
+          <w:b/>
+          <w:bCs/>
+        </w:rPr>
+      </w:r>
     </w:p>
     <w:p>
       <w:pPr>
@@ -8832,6 +10665,12 @@
           <w:bCs/>
         </w:rPr>
       </w:r>
+      <w:r>
+        <w:rPr>
+          <w:b/>
+          <w:bCs/>
+        </w:rPr>
+      </w:r>
     </w:p>
     <w:p>
       <w:pPr>
@@ -8857,6 +10696,12 @@
           <w:bCs/>
         </w:rPr>
       </w:r>
+      <w:r>
+        <w:rPr>
+          <w:b/>
+          <w:bCs/>
+        </w:rPr>
+      </w:r>
     </w:p>
     <w:p>
       <w:pPr>
@@ -8882,6 +10727,12 @@
           <w:bCs/>
         </w:rPr>
       </w:r>
+      <w:r>
+        <w:rPr>
+          <w:b/>
+          <w:bCs/>
+        </w:rPr>
+      </w:r>
     </w:p>
     <w:p>
       <w:pPr>
@@ -8907,6 +10758,12 @@
           <w:bCs/>
         </w:rPr>
       </w:r>
+      <w:r>
+        <w:rPr>
+          <w:b/>
+          <w:bCs/>
+        </w:rPr>
+      </w:r>
     </w:p>
     <w:p>
       <w:pPr>
@@ -8932,6 +10789,12 @@
           <w:bCs/>
         </w:rPr>
       </w:r>
+      <w:r>
+        <w:rPr>
+          <w:b/>
+          <w:bCs/>
+        </w:rPr>
+      </w:r>
     </w:p>
     <w:p>
       <w:pPr>
@@ -8957,6 +10820,12 @@
           <w:bCs/>
         </w:rPr>
       </w:r>
+      <w:r>
+        <w:rPr>
+          <w:b/>
+          <w:bCs/>
+        </w:rPr>
+      </w:r>
     </w:p>
     <w:p>
       <w:pPr>
@@ -8982,6 +10851,12 @@
           <w:bCs/>
         </w:rPr>
       </w:r>
+      <w:r>
+        <w:rPr>
+          <w:b/>
+          <w:bCs/>
+        </w:rPr>
+      </w:r>
     </w:p>
     <w:p>
       <w:pPr>
@@ -9007,6 +10882,12 @@
           <w:bCs/>
         </w:rPr>
       </w:r>
+      <w:r>
+        <w:rPr>
+          <w:b/>
+          <w:bCs/>
+        </w:rPr>
+      </w:r>
     </w:p>
     <w:p>
       <w:pPr>
@@ -9031,6 +10912,12 @@
           <w:bCs/>
         </w:rPr>
       </w:r>
+      <w:r>
+        <w:rPr>
+          <w:b/>
+          <w:bCs/>
+        </w:rPr>
+      </w:r>
     </w:p>
     <w:p>
       <w:pPr>
@@ -9056,6 +10943,12 @@
           <w:bCs/>
         </w:rPr>
       </w:r>
+      <w:r>
+        <w:rPr>
+          <w:b/>
+          <w:bCs/>
+        </w:rPr>
+      </w:r>
     </w:p>
     <w:p>
       <w:pPr>
@@ -9081,6 +10974,12 @@
           <w:bCs/>
         </w:rPr>
       </w:r>
+      <w:r>
+        <w:rPr>
+          <w:b/>
+          <w:bCs/>
+        </w:rPr>
+      </w:r>
     </w:p>
     <w:p>
       <w:pPr>
@@ -9106,6 +11005,12 @@
           <w:bCs/>
         </w:rPr>
       </w:r>
+      <w:r>
+        <w:rPr>
+          <w:b/>
+          <w:bCs/>
+        </w:rPr>
+      </w:r>
     </w:p>
     <w:p>
       <w:pPr>
@@ -9131,6 +11036,12 @@
           <w:bCs/>
         </w:rPr>
       </w:r>
+      <w:r>
+        <w:rPr>
+          <w:b/>
+          <w:bCs/>
+        </w:rPr>
+      </w:r>
     </w:p>
     <w:p>
       <w:pPr>
@@ -9156,6 +11067,12 @@
           <w:bCs/>
         </w:rPr>
       </w:r>
+      <w:r>
+        <w:rPr>
+          <w:b/>
+          <w:bCs/>
+        </w:rPr>
+      </w:r>
     </w:p>
     <w:p>
       <w:pPr>
@@ -9181,6 +11098,12 @@
           <w:bCs/>
         </w:rPr>
       </w:r>
+      <w:r>
+        <w:rPr>
+          <w:b/>
+          <w:bCs/>
+        </w:rPr>
+      </w:r>
     </w:p>
     <w:p>
       <w:pPr>
@@ -9206,6 +11129,12 @@
           <w:bCs/>
         </w:rPr>
       </w:r>
+      <w:r>
+        <w:rPr>
+          <w:b/>
+          <w:bCs/>
+        </w:rPr>
+      </w:r>
     </w:p>
     <w:p>
       <w:pPr>
@@ -9231,6 +11160,12 @@
           <w:bCs/>
         </w:rPr>
       </w:r>
+      <w:r>
+        <w:rPr>
+          <w:b/>
+          <w:bCs/>
+        </w:rPr>
+      </w:r>
     </w:p>
     <w:p>
       <w:pPr>
@@ -9256,6 +11191,12 @@
           <w:bCs/>
         </w:rPr>
       </w:r>
+      <w:r>
+        <w:rPr>
+          <w:b/>
+          <w:bCs/>
+        </w:rPr>
+      </w:r>
     </w:p>
     <w:p>
       <w:pPr>
@@ -9280,6 +11221,7 @@
         <w:rPr>
           <w:b/>
           <w:bCs/>
+          <w14:ligatures w14:val="none"/>
         </w:rPr>
       </w:r>
       <w:r>
@@ -9306,6 +11248,13 @@
         <w:rPr>
           <w:b/>
           <w:bCs/>
+        </w:rPr>
+      </w:r>
+      <w:r>
+        <w:rPr>
+          <w:b/>
+          <w:bCs/>
+          <w14:ligatures w14:val="none"/>
         </w:rPr>
       </w:r>
       <w:r>
@@ -9365,13 +11314,52 @@
           <w:highlight w:val="none"/>
         </w:rPr>
       </w:r>
+      <w:r>
+        <w:rPr>
+          <w:rFonts w:ascii="Times New Roman" w:hAnsi="Times New Roman" w:cs="Times New Roman"/>
+          <w:b/>
+          <w:bCs/>
+          <w:sz w:val="28"/>
+          <w:szCs w:val="28"/>
+          <w:highlight w:val="none"/>
+        </w:rPr>
+      </w:r>
+      <w:r>
+        <w:rPr>
+          <w:rFonts w:ascii="Times New Roman" w:hAnsi="Times New Roman" w:cs="Times New Roman"/>
+          <w:b/>
+          <w:bCs/>
+          <w:sz w:val="28"/>
+          <w:szCs w:val="28"/>
+          <w:highlight w:val="none"/>
+        </w:rPr>
+      </w:r>
+      <w:r/>
+      <w:r>
+        <w:rPr>
+          <w:rFonts w:ascii="Times New Roman" w:hAnsi="Times New Roman" w:cs="Times New Roman"/>
+          <w:b/>
+          <w:bCs/>
+          <w:sz w:val="28"/>
+          <w:szCs w:val="28"/>
+          <w:highlight w:val="none"/>
+        </w:rPr>
+      </w:r>
     </w:p>
     <w:p>
       <w:pPr>
         <w:pBdr/>
-        <w:spacing/>
-        <w:ind/>
-        <w:rPr/>
+        <w:shd w:val="nil" w:color="auto"/>
+        <w:spacing/>
+        <w:ind/>
+        <w:rPr>
+          <w:rFonts w:ascii="Times New Roman" w:hAnsi="Times New Roman" w:cs="Times New Roman"/>
+          <w:b/>
+          <w:bCs/>
+          <w:sz w:val="28"/>
+          <w:szCs w:val="28"/>
+          <w:highlight w:val="none"/>
+        </w:rPr>
       </w:pPr>
       <w:r>
         <w:rPr>
@@ -9383,7 +11371,6 @@
           <w:highlight w:val="none"/>
           <w:lang w:val="en-US"/>
         </w:rPr>
-        <w:t xml:space="preserve">UML</w:t>
       </w:r>
       <w:r>
         <w:rPr>
@@ -9395,26 +11382,2494 @@
           <w:highlight w:val="none"/>
         </w:rPr>
       </w:r>
+      <w:r>
+        <mc:AlternateContent>
+          <mc:Choice Requires="wpg">
+            <w:drawing>
+              <wp:inline xmlns:wp="http://schemas.openxmlformats.org/drawingml/2006/wordprocessingDrawing" distT="0" distB="0" distL="0" distR="0">
+                <wp:extent cx="6223496" cy="3033954"/>
+                <wp:effectExtent l="0" t="0" r="0" b="0"/>
+                <wp:docPr id="3" name=""/>
+                <wp:cNvGraphicFramePr>
+                  <a:graphicFrameLocks xmlns:a="http://schemas.openxmlformats.org/drawingml/2006/main" noChangeAspect="1"/>
+                </wp:cNvGraphicFramePr>
+                <a:graphic xmlns:a="http://schemas.openxmlformats.org/drawingml/2006/main">
+                  <a:graphicData uri="http://schemas.openxmlformats.org/drawingml/2006/picture">
+                    <pic:pic xmlns:pic="http://schemas.openxmlformats.org/drawingml/2006/picture">
+                      <pic:nvPicPr>
+                        <pic:cNvPr id="669835084" name=""/>
+                        <pic:cNvPicPr>
+                          <a:picLocks noChangeAspect="1"/>
+                        </pic:cNvPicPr>
+                        <pic:nvPr/>
+                      </pic:nvPicPr>
+                      <pic:blipFill rotWithShape="1">
+                        <a:blip r:embed="rId10"/>
+                        <a:stretch/>
+                      </pic:blipFill>
+                      <pic:spPr bwMode="auto">
+                        <a:xfrm flipH="0" flipV="0">
+                          <a:off x="0" y="0"/>
+                          <a:ext cx="6223496" cy="3033954"/>
+                        </a:xfrm>
+                        <a:prstGeom prst="rect">
+                          <a:avLst/>
+                        </a:prstGeom>
+                      </pic:spPr>
+                    </pic:pic>
+                  </a:graphicData>
+                </a:graphic>
+              </wp:inline>
+            </w:drawing>
+          </mc:Choice>
+          <mc:Fallback>
+            <w:pict>
+              <v:shapetype id="_x0000_t75" coordsize="21600,21600" o:spt="75" o:preferrelative="t" path="m@4@5l@4@11@9@11@9@5xe" filled="f" stroked="f">
+                <v:stroke joinstyle="miter"/>
+                <v:formulas>
+                  <v:f eqn="if lineDrawn pixelLineWidth 0"/>
+                  <v:f eqn="sum @0 1 0"/>
+                  <v:f eqn="sum 0 0 @1"/>
+                  <v:f eqn="prod @2 1 2"/>
+                  <v:f eqn="prod @3 21600 pixelWidth"/>
+                  <v:f eqn="prod @3 21600 pixelHeight"/>
+                  <v:f eqn="sum @0 0 1"/>
+                  <v:f eqn="prod @6 1 2"/>
+                  <v:f eqn="prod @7 21600 pixelWidth"/>
+                  <v:f eqn="sum @8 21600 0"/>
+                  <v:f eqn="prod @7 21600 pixelHeight"/>
+                  <v:f eqn="sum @10 21600 0"/>
+                </v:formulas>
+                <v:path o:extrusionok="f" gradientshapeok="t" o:connecttype="rect"/>
+                <o:lock v:ext="edit" aspectratio="t"/>
+              </v:shapetype>
+              <v:shape id="_x0000_i2" o:spid="_x0000_s2" type="#_x0000_t75" style="width:490.04pt;height:238.89pt;mso-wrap-distance-left:0.00pt;mso-wrap-distance-top:0.00pt;mso-wrap-distance-right:0.00pt;mso-wrap-distance-bottom:0.00pt;z-index:1;" stroked="false">
+                <v:imagedata r:id="rId10" o:title=""/>
+                <o:lock v:ext="edit" rotation="t"/>
+              </v:shape>
+            </w:pict>
+          </mc:Fallback>
+        </mc:AlternateContent>
+      </w:r>
+      <w:r>
+        <w:rPr>
+          <w:rFonts w:ascii="Times New Roman" w:hAnsi="Times New Roman" w:cs="Times New Roman"/>
+          <w:b/>
+          <w:bCs/>
+          <w:sz w:val="28"/>
+          <w:szCs w:val="28"/>
+          <w:highlight w:val="none"/>
+        </w:rPr>
+      </w:r>
+      <w:r>
+        <w:rPr>
+          <w:rFonts w:ascii="Times New Roman" w:hAnsi="Times New Roman" w:cs="Times New Roman"/>
+          <w:b/>
+          <w:bCs/>
+          <w:sz w:val="28"/>
+          <w:szCs w:val="28"/>
+          <w:highlight w:val="none"/>
+        </w:rPr>
+      </w:r>
+    </w:p>
+    <w:p>
+      <w:pPr>
+        <w:pStyle w:val="827"/>
+        <w:pBdr/>
+        <w:spacing/>
+        <w:ind/>
+        <w:rPr>
+          <w:b/>
+          <w:bCs/>
+        </w:rPr>
+      </w:pPr>
+      <w:r>
+        <w:rPr>
+          <w:b/>
+          <w:bCs/>
+          <w:lang w:val="en-US"/>
+        </w:rPr>
+        <w:t xml:space="preserve">8</w:t>
+      </w:r>
+      <w:r>
+        <w:rPr>
+          <w:b/>
+          <w:bCs/>
+          <w:lang w:val="ru-RU"/>
+        </w:rPr>
+        <w:t xml:space="preserve"> задание</w:t>
+      </w:r>
+      <w:r>
+        <w:rPr>
+          <w:b/>
+          <w:bCs/>
+        </w:rPr>
+      </w:r>
+      <w:r>
+        <w:rPr>
+          <w:b/>
+          <w:bCs/>
+        </w:rPr>
+      </w:r>
+    </w:p>
+    <w:p>
+      <w:pPr>
+        <w:pStyle w:val="892"/>
+        <w:pBdr/>
+        <w:spacing/>
+        <w:ind/>
+        <w:rPr/>
+      </w:pPr>
+      <w:r>
+        <w:rPr>
+          <w:rFonts w:ascii="0xProto Nerd Font" w:hAnsi="0xProto Nerd Font" w:eastAsia="0xProto Nerd Font" w:cs="0xProto Nerd Font"/>
+          <w:b/>
+          <w:bCs/>
+          <w:color w:val="000000" w:themeColor="text1"/>
+          <w:sz w:val="20"/>
+          <w:szCs w:val="16"/>
+        </w:rPr>
+        <w:t xml:space="preserve">namespace Iterator</w:t>
+      </w:r>
+      <w:r>
+        <w:rPr>
+          <w:rFonts w:ascii="0xProto Nerd Font" w:hAnsi="0xProto Nerd Font" w:eastAsia="0xProto Nerd Font" w:cs="0xProto Nerd Font"/>
+          <w:b/>
+          <w:bCs/>
+          <w:color w:val="000000" w:themeColor="text1"/>
+          <w:sz w:val="20"/>
+          <w:szCs w:val="16"/>
+        </w:rPr>
+      </w:r>
       <w:r/>
     </w:p>
     <w:p>
       <w:pPr>
+        <w:pStyle w:val="892"/>
+        <w:pBdr/>
+        <w:spacing/>
+        <w:ind/>
+        <w:rPr/>
+      </w:pPr>
+      <w:r>
+        <w:rPr>
+          <w:rFonts w:ascii="0xProto Nerd Font" w:hAnsi="0xProto Nerd Font" w:eastAsia="0xProto Nerd Font" w:cs="0xProto Nerd Font"/>
+          <w:b/>
+          <w:bCs/>
+          <w:color w:val="000000" w:themeColor="text1"/>
+          <w:sz w:val="20"/>
+          <w:szCs w:val="16"/>
+        </w:rPr>
+        <w:t xml:space="preserve">{</w:t>
+      </w:r>
+      <w:r>
+        <w:rPr>
+          <w:rFonts w:ascii="0xProto Nerd Font" w:hAnsi="0xProto Nerd Font" w:eastAsia="0xProto Nerd Font" w:cs="0xProto Nerd Font"/>
+          <w:b/>
+          <w:bCs/>
+          <w:color w:val="000000" w:themeColor="text1"/>
+          <w:sz w:val="20"/>
+          <w:szCs w:val="16"/>
+        </w:rPr>
+      </w:r>
+      <w:r/>
+    </w:p>
+    <w:p>
+      <w:pPr>
+        <w:pStyle w:val="892"/>
+        <w:pBdr/>
+        <w:spacing/>
+        <w:ind/>
+        <w:rPr/>
+      </w:pPr>
+      <w:r>
+        <w:rPr>
+          <w:rFonts w:ascii="0xProto Nerd Font" w:hAnsi="0xProto Nerd Font" w:eastAsia="0xProto Nerd Font" w:cs="0xProto Nerd Font"/>
+          <w:b/>
+          <w:bCs/>
+          <w:color w:val="000000" w:themeColor="text1"/>
+          <w:sz w:val="20"/>
+          <w:szCs w:val="16"/>
+        </w:rPr>
+        <w:t xml:space="preserve">    public interface IInventory</w:t>
+      </w:r>
+      <w:r>
+        <w:rPr>
+          <w:rFonts w:ascii="0xProto Nerd Font" w:hAnsi="0xProto Nerd Font" w:eastAsia="0xProto Nerd Font" w:cs="0xProto Nerd Font"/>
+          <w:b/>
+          <w:bCs/>
+          <w:color w:val="000000" w:themeColor="text1"/>
+          <w:sz w:val="20"/>
+          <w:szCs w:val="16"/>
+        </w:rPr>
+      </w:r>
+      <w:r/>
+    </w:p>
+    <w:p>
+      <w:pPr>
+        <w:pStyle w:val="892"/>
+        <w:pBdr/>
+        <w:spacing/>
+        <w:ind/>
+        <w:rPr/>
+      </w:pPr>
+      <w:r>
+        <w:rPr>
+          <w:rFonts w:ascii="0xProto Nerd Font" w:hAnsi="0xProto Nerd Font" w:eastAsia="0xProto Nerd Font" w:cs="0xProto Nerd Font"/>
+          <w:b/>
+          <w:bCs/>
+          <w:color w:val="000000" w:themeColor="text1"/>
+          <w:sz w:val="20"/>
+          <w:szCs w:val="16"/>
+        </w:rPr>
+        <w:t xml:space="preserve">    {</w:t>
+      </w:r>
+      <w:r>
+        <w:rPr>
+          <w:rFonts w:ascii="0xProto Nerd Font" w:hAnsi="0xProto Nerd Font" w:eastAsia="0xProto Nerd Font" w:cs="0xProto Nerd Font"/>
+          <w:b/>
+          <w:bCs/>
+          <w:color w:val="000000" w:themeColor="text1"/>
+          <w:sz w:val="20"/>
+          <w:szCs w:val="16"/>
+        </w:rPr>
+      </w:r>
+      <w:r/>
+    </w:p>
+    <w:p>
+      <w:pPr>
+        <w:pStyle w:val="892"/>
+        <w:pBdr/>
+        <w:spacing/>
+        <w:ind/>
+        <w:rPr/>
+      </w:pPr>
+      <w:r>
+        <w:rPr>
+          <w:rFonts w:ascii="0xProto Nerd Font" w:hAnsi="0xProto Nerd Font" w:eastAsia="0xProto Nerd Font" w:cs="0xProto Nerd Font"/>
+          <w:b/>
+          <w:bCs/>
+          <w:color w:val="000000" w:themeColor="text1"/>
+          <w:sz w:val="20"/>
+          <w:szCs w:val="16"/>
+        </w:rPr>
+        <w:t xml:space="preserve">        string Name { get; set; }</w:t>
+      </w:r>
+      <w:r>
+        <w:rPr>
+          <w:rFonts w:ascii="0xProto Nerd Font" w:hAnsi="0xProto Nerd Font" w:eastAsia="0xProto Nerd Font" w:cs="0xProto Nerd Font"/>
+          <w:b/>
+          <w:bCs/>
+          <w:color w:val="000000" w:themeColor="text1"/>
+          <w:sz w:val="20"/>
+          <w:szCs w:val="16"/>
+        </w:rPr>
+      </w:r>
+      <w:r/>
+    </w:p>
+    <w:p>
+      <w:pPr>
+        <w:pStyle w:val="892"/>
+        <w:pBdr/>
+        <w:spacing/>
+        <w:ind/>
+        <w:rPr/>
+      </w:pPr>
+      <w:r>
+        <w:rPr>
+          <w:rFonts w:ascii="0xProto Nerd Font" w:hAnsi="0xProto Nerd Font" w:eastAsia="0xProto Nerd Font" w:cs="0xProto Nerd Font"/>
+          <w:b/>
+          <w:bCs/>
+          <w:color w:val="000000" w:themeColor="text1"/>
+          <w:sz w:val="20"/>
+          <w:szCs w:val="16"/>
+        </w:rPr>
+        <w:t xml:space="preserve">        void PrintName();</w:t>
+      </w:r>
+      <w:r>
+        <w:rPr>
+          <w:rFonts w:ascii="0xProto Nerd Font" w:hAnsi="0xProto Nerd Font" w:eastAsia="0xProto Nerd Font" w:cs="0xProto Nerd Font"/>
+          <w:b/>
+          <w:bCs/>
+          <w:color w:val="000000" w:themeColor="text1"/>
+          <w:sz w:val="20"/>
+          <w:szCs w:val="16"/>
+        </w:rPr>
+      </w:r>
+      <w:r/>
+    </w:p>
+    <w:p>
+      <w:pPr>
+        <w:pStyle w:val="892"/>
+        <w:pBdr/>
+        <w:spacing/>
+        <w:ind/>
+        <w:rPr/>
+      </w:pPr>
+      <w:r>
+        <w:rPr>
+          <w:rFonts w:ascii="0xProto Nerd Font" w:hAnsi="0xProto Nerd Font" w:eastAsia="0xProto Nerd Font" w:cs="0xProto Nerd Font"/>
+          <w:b/>
+          <w:bCs/>
+          <w:color w:val="000000" w:themeColor="text1"/>
+          <w:sz w:val="20"/>
+          <w:szCs w:val="16"/>
+        </w:rPr>
+        <w:t xml:space="preserve">    }</w:t>
+      </w:r>
+      <w:r>
+        <w:rPr>
+          <w:rFonts w:ascii="0xProto Nerd Font" w:hAnsi="0xProto Nerd Font" w:eastAsia="0xProto Nerd Font" w:cs="0xProto Nerd Font"/>
+          <w:b/>
+          <w:bCs/>
+          <w:color w:val="000000" w:themeColor="text1"/>
+          <w:sz w:val="20"/>
+          <w:szCs w:val="16"/>
+        </w:rPr>
+      </w:r>
+      <w:r/>
+    </w:p>
+    <w:p>
+      <w:pPr>
+        <w:pStyle w:val="892"/>
+        <w:pBdr/>
+        <w:spacing/>
+        <w:ind/>
+        <w:rPr/>
+      </w:pPr>
+      <w:r>
+        <w:rPr>
+          <w:rFonts w:ascii="0xProto Nerd Font" w:hAnsi="0xProto Nerd Font" w:eastAsia="0xProto Nerd Font" w:cs="0xProto Nerd Font"/>
+          <w:b/>
+          <w:bCs/>
+          <w:color w:val="000000" w:themeColor="text1"/>
+          <w:sz w:val="20"/>
+          <w:szCs w:val="16"/>
+        </w:rPr>
+      </w:r>
+      <w:r>
+        <w:rPr>
+          <w:rFonts w:ascii="0xProto Nerd Font" w:hAnsi="0xProto Nerd Font" w:eastAsia="0xProto Nerd Font" w:cs="0xProto Nerd Font"/>
+          <w:b/>
+          <w:bCs/>
+          <w:color w:val="000000" w:themeColor="text1"/>
+          <w:sz w:val="20"/>
+          <w:szCs w:val="16"/>
+        </w:rPr>
+      </w:r>
+      <w:r/>
+    </w:p>
+    <w:p>
+      <w:pPr>
+        <w:pStyle w:val="892"/>
+        <w:pBdr/>
+        <w:spacing/>
+        <w:ind/>
+        <w:rPr/>
+      </w:pPr>
+      <w:r>
+        <w:rPr>
+          <w:rFonts w:ascii="0xProto Nerd Font" w:hAnsi="0xProto Nerd Font" w:eastAsia="0xProto Nerd Font" w:cs="0xProto Nerd Font"/>
+          <w:b/>
+          <w:bCs/>
+          <w:color w:val="000000" w:themeColor="text1"/>
+          <w:sz w:val="20"/>
+          <w:szCs w:val="16"/>
+        </w:rPr>
+        <w:t xml:space="preserve">    public class Item : IInventory</w:t>
+      </w:r>
+      <w:r>
+        <w:rPr>
+          <w:rFonts w:ascii="0xProto Nerd Font" w:hAnsi="0xProto Nerd Font" w:eastAsia="0xProto Nerd Font" w:cs="0xProto Nerd Font"/>
+          <w:b/>
+          <w:bCs/>
+          <w:color w:val="000000" w:themeColor="text1"/>
+          <w:sz w:val="20"/>
+          <w:szCs w:val="16"/>
+        </w:rPr>
+      </w:r>
+      <w:r/>
+    </w:p>
+    <w:p>
+      <w:pPr>
+        <w:pStyle w:val="892"/>
+        <w:pBdr/>
+        <w:spacing/>
+        <w:ind/>
+        <w:rPr/>
+      </w:pPr>
+      <w:r>
+        <w:rPr>
+          <w:rFonts w:ascii="0xProto Nerd Font" w:hAnsi="0xProto Nerd Font" w:eastAsia="0xProto Nerd Font" w:cs="0xProto Nerd Font"/>
+          <w:b/>
+          <w:bCs/>
+          <w:color w:val="000000" w:themeColor="text1"/>
+          <w:sz w:val="20"/>
+          <w:szCs w:val="16"/>
+        </w:rPr>
+        <w:t xml:space="preserve">    {</w:t>
+      </w:r>
+      <w:r>
+        <w:rPr>
+          <w:rFonts w:ascii="0xProto Nerd Font" w:hAnsi="0xProto Nerd Font" w:eastAsia="0xProto Nerd Font" w:cs="0xProto Nerd Font"/>
+          <w:b/>
+          <w:bCs/>
+          <w:color w:val="000000" w:themeColor="text1"/>
+          <w:sz w:val="20"/>
+          <w:szCs w:val="16"/>
+        </w:rPr>
+      </w:r>
+      <w:r/>
+    </w:p>
+    <w:p>
+      <w:pPr>
+        <w:pStyle w:val="892"/>
+        <w:pBdr/>
+        <w:spacing/>
+        <w:ind/>
+        <w:rPr/>
+      </w:pPr>
+      <w:r>
+        <w:rPr>
+          <w:rFonts w:ascii="0xProto Nerd Font" w:hAnsi="0xProto Nerd Font" w:eastAsia="0xProto Nerd Font" w:cs="0xProto Nerd Font"/>
+          <w:b/>
+          <w:bCs/>
+          <w:color w:val="000000" w:themeColor="text1"/>
+          <w:sz w:val="20"/>
+          <w:szCs w:val="16"/>
+        </w:rPr>
+        <w:t xml:space="preserve">        public string Name { get; set; }</w:t>
+      </w:r>
+      <w:r>
+        <w:rPr>
+          <w:rFonts w:ascii="0xProto Nerd Font" w:hAnsi="0xProto Nerd Font" w:eastAsia="0xProto Nerd Font" w:cs="0xProto Nerd Font"/>
+          <w:b/>
+          <w:bCs/>
+          <w:color w:val="000000" w:themeColor="text1"/>
+          <w:sz w:val="20"/>
+          <w:szCs w:val="16"/>
+        </w:rPr>
+      </w:r>
+      <w:r/>
+    </w:p>
+    <w:p>
+      <w:pPr>
+        <w:pStyle w:val="892"/>
+        <w:pBdr/>
+        <w:spacing/>
+        <w:ind/>
+        <w:rPr/>
+      </w:pPr>
+      <w:r>
+        <w:rPr>
+          <w:rFonts w:ascii="0xProto Nerd Font" w:hAnsi="0xProto Nerd Font" w:eastAsia="0xProto Nerd Font" w:cs="0xProto Nerd Font"/>
+          <w:b/>
+          <w:bCs/>
+          <w:color w:val="000000" w:themeColor="text1"/>
+          <w:sz w:val="20"/>
+          <w:szCs w:val="16"/>
+        </w:rPr>
+      </w:r>
+      <w:r>
+        <w:rPr>
+          <w:rFonts w:ascii="0xProto Nerd Font" w:hAnsi="0xProto Nerd Font" w:eastAsia="0xProto Nerd Font" w:cs="0xProto Nerd Font"/>
+          <w:b/>
+          <w:bCs/>
+          <w:color w:val="000000" w:themeColor="text1"/>
+          <w:sz w:val="20"/>
+          <w:szCs w:val="16"/>
+        </w:rPr>
+      </w:r>
+      <w:r/>
+    </w:p>
+    <w:p>
+      <w:pPr>
+        <w:pStyle w:val="892"/>
+        <w:pBdr/>
+        <w:spacing/>
+        <w:ind/>
+        <w:rPr/>
+      </w:pPr>
+      <w:r>
+        <w:rPr>
+          <w:rFonts w:ascii="0xProto Nerd Font" w:hAnsi="0xProto Nerd Font" w:eastAsia="0xProto Nerd Font" w:cs="0xProto Nerd Font"/>
+          <w:b/>
+          <w:bCs/>
+          <w:color w:val="000000" w:themeColor="text1"/>
+          <w:sz w:val="20"/>
+          <w:szCs w:val="16"/>
+        </w:rPr>
+        <w:t xml:space="preserve">        public void PrintName()</w:t>
+      </w:r>
+      <w:r>
+        <w:rPr>
+          <w:rFonts w:ascii="0xProto Nerd Font" w:hAnsi="0xProto Nerd Font" w:eastAsia="0xProto Nerd Font" w:cs="0xProto Nerd Font"/>
+          <w:b/>
+          <w:bCs/>
+          <w:color w:val="000000" w:themeColor="text1"/>
+          <w:sz w:val="20"/>
+          <w:szCs w:val="16"/>
+        </w:rPr>
+      </w:r>
+      <w:r/>
+    </w:p>
+    <w:p>
+      <w:pPr>
+        <w:pStyle w:val="892"/>
+        <w:pBdr/>
+        <w:spacing/>
+        <w:ind/>
+        <w:rPr/>
+      </w:pPr>
+      <w:r>
+        <w:rPr>
+          <w:rFonts w:ascii="0xProto Nerd Font" w:hAnsi="0xProto Nerd Font" w:eastAsia="0xProto Nerd Font" w:cs="0xProto Nerd Font"/>
+          <w:b/>
+          <w:bCs/>
+          <w:color w:val="000000" w:themeColor="text1"/>
+          <w:sz w:val="20"/>
+          <w:szCs w:val="16"/>
+        </w:rPr>
+        <w:t xml:space="preserve">        {</w:t>
+      </w:r>
+      <w:r>
+        <w:rPr>
+          <w:rFonts w:ascii="0xProto Nerd Font" w:hAnsi="0xProto Nerd Font" w:eastAsia="0xProto Nerd Font" w:cs="0xProto Nerd Font"/>
+          <w:b/>
+          <w:bCs/>
+          <w:color w:val="000000" w:themeColor="text1"/>
+          <w:sz w:val="20"/>
+          <w:szCs w:val="16"/>
+        </w:rPr>
+      </w:r>
+      <w:r/>
+    </w:p>
+    <w:p>
+      <w:pPr>
+        <w:pStyle w:val="892"/>
+        <w:pBdr/>
+        <w:spacing/>
+        <w:ind/>
+        <w:rPr/>
+      </w:pPr>
+      <w:r>
+        <w:rPr>
+          <w:rFonts w:ascii="0xProto Nerd Font" w:hAnsi="0xProto Nerd Font" w:eastAsia="0xProto Nerd Font" w:cs="0xProto Nerd Font"/>
+          <w:b/>
+          <w:bCs/>
+          <w:color w:val="000000" w:themeColor="text1"/>
+          <w:sz w:val="20"/>
+          <w:szCs w:val="16"/>
+        </w:rPr>
+        <w:t xml:space="preserve">            Console.WriteLine(Name);</w:t>
+      </w:r>
+      <w:r>
+        <w:rPr>
+          <w:rFonts w:ascii="0xProto Nerd Font" w:hAnsi="0xProto Nerd Font" w:eastAsia="0xProto Nerd Font" w:cs="0xProto Nerd Font"/>
+          <w:b/>
+          <w:bCs/>
+          <w:color w:val="000000" w:themeColor="text1"/>
+          <w:sz w:val="20"/>
+          <w:szCs w:val="16"/>
+        </w:rPr>
+      </w:r>
+      <w:r/>
+    </w:p>
+    <w:p>
+      <w:pPr>
+        <w:pStyle w:val="892"/>
+        <w:pBdr/>
+        <w:spacing/>
+        <w:ind/>
+        <w:rPr/>
+      </w:pPr>
+      <w:r>
+        <w:rPr>
+          <w:rFonts w:ascii="0xProto Nerd Font" w:hAnsi="0xProto Nerd Font" w:eastAsia="0xProto Nerd Font" w:cs="0xProto Nerd Font"/>
+          <w:b/>
+          <w:bCs/>
+          <w:color w:val="000000" w:themeColor="text1"/>
+          <w:sz w:val="20"/>
+          <w:szCs w:val="16"/>
+        </w:rPr>
+        <w:t xml:space="preserve">        }</w:t>
+      </w:r>
+      <w:r>
+        <w:rPr>
+          <w:rFonts w:ascii="0xProto Nerd Font" w:hAnsi="0xProto Nerd Font" w:eastAsia="0xProto Nerd Font" w:cs="0xProto Nerd Font"/>
+          <w:b/>
+          <w:bCs/>
+          <w:color w:val="000000" w:themeColor="text1"/>
+          <w:sz w:val="20"/>
+          <w:szCs w:val="16"/>
+        </w:rPr>
+      </w:r>
+      <w:r/>
+    </w:p>
+    <w:p>
+      <w:pPr>
+        <w:pStyle w:val="892"/>
+        <w:pBdr/>
+        <w:spacing/>
+        <w:ind/>
+        <w:rPr/>
+      </w:pPr>
+      <w:r>
+        <w:rPr>
+          <w:rFonts w:ascii="0xProto Nerd Font" w:hAnsi="0xProto Nerd Font" w:eastAsia="0xProto Nerd Font" w:cs="0xProto Nerd Font"/>
+          <w:b/>
+          <w:bCs/>
+          <w:color w:val="000000" w:themeColor="text1"/>
+          <w:sz w:val="20"/>
+          <w:szCs w:val="16"/>
+        </w:rPr>
+        <w:t xml:space="preserve">    }</w:t>
+      </w:r>
+      <w:r>
+        <w:rPr>
+          <w:rFonts w:ascii="0xProto Nerd Font" w:hAnsi="0xProto Nerd Font" w:eastAsia="0xProto Nerd Font" w:cs="0xProto Nerd Font"/>
+          <w:b/>
+          <w:bCs/>
+          <w:color w:val="000000" w:themeColor="text1"/>
+          <w:sz w:val="20"/>
+          <w:szCs w:val="16"/>
+        </w:rPr>
+      </w:r>
+      <w:r/>
+    </w:p>
+    <w:p>
+      <w:pPr>
+        <w:pStyle w:val="892"/>
+        <w:pBdr/>
+        <w:spacing/>
+        <w:ind/>
+        <w:rPr/>
+      </w:pPr>
+      <w:r>
+        <w:rPr>
+          <w:rFonts w:ascii="0xProto Nerd Font" w:hAnsi="0xProto Nerd Font" w:eastAsia="0xProto Nerd Font" w:cs="0xProto Nerd Font"/>
+          <w:b/>
+          <w:bCs/>
+          <w:color w:val="000000" w:themeColor="text1"/>
+          <w:sz w:val="20"/>
+          <w:szCs w:val="16"/>
+        </w:rPr>
+      </w:r>
+      <w:r>
+        <w:rPr>
+          <w:rFonts w:ascii="0xProto Nerd Font" w:hAnsi="0xProto Nerd Font" w:eastAsia="0xProto Nerd Font" w:cs="0xProto Nerd Font"/>
+          <w:b/>
+          <w:bCs/>
+          <w:color w:val="000000" w:themeColor="text1"/>
+          <w:sz w:val="20"/>
+          <w:szCs w:val="16"/>
+        </w:rPr>
+      </w:r>
+      <w:r/>
+    </w:p>
+    <w:p>
+      <w:pPr>
+        <w:pStyle w:val="892"/>
+        <w:pBdr/>
+        <w:spacing/>
+        <w:ind/>
+        <w:rPr/>
+      </w:pPr>
+      <w:r>
+        <w:rPr>
+          <w:rFonts w:ascii="0xProto Nerd Font" w:hAnsi="0xProto Nerd Font" w:eastAsia="0xProto Nerd Font" w:cs="0xProto Nerd Font"/>
+          <w:b/>
+          <w:bCs/>
+          <w:color w:val="000000" w:themeColor="text1"/>
+          <w:sz w:val="20"/>
+          <w:szCs w:val="16"/>
+        </w:rPr>
+        <w:t xml:space="preserve">    public class Backpack : IInventory, IEnumerable&lt;IInventory&gt;</w:t>
+      </w:r>
+      <w:r>
+        <w:rPr>
+          <w:rFonts w:ascii="0xProto Nerd Font" w:hAnsi="0xProto Nerd Font" w:eastAsia="0xProto Nerd Font" w:cs="0xProto Nerd Font"/>
+          <w:b/>
+          <w:bCs/>
+          <w:color w:val="000000" w:themeColor="text1"/>
+          <w:sz w:val="20"/>
+          <w:szCs w:val="16"/>
+        </w:rPr>
+      </w:r>
+      <w:r/>
+    </w:p>
+    <w:p>
+      <w:pPr>
+        <w:pStyle w:val="892"/>
+        <w:pBdr/>
+        <w:spacing/>
+        <w:ind/>
+        <w:rPr/>
+      </w:pPr>
+      <w:r>
+        <w:rPr>
+          <w:rFonts w:ascii="0xProto Nerd Font" w:hAnsi="0xProto Nerd Font" w:eastAsia="0xProto Nerd Font" w:cs="0xProto Nerd Font"/>
+          <w:b/>
+          <w:bCs/>
+          <w:color w:val="000000" w:themeColor="text1"/>
+          <w:sz w:val="20"/>
+          <w:szCs w:val="16"/>
+        </w:rPr>
+        <w:t xml:space="preserve">    {</w:t>
+      </w:r>
+      <w:r>
+        <w:rPr>
+          <w:rFonts w:ascii="0xProto Nerd Font" w:hAnsi="0xProto Nerd Font" w:eastAsia="0xProto Nerd Font" w:cs="0xProto Nerd Font"/>
+          <w:b/>
+          <w:bCs/>
+          <w:color w:val="000000" w:themeColor="text1"/>
+          <w:sz w:val="20"/>
+          <w:szCs w:val="16"/>
+        </w:rPr>
+      </w:r>
+      <w:r/>
+    </w:p>
+    <w:p>
+      <w:pPr>
+        <w:pStyle w:val="892"/>
+        <w:pBdr/>
+        <w:spacing/>
+        <w:ind/>
+        <w:rPr/>
+      </w:pPr>
+      <w:r>
+        <w:rPr>
+          <w:rFonts w:ascii="0xProto Nerd Font" w:hAnsi="0xProto Nerd Font" w:eastAsia="0xProto Nerd Font" w:cs="0xProto Nerd Font"/>
+          <w:b/>
+          <w:bCs/>
+          <w:color w:val="000000" w:themeColor="text1"/>
+          <w:sz w:val="20"/>
+          <w:szCs w:val="16"/>
+        </w:rPr>
+        <w:t xml:space="preserve">        private List&lt;IInventory&gt; list_ = new List&lt;IInventory&gt;();</w:t>
+      </w:r>
+      <w:r>
+        <w:rPr>
+          <w:rFonts w:ascii="0xProto Nerd Font" w:hAnsi="0xProto Nerd Font" w:eastAsia="0xProto Nerd Font" w:cs="0xProto Nerd Font"/>
+          <w:b/>
+          <w:bCs/>
+          <w:color w:val="000000" w:themeColor="text1"/>
+          <w:sz w:val="20"/>
+          <w:szCs w:val="16"/>
+        </w:rPr>
+      </w:r>
+      <w:r/>
+    </w:p>
+    <w:p>
+      <w:pPr>
+        <w:pStyle w:val="892"/>
+        <w:pBdr/>
+        <w:spacing/>
+        <w:ind/>
+        <w:rPr/>
+      </w:pPr>
+      <w:r>
+        <w:rPr>
+          <w:rFonts w:ascii="0xProto Nerd Font" w:hAnsi="0xProto Nerd Font" w:eastAsia="0xProto Nerd Font" w:cs="0xProto Nerd Font"/>
+          <w:b/>
+          <w:bCs/>
+          <w:color w:val="000000" w:themeColor="text1"/>
+          <w:sz w:val="20"/>
+          <w:szCs w:val="16"/>
+        </w:rPr>
+        <w:t xml:space="preserve">        public string Name { get; set; }</w:t>
+      </w:r>
+      <w:r>
+        <w:rPr>
+          <w:rFonts w:ascii="0xProto Nerd Font" w:hAnsi="0xProto Nerd Font" w:eastAsia="0xProto Nerd Font" w:cs="0xProto Nerd Font"/>
+          <w:b/>
+          <w:bCs/>
+          <w:color w:val="000000" w:themeColor="text1"/>
+          <w:sz w:val="20"/>
+          <w:szCs w:val="16"/>
+        </w:rPr>
+      </w:r>
+      <w:r/>
+    </w:p>
+    <w:p>
+      <w:pPr>
+        <w:pStyle w:val="892"/>
+        <w:pBdr/>
+        <w:spacing/>
+        <w:ind/>
+        <w:rPr/>
+      </w:pPr>
+      <w:r>
+        <w:rPr>
+          <w:rFonts w:ascii="0xProto Nerd Font" w:hAnsi="0xProto Nerd Font" w:eastAsia="0xProto Nerd Font" w:cs="0xProto Nerd Font"/>
+          <w:b/>
+          <w:bCs/>
+          <w:color w:val="000000" w:themeColor="text1"/>
+          <w:sz w:val="20"/>
+          <w:szCs w:val="16"/>
+        </w:rPr>
+      </w:r>
+      <w:r>
+        <w:rPr>
+          <w:rFonts w:ascii="0xProto Nerd Font" w:hAnsi="0xProto Nerd Font" w:eastAsia="0xProto Nerd Font" w:cs="0xProto Nerd Font"/>
+          <w:b/>
+          <w:bCs/>
+          <w:color w:val="000000" w:themeColor="text1"/>
+          <w:sz w:val="20"/>
+          <w:szCs w:val="16"/>
+        </w:rPr>
+      </w:r>
+      <w:r/>
+    </w:p>
+    <w:p>
+      <w:pPr>
+        <w:pStyle w:val="892"/>
+        <w:pBdr/>
+        <w:spacing/>
+        <w:ind/>
+        <w:rPr/>
+      </w:pPr>
+      <w:r>
+        <w:rPr>
+          <w:rFonts w:ascii="0xProto Nerd Font" w:hAnsi="0xProto Nerd Font" w:eastAsia="0xProto Nerd Font" w:cs="0xProto Nerd Font"/>
+          <w:b/>
+          <w:bCs/>
+          <w:color w:val="000000" w:themeColor="text1"/>
+          <w:sz w:val="20"/>
+          <w:szCs w:val="16"/>
+        </w:rPr>
+        <w:t xml:space="preserve">        void IInventory.PrintName()</w:t>
+      </w:r>
+      <w:r>
+        <w:rPr>
+          <w:rFonts w:ascii="0xProto Nerd Font" w:hAnsi="0xProto Nerd Font" w:eastAsia="0xProto Nerd Font" w:cs="0xProto Nerd Font"/>
+          <w:b/>
+          <w:bCs/>
+          <w:color w:val="000000" w:themeColor="text1"/>
+          <w:sz w:val="20"/>
+          <w:szCs w:val="16"/>
+        </w:rPr>
+      </w:r>
+      <w:r/>
+    </w:p>
+    <w:p>
+      <w:pPr>
+        <w:pStyle w:val="892"/>
+        <w:pBdr/>
+        <w:spacing/>
+        <w:ind/>
+        <w:rPr/>
+      </w:pPr>
+      <w:r>
+        <w:rPr>
+          <w:rFonts w:ascii="0xProto Nerd Font" w:hAnsi="0xProto Nerd Font" w:eastAsia="0xProto Nerd Font" w:cs="0xProto Nerd Font"/>
+          <w:b/>
+          <w:bCs/>
+          <w:color w:val="000000" w:themeColor="text1"/>
+          <w:sz w:val="20"/>
+          <w:szCs w:val="16"/>
+        </w:rPr>
+        <w:t xml:space="preserve">        {</w:t>
+      </w:r>
+      <w:r>
+        <w:rPr>
+          <w:rFonts w:ascii="0xProto Nerd Font" w:hAnsi="0xProto Nerd Font" w:eastAsia="0xProto Nerd Font" w:cs="0xProto Nerd Font"/>
+          <w:b/>
+          <w:bCs/>
+          <w:color w:val="000000" w:themeColor="text1"/>
+          <w:sz w:val="20"/>
+          <w:szCs w:val="16"/>
+        </w:rPr>
+      </w:r>
+      <w:r/>
+    </w:p>
+    <w:p>
+      <w:pPr>
+        <w:pStyle w:val="892"/>
+        <w:pBdr/>
+        <w:spacing/>
+        <w:ind/>
+        <w:rPr/>
+      </w:pPr>
+      <w:r>
+        <w:rPr>
+          <w:rFonts w:ascii="0xProto Nerd Font" w:hAnsi="0xProto Nerd Font" w:eastAsia="0xProto Nerd Font" w:cs="0xProto Nerd Font"/>
+          <w:b/>
+          <w:bCs/>
+          <w:color w:val="000000" w:themeColor="text1"/>
+          <w:sz w:val="20"/>
+          <w:szCs w:val="16"/>
+        </w:rPr>
+        <w:t xml:space="preserve">            Console.WriteLine(Name);</w:t>
+      </w:r>
+      <w:r>
+        <w:rPr>
+          <w:rFonts w:ascii="0xProto Nerd Font" w:hAnsi="0xProto Nerd Font" w:eastAsia="0xProto Nerd Font" w:cs="0xProto Nerd Font"/>
+          <w:b/>
+          <w:bCs/>
+          <w:color w:val="000000" w:themeColor="text1"/>
+          <w:sz w:val="20"/>
+          <w:szCs w:val="16"/>
+        </w:rPr>
+      </w:r>
+      <w:r/>
+    </w:p>
+    <w:p>
+      <w:pPr>
+        <w:pStyle w:val="892"/>
+        <w:pBdr/>
+        <w:spacing/>
+        <w:ind/>
+        <w:rPr/>
+      </w:pPr>
+      <w:r>
+        <w:rPr>
+          <w:rFonts w:ascii="0xProto Nerd Font" w:hAnsi="0xProto Nerd Font" w:eastAsia="0xProto Nerd Font" w:cs="0xProto Nerd Font"/>
+          <w:b/>
+          <w:bCs/>
+          <w:color w:val="000000" w:themeColor="text1"/>
+          <w:sz w:val="20"/>
+          <w:szCs w:val="16"/>
+        </w:rPr>
+        <w:t xml:space="preserve">        }</w:t>
+      </w:r>
+      <w:r>
+        <w:rPr>
+          <w:rFonts w:ascii="0xProto Nerd Font" w:hAnsi="0xProto Nerd Font" w:eastAsia="0xProto Nerd Font" w:cs="0xProto Nerd Font"/>
+          <w:b/>
+          <w:bCs/>
+          <w:color w:val="000000" w:themeColor="text1"/>
+          <w:sz w:val="20"/>
+          <w:szCs w:val="16"/>
+        </w:rPr>
+      </w:r>
+      <w:r/>
+    </w:p>
+    <w:p>
+      <w:pPr>
+        <w:pStyle w:val="892"/>
+        <w:pBdr/>
+        <w:spacing/>
+        <w:ind/>
+        <w:rPr/>
+      </w:pPr>
+      <w:r>
+        <w:rPr>
+          <w:rFonts w:ascii="0xProto Nerd Font" w:hAnsi="0xProto Nerd Font" w:eastAsia="0xProto Nerd Font" w:cs="0xProto Nerd Font"/>
+          <w:b/>
+          <w:bCs/>
+          <w:color w:val="000000" w:themeColor="text1"/>
+          <w:sz w:val="20"/>
+          <w:szCs w:val="16"/>
+        </w:rPr>
+      </w:r>
+      <w:r>
+        <w:rPr>
+          <w:rFonts w:ascii="0xProto Nerd Font" w:hAnsi="0xProto Nerd Font" w:eastAsia="0xProto Nerd Font" w:cs="0xProto Nerd Font"/>
+          <w:b/>
+          <w:bCs/>
+          <w:color w:val="000000" w:themeColor="text1"/>
+          <w:sz w:val="20"/>
+          <w:szCs w:val="16"/>
+        </w:rPr>
+      </w:r>
+      <w:r/>
+    </w:p>
+    <w:p>
+      <w:pPr>
+        <w:pStyle w:val="892"/>
+        <w:pBdr/>
+        <w:spacing/>
+        <w:ind/>
+        <w:rPr/>
+      </w:pPr>
+      <w:r>
+        <w:rPr>
+          <w:rFonts w:ascii="0xProto Nerd Font" w:hAnsi="0xProto Nerd Font" w:eastAsia="0xProto Nerd Font" w:cs="0xProto Nerd Font"/>
+          <w:b/>
+          <w:bCs/>
+          <w:color w:val="000000" w:themeColor="text1"/>
+          <w:sz w:val="20"/>
+          <w:szCs w:val="16"/>
+        </w:rPr>
+        <w:t xml:space="preserve">        public void AddSubordinate(IInventory subordinate)</w:t>
+      </w:r>
+      <w:r>
+        <w:rPr>
+          <w:rFonts w:ascii="0xProto Nerd Font" w:hAnsi="0xProto Nerd Font" w:eastAsia="0xProto Nerd Font" w:cs="0xProto Nerd Font"/>
+          <w:b/>
+          <w:bCs/>
+          <w:color w:val="000000" w:themeColor="text1"/>
+          <w:sz w:val="20"/>
+          <w:szCs w:val="16"/>
+        </w:rPr>
+      </w:r>
+      <w:r/>
+    </w:p>
+    <w:p>
+      <w:pPr>
+        <w:pStyle w:val="892"/>
+        <w:pBdr/>
+        <w:spacing/>
+        <w:ind/>
+        <w:rPr/>
+      </w:pPr>
+      <w:r>
+        <w:rPr>
+          <w:rFonts w:ascii="0xProto Nerd Font" w:hAnsi="0xProto Nerd Font" w:eastAsia="0xProto Nerd Font" w:cs="0xProto Nerd Font"/>
+          <w:b/>
+          <w:bCs/>
+          <w:color w:val="000000" w:themeColor="text1"/>
+          <w:sz w:val="20"/>
+          <w:szCs w:val="16"/>
+        </w:rPr>
+        <w:t xml:space="preserve">        {</w:t>
+      </w:r>
+      <w:r>
+        <w:rPr>
+          <w:rFonts w:ascii="0xProto Nerd Font" w:hAnsi="0xProto Nerd Font" w:eastAsia="0xProto Nerd Font" w:cs="0xProto Nerd Font"/>
+          <w:b/>
+          <w:bCs/>
+          <w:color w:val="000000" w:themeColor="text1"/>
+          <w:sz w:val="20"/>
+          <w:szCs w:val="16"/>
+        </w:rPr>
+      </w:r>
+      <w:r/>
+    </w:p>
+    <w:p>
+      <w:pPr>
+        <w:pStyle w:val="892"/>
+        <w:pBdr/>
+        <w:spacing/>
+        <w:ind/>
+        <w:rPr/>
+      </w:pPr>
+      <w:r>
+        <w:rPr>
+          <w:rFonts w:ascii="0xProto Nerd Font" w:hAnsi="0xProto Nerd Font" w:eastAsia="0xProto Nerd Font" w:cs="0xProto Nerd Font"/>
+          <w:b/>
+          <w:bCs/>
+          <w:color w:val="000000" w:themeColor="text1"/>
+          <w:sz w:val="20"/>
+          <w:szCs w:val="16"/>
+        </w:rPr>
+        <w:t xml:space="preserve">            list_.Add(subordinate);</w:t>
+      </w:r>
+      <w:r>
+        <w:rPr>
+          <w:rFonts w:ascii="0xProto Nerd Font" w:hAnsi="0xProto Nerd Font" w:eastAsia="0xProto Nerd Font" w:cs="0xProto Nerd Font"/>
+          <w:b/>
+          <w:bCs/>
+          <w:color w:val="000000" w:themeColor="text1"/>
+          <w:sz w:val="20"/>
+          <w:szCs w:val="16"/>
+        </w:rPr>
+      </w:r>
+      <w:r/>
+    </w:p>
+    <w:p>
+      <w:pPr>
+        <w:pStyle w:val="892"/>
+        <w:pBdr/>
+        <w:spacing/>
+        <w:ind/>
+        <w:rPr/>
+      </w:pPr>
+      <w:r>
+        <w:rPr>
+          <w:rFonts w:ascii="0xProto Nerd Font" w:hAnsi="0xProto Nerd Font" w:eastAsia="0xProto Nerd Font" w:cs="0xProto Nerd Font"/>
+          <w:b/>
+          <w:bCs/>
+          <w:color w:val="000000" w:themeColor="text1"/>
+          <w:sz w:val="20"/>
+          <w:szCs w:val="16"/>
+        </w:rPr>
+        <w:t xml:space="preserve">        }</w:t>
+      </w:r>
+      <w:r>
+        <w:rPr>
+          <w:rFonts w:ascii="0xProto Nerd Font" w:hAnsi="0xProto Nerd Font" w:eastAsia="0xProto Nerd Font" w:cs="0xProto Nerd Font"/>
+          <w:b/>
+          <w:bCs/>
+          <w:color w:val="000000" w:themeColor="text1"/>
+          <w:sz w:val="20"/>
+          <w:szCs w:val="16"/>
+        </w:rPr>
+      </w:r>
+      <w:r/>
+    </w:p>
+    <w:p>
+      <w:pPr>
+        <w:pStyle w:val="892"/>
+        <w:pBdr/>
+        <w:spacing/>
+        <w:ind/>
+        <w:rPr/>
+      </w:pPr>
+      <w:r>
+        <w:rPr>
+          <w:rFonts w:ascii="0xProto Nerd Font" w:hAnsi="0xProto Nerd Font" w:eastAsia="0xProto Nerd Font" w:cs="0xProto Nerd Font"/>
+          <w:b/>
+          <w:bCs/>
+          <w:color w:val="000000" w:themeColor="text1"/>
+          <w:sz w:val="20"/>
+          <w:szCs w:val="16"/>
+        </w:rPr>
+      </w:r>
+      <w:r>
+        <w:rPr>
+          <w:rFonts w:ascii="0xProto Nerd Font" w:hAnsi="0xProto Nerd Font" w:eastAsia="0xProto Nerd Font" w:cs="0xProto Nerd Font"/>
+          <w:b/>
+          <w:bCs/>
+          <w:color w:val="000000" w:themeColor="text1"/>
+          <w:sz w:val="20"/>
+          <w:szCs w:val="16"/>
+        </w:rPr>
+      </w:r>
+      <w:r/>
+    </w:p>
+    <w:p>
+      <w:pPr>
+        <w:pStyle w:val="892"/>
+        <w:pBdr/>
+        <w:spacing/>
+        <w:ind/>
+        <w:rPr/>
+      </w:pPr>
+      <w:r>
+        <w:rPr>
+          <w:rFonts w:ascii="0xProto Nerd Font" w:hAnsi="0xProto Nerd Font" w:eastAsia="0xProto Nerd Font" w:cs="0xProto Nerd Font"/>
+          <w:b/>
+          <w:bCs/>
+          <w:color w:val="000000" w:themeColor="text1"/>
+          <w:sz w:val="20"/>
+          <w:szCs w:val="16"/>
+        </w:rPr>
+        <w:t xml:space="preserve">        public void RemoveSubordinate(IInventory subordinate)</w:t>
+      </w:r>
+      <w:r>
+        <w:rPr>
+          <w:rFonts w:ascii="0xProto Nerd Font" w:hAnsi="0xProto Nerd Font" w:eastAsia="0xProto Nerd Font" w:cs="0xProto Nerd Font"/>
+          <w:b/>
+          <w:bCs/>
+          <w:color w:val="000000" w:themeColor="text1"/>
+          <w:sz w:val="20"/>
+          <w:szCs w:val="16"/>
+        </w:rPr>
+      </w:r>
+      <w:r/>
+    </w:p>
+    <w:p>
+      <w:pPr>
+        <w:pStyle w:val="892"/>
+        <w:pBdr/>
+        <w:spacing/>
+        <w:ind/>
+        <w:rPr/>
+      </w:pPr>
+      <w:r>
+        <w:rPr>
+          <w:rFonts w:ascii="0xProto Nerd Font" w:hAnsi="0xProto Nerd Font" w:eastAsia="0xProto Nerd Font" w:cs="0xProto Nerd Font"/>
+          <w:b/>
+          <w:bCs/>
+          <w:color w:val="000000" w:themeColor="text1"/>
+          <w:sz w:val="20"/>
+          <w:szCs w:val="16"/>
+        </w:rPr>
+        <w:t xml:space="preserve">        {</w:t>
+      </w:r>
+      <w:r>
+        <w:rPr>
+          <w:rFonts w:ascii="0xProto Nerd Font" w:hAnsi="0xProto Nerd Font" w:eastAsia="0xProto Nerd Font" w:cs="0xProto Nerd Font"/>
+          <w:b/>
+          <w:bCs/>
+          <w:color w:val="000000" w:themeColor="text1"/>
+          <w:sz w:val="20"/>
+          <w:szCs w:val="16"/>
+        </w:rPr>
+      </w:r>
+      <w:r/>
+    </w:p>
+    <w:p>
+      <w:pPr>
+        <w:pStyle w:val="892"/>
+        <w:pBdr/>
+        <w:spacing/>
+        <w:ind/>
+        <w:rPr/>
+      </w:pPr>
+      <w:r>
+        <w:rPr>
+          <w:rFonts w:ascii="0xProto Nerd Font" w:hAnsi="0xProto Nerd Font" w:eastAsia="0xProto Nerd Font" w:cs="0xProto Nerd Font"/>
+          <w:b/>
+          <w:bCs/>
+          <w:color w:val="000000" w:themeColor="text1"/>
+          <w:sz w:val="20"/>
+          <w:szCs w:val="16"/>
+        </w:rPr>
+        <w:t xml:space="preserve">            list_.Remove(subordinate);</w:t>
+      </w:r>
+      <w:r>
+        <w:rPr>
+          <w:rFonts w:ascii="0xProto Nerd Font" w:hAnsi="0xProto Nerd Font" w:eastAsia="0xProto Nerd Font" w:cs="0xProto Nerd Font"/>
+          <w:b/>
+          <w:bCs/>
+          <w:color w:val="000000" w:themeColor="text1"/>
+          <w:sz w:val="20"/>
+          <w:szCs w:val="16"/>
+        </w:rPr>
+      </w:r>
+      <w:r/>
+    </w:p>
+    <w:p>
+      <w:pPr>
+        <w:pStyle w:val="892"/>
+        <w:pBdr/>
+        <w:spacing/>
+        <w:ind/>
+        <w:rPr/>
+      </w:pPr>
+      <w:r>
+        <w:rPr>
+          <w:rFonts w:ascii="0xProto Nerd Font" w:hAnsi="0xProto Nerd Font" w:eastAsia="0xProto Nerd Font" w:cs="0xProto Nerd Font"/>
+          <w:b/>
+          <w:bCs/>
+          <w:color w:val="000000" w:themeColor="text1"/>
+          <w:sz w:val="20"/>
+          <w:szCs w:val="16"/>
+        </w:rPr>
+        <w:t xml:space="preserve">        }</w:t>
+      </w:r>
+      <w:r>
+        <w:rPr>
+          <w:rFonts w:ascii="0xProto Nerd Font" w:hAnsi="0xProto Nerd Font" w:eastAsia="0xProto Nerd Font" w:cs="0xProto Nerd Font"/>
+          <w:b/>
+          <w:bCs/>
+          <w:color w:val="000000" w:themeColor="text1"/>
+          <w:sz w:val="20"/>
+          <w:szCs w:val="16"/>
+        </w:rPr>
+      </w:r>
+      <w:r/>
+    </w:p>
+    <w:p>
+      <w:pPr>
+        <w:pStyle w:val="892"/>
+        <w:pBdr/>
+        <w:spacing/>
+        <w:ind/>
+        <w:rPr/>
+      </w:pPr>
+      <w:r>
+        <w:rPr>
+          <w:rFonts w:ascii="0xProto Nerd Font" w:hAnsi="0xProto Nerd Font" w:eastAsia="0xProto Nerd Font" w:cs="0xProto Nerd Font"/>
+          <w:b/>
+          <w:bCs/>
+          <w:color w:val="000000" w:themeColor="text1"/>
+          <w:sz w:val="20"/>
+          <w:szCs w:val="16"/>
+        </w:rPr>
+      </w:r>
+      <w:r>
+        <w:rPr>
+          <w:rFonts w:ascii="0xProto Nerd Font" w:hAnsi="0xProto Nerd Font" w:eastAsia="0xProto Nerd Font" w:cs="0xProto Nerd Font"/>
+          <w:b/>
+          <w:bCs/>
+          <w:color w:val="000000" w:themeColor="text1"/>
+          <w:sz w:val="20"/>
+          <w:szCs w:val="16"/>
+        </w:rPr>
+      </w:r>
+      <w:r/>
+    </w:p>
+    <w:p>
+      <w:pPr>
+        <w:pStyle w:val="892"/>
+        <w:pBdr/>
+        <w:spacing/>
+        <w:ind/>
+        <w:rPr/>
+      </w:pPr>
+      <w:r>
+        <w:rPr>
+          <w:rFonts w:ascii="0xProto Nerd Font" w:hAnsi="0xProto Nerd Font" w:eastAsia="0xProto Nerd Font" w:cs="0xProto Nerd Font"/>
+          <w:b/>
+          <w:bCs/>
+          <w:color w:val="000000" w:themeColor="text1"/>
+          <w:sz w:val="20"/>
+          <w:szCs w:val="16"/>
+        </w:rPr>
+        <w:t xml:space="preserve">        public IInventory GetSubordinate(int index)</w:t>
+      </w:r>
+      <w:r>
+        <w:rPr>
+          <w:rFonts w:ascii="0xProto Nerd Font" w:hAnsi="0xProto Nerd Font" w:eastAsia="0xProto Nerd Font" w:cs="0xProto Nerd Font"/>
+          <w:b/>
+          <w:bCs/>
+          <w:color w:val="000000" w:themeColor="text1"/>
+          <w:sz w:val="20"/>
+          <w:szCs w:val="16"/>
+        </w:rPr>
+      </w:r>
+      <w:r/>
+    </w:p>
+    <w:p>
+      <w:pPr>
+        <w:pStyle w:val="892"/>
+        <w:pBdr/>
+        <w:spacing/>
+        <w:ind/>
+        <w:rPr/>
+      </w:pPr>
+      <w:r>
+        <w:rPr>
+          <w:rFonts w:ascii="0xProto Nerd Font" w:hAnsi="0xProto Nerd Font" w:eastAsia="0xProto Nerd Font" w:cs="0xProto Nerd Font"/>
+          <w:b/>
+          <w:bCs/>
+          <w:color w:val="000000" w:themeColor="text1"/>
+          <w:sz w:val="20"/>
+          <w:szCs w:val="16"/>
+        </w:rPr>
+        <w:t xml:space="preserve">        {</w:t>
+      </w:r>
+      <w:r>
+        <w:rPr>
+          <w:rFonts w:ascii="0xProto Nerd Font" w:hAnsi="0xProto Nerd Font" w:eastAsia="0xProto Nerd Font" w:cs="0xProto Nerd Font"/>
+          <w:b/>
+          <w:bCs/>
+          <w:color w:val="000000" w:themeColor="text1"/>
+          <w:sz w:val="20"/>
+          <w:szCs w:val="16"/>
+        </w:rPr>
+      </w:r>
+      <w:r/>
+    </w:p>
+    <w:p>
+      <w:pPr>
+        <w:pStyle w:val="892"/>
+        <w:pBdr/>
+        <w:spacing/>
+        <w:ind/>
+        <w:rPr/>
+      </w:pPr>
+      <w:r>
+        <w:rPr>
+          <w:rFonts w:ascii="0xProto Nerd Font" w:hAnsi="0xProto Nerd Font" w:eastAsia="0xProto Nerd Font" w:cs="0xProto Nerd Font"/>
+          <w:b/>
+          <w:bCs/>
+          <w:color w:val="000000" w:themeColor="text1"/>
+          <w:sz w:val="20"/>
+          <w:szCs w:val="16"/>
+        </w:rPr>
+        <w:t xml:space="preserve">            return list_[index];</w:t>
+      </w:r>
+      <w:r>
+        <w:rPr>
+          <w:rFonts w:ascii="0xProto Nerd Font" w:hAnsi="0xProto Nerd Font" w:eastAsia="0xProto Nerd Font" w:cs="0xProto Nerd Font"/>
+          <w:b/>
+          <w:bCs/>
+          <w:color w:val="000000" w:themeColor="text1"/>
+          <w:sz w:val="20"/>
+          <w:szCs w:val="16"/>
+        </w:rPr>
+      </w:r>
+      <w:r/>
+    </w:p>
+    <w:p>
+      <w:pPr>
+        <w:pStyle w:val="892"/>
+        <w:pBdr/>
+        <w:spacing/>
+        <w:ind/>
+        <w:rPr/>
+      </w:pPr>
+      <w:r>
+        <w:rPr>
+          <w:rFonts w:ascii="0xProto Nerd Font" w:hAnsi="0xProto Nerd Font" w:eastAsia="0xProto Nerd Font" w:cs="0xProto Nerd Font"/>
+          <w:b/>
+          <w:bCs/>
+          <w:color w:val="000000" w:themeColor="text1"/>
+          <w:sz w:val="20"/>
+          <w:szCs w:val="16"/>
+        </w:rPr>
+        <w:t xml:space="preserve">        }</w:t>
+      </w:r>
+      <w:r>
+        <w:rPr>
+          <w:rFonts w:ascii="0xProto Nerd Font" w:hAnsi="0xProto Nerd Font" w:eastAsia="0xProto Nerd Font" w:cs="0xProto Nerd Font"/>
+          <w:b/>
+          <w:bCs/>
+          <w:color w:val="000000" w:themeColor="text1"/>
+          <w:sz w:val="20"/>
+          <w:szCs w:val="16"/>
+        </w:rPr>
+      </w:r>
+      <w:r/>
+    </w:p>
+    <w:p>
+      <w:pPr>
+        <w:pStyle w:val="892"/>
+        <w:pBdr/>
+        <w:spacing/>
+        <w:ind/>
+        <w:rPr/>
+      </w:pPr>
+      <w:r>
+        <w:rPr>
+          <w:rFonts w:ascii="0xProto Nerd Font" w:hAnsi="0xProto Nerd Font" w:eastAsia="0xProto Nerd Font" w:cs="0xProto Nerd Font"/>
+          <w:b/>
+          <w:bCs/>
+          <w:color w:val="000000" w:themeColor="text1"/>
+          <w:sz w:val="20"/>
+          <w:szCs w:val="16"/>
+        </w:rPr>
+      </w:r>
+      <w:r>
+        <w:rPr>
+          <w:rFonts w:ascii="0xProto Nerd Font" w:hAnsi="0xProto Nerd Font" w:eastAsia="0xProto Nerd Font" w:cs="0xProto Nerd Font"/>
+          <w:b/>
+          <w:bCs/>
+          <w:color w:val="000000" w:themeColor="text1"/>
+          <w:sz w:val="20"/>
+          <w:szCs w:val="16"/>
+        </w:rPr>
+      </w:r>
+      <w:r/>
+    </w:p>
+    <w:p>
+      <w:pPr>
+        <w:pStyle w:val="892"/>
+        <w:pBdr/>
+        <w:spacing/>
+        <w:ind/>
+        <w:rPr/>
+      </w:pPr>
+      <w:r>
+        <w:rPr>
+          <w:rFonts w:ascii="0xProto Nerd Font" w:hAnsi="0xProto Nerd Font" w:eastAsia="0xProto Nerd Font" w:cs="0xProto Nerd Font"/>
+          <w:b/>
+          <w:bCs/>
+          <w:color w:val="000000" w:themeColor="text1"/>
+          <w:sz w:val="20"/>
+          <w:szCs w:val="16"/>
+        </w:rPr>
+        <w:t xml:space="preserve">        public IEnumerator&lt;IInventory&gt; GetEnumerator()</w:t>
+      </w:r>
+      <w:r>
+        <w:rPr>
+          <w:rFonts w:ascii="0xProto Nerd Font" w:hAnsi="0xProto Nerd Font" w:eastAsia="0xProto Nerd Font" w:cs="0xProto Nerd Font"/>
+          <w:b/>
+          <w:bCs/>
+          <w:color w:val="000000" w:themeColor="text1"/>
+          <w:sz w:val="20"/>
+          <w:szCs w:val="16"/>
+        </w:rPr>
+      </w:r>
+      <w:r/>
+    </w:p>
+    <w:p>
+      <w:pPr>
+        <w:pStyle w:val="892"/>
+        <w:pBdr/>
+        <w:spacing/>
+        <w:ind/>
+        <w:rPr/>
+      </w:pPr>
+      <w:r>
+        <w:rPr>
+          <w:rFonts w:ascii="0xProto Nerd Font" w:hAnsi="0xProto Nerd Font" w:eastAsia="0xProto Nerd Font" w:cs="0xProto Nerd Font"/>
+          <w:b/>
+          <w:bCs/>
+          <w:color w:val="000000" w:themeColor="text1"/>
+          <w:sz w:val="20"/>
+          <w:szCs w:val="16"/>
+        </w:rPr>
+        <w:t xml:space="preserve">        {</w:t>
+      </w:r>
+      <w:r>
+        <w:rPr>
+          <w:rFonts w:ascii="0xProto Nerd Font" w:hAnsi="0xProto Nerd Font" w:eastAsia="0xProto Nerd Font" w:cs="0xProto Nerd Font"/>
+          <w:b/>
+          <w:bCs/>
+          <w:color w:val="000000" w:themeColor="text1"/>
+          <w:sz w:val="20"/>
+          <w:szCs w:val="16"/>
+        </w:rPr>
+      </w:r>
+      <w:r/>
+    </w:p>
+    <w:p>
+      <w:pPr>
+        <w:pStyle w:val="892"/>
+        <w:pBdr/>
+        <w:spacing/>
+        <w:ind/>
+        <w:rPr/>
+      </w:pPr>
+      <w:r>
+        <w:rPr>
+          <w:rFonts w:ascii="0xProto Nerd Font" w:hAnsi="0xProto Nerd Font" w:eastAsia="0xProto Nerd Font" w:cs="0xProto Nerd Font"/>
+          <w:b/>
+          <w:bCs/>
+          <w:color w:val="000000" w:themeColor="text1"/>
+          <w:sz w:val="20"/>
+          <w:szCs w:val="16"/>
+        </w:rPr>
+        <w:t xml:space="preserve">            return list_.GetEnumerator();</w:t>
+      </w:r>
+      <w:r>
+        <w:rPr>
+          <w:rFonts w:ascii="0xProto Nerd Font" w:hAnsi="0xProto Nerd Font" w:eastAsia="0xProto Nerd Font" w:cs="0xProto Nerd Font"/>
+          <w:b/>
+          <w:bCs/>
+          <w:color w:val="000000" w:themeColor="text1"/>
+          <w:sz w:val="20"/>
+          <w:szCs w:val="16"/>
+        </w:rPr>
+      </w:r>
+      <w:r/>
+    </w:p>
+    <w:p>
+      <w:pPr>
+        <w:pStyle w:val="892"/>
+        <w:pBdr/>
+        <w:spacing/>
+        <w:ind/>
+        <w:rPr/>
+      </w:pPr>
+      <w:r>
+        <w:rPr>
+          <w:rFonts w:ascii="0xProto Nerd Font" w:hAnsi="0xProto Nerd Font" w:eastAsia="0xProto Nerd Font" w:cs="0xProto Nerd Font"/>
+          <w:b/>
+          <w:bCs/>
+          <w:color w:val="000000" w:themeColor="text1"/>
+          <w:sz w:val="20"/>
+          <w:szCs w:val="16"/>
+        </w:rPr>
+        <w:t xml:space="preserve">        }</w:t>
+      </w:r>
+      <w:r>
+        <w:rPr>
+          <w:rFonts w:ascii="0xProto Nerd Font" w:hAnsi="0xProto Nerd Font" w:eastAsia="0xProto Nerd Font" w:cs="0xProto Nerd Font"/>
+          <w:b/>
+          <w:bCs/>
+          <w:color w:val="000000" w:themeColor="text1"/>
+          <w:sz w:val="20"/>
+          <w:szCs w:val="16"/>
+        </w:rPr>
+      </w:r>
+      <w:r/>
+    </w:p>
+    <w:p>
+      <w:pPr>
         <w:pBdr/>
         <w:shd w:val="nil" w:color="auto"/>
         <w:spacing/>
         <w:ind/>
         <w:rPr>
-          <w:rFonts w:ascii="Times New Roman" w:hAnsi="Times New Roman" w:cs="Times New Roman"/>
+          <w:rFonts w:ascii="0xProto Nerd Font" w:hAnsi="0xProto Nerd Font" w:eastAsia="0xProto Nerd Font" w:cs="0xProto Nerd Font"/>
+          <w:b/>
+          <w:bCs/>
+          <w:color w:val="000000" w:themeColor="text1"/>
+          <w:sz w:val="20"/>
+          <w:szCs w:val="20"/>
+        </w:rPr>
+      </w:pPr>
+      <w:r>
+        <w:rPr>
+          <w:rFonts w:ascii="0xProto Nerd Font" w:hAnsi="0xProto Nerd Font" w:eastAsia="0xProto Nerd Font" w:cs="0xProto Nerd Font"/>
+          <w:b/>
+          <w:bCs/>
+          <w:color w:val="000000" w:themeColor="text1"/>
+          <w:sz w:val="20"/>
+          <w:szCs w:val="16"/>
+        </w:rPr>
+        <w:br w:type="page" w:clear="all"/>
+      </w:r>
+      <w:r>
+        <w:rPr>
+          <w:rFonts w:ascii="0xProto Nerd Font" w:hAnsi="0xProto Nerd Font" w:eastAsia="0xProto Nerd Font" w:cs="0xProto Nerd Font"/>
+          <w:b/>
+          <w:bCs/>
+          <w:color w:val="000000" w:themeColor="text1"/>
+          <w:sz w:val="20"/>
+          <w:szCs w:val="16"/>
+        </w:rPr>
+      </w:r>
+      <w:r>
+        <w:rPr>
+          <w:rFonts w:ascii="0xProto Nerd Font" w:hAnsi="0xProto Nerd Font" w:eastAsia="0xProto Nerd Font" w:cs="0xProto Nerd Font"/>
+          <w:b/>
+          <w:bCs/>
+          <w:color w:val="000000" w:themeColor="text1"/>
+          <w:sz w:val="20"/>
+          <w:szCs w:val="20"/>
+        </w:rPr>
+      </w:r>
+    </w:p>
+    <w:p>
+      <w:pPr>
+        <w:pStyle w:val="892"/>
+        <w:pBdr/>
+        <w:spacing/>
+        <w:ind/>
+        <w:rPr/>
+      </w:pPr>
+      <w:r>
+        <w:rPr>
+          <w:rFonts w:ascii="0xProto Nerd Font" w:hAnsi="0xProto Nerd Font" w:eastAsia="0xProto Nerd Font" w:cs="0xProto Nerd Font"/>
+          <w:b/>
+          <w:bCs/>
+          <w:color w:val="000000" w:themeColor="text1"/>
+          <w:sz w:val="20"/>
+          <w:szCs w:val="16"/>
+        </w:rPr>
+        <w:t xml:space="preserve">        System.Collections.IEnumerator System.Collections.IEnumerable.GetEnumerator()</w:t>
+      </w:r>
+      <w:r>
+        <w:rPr>
+          <w:rFonts w:ascii="0xProto Nerd Font" w:hAnsi="0xProto Nerd Font" w:eastAsia="0xProto Nerd Font" w:cs="0xProto Nerd Font"/>
+          <w:b/>
+          <w:bCs/>
+          <w:color w:val="000000" w:themeColor="text1"/>
+          <w:sz w:val="20"/>
+          <w:szCs w:val="16"/>
+        </w:rPr>
+      </w:r>
+      <w:r/>
+    </w:p>
+    <w:p>
+      <w:pPr>
+        <w:pStyle w:val="892"/>
+        <w:pBdr/>
+        <w:spacing/>
+        <w:ind/>
+        <w:rPr/>
+      </w:pPr>
+      <w:r>
+        <w:rPr>
+          <w:rFonts w:ascii="0xProto Nerd Font" w:hAnsi="0xProto Nerd Font" w:eastAsia="0xProto Nerd Font" w:cs="0xProto Nerd Font"/>
+          <w:b/>
+          <w:bCs/>
+          <w:color w:val="000000" w:themeColor="text1"/>
+          <w:sz w:val="20"/>
+          <w:szCs w:val="16"/>
+        </w:rPr>
+        <w:t xml:space="preserve">        {</w:t>
+      </w:r>
+      <w:r>
+        <w:rPr>
+          <w:rFonts w:ascii="0xProto Nerd Font" w:hAnsi="0xProto Nerd Font" w:eastAsia="0xProto Nerd Font" w:cs="0xProto Nerd Font"/>
+          <w:b/>
+          <w:bCs/>
+          <w:color w:val="000000" w:themeColor="text1"/>
+          <w:sz w:val="20"/>
+          <w:szCs w:val="16"/>
+        </w:rPr>
+      </w:r>
+      <w:r/>
+    </w:p>
+    <w:p>
+      <w:pPr>
+        <w:pStyle w:val="892"/>
+        <w:pBdr/>
+        <w:spacing/>
+        <w:ind/>
+        <w:rPr/>
+      </w:pPr>
+      <w:r>
+        <w:rPr>
+          <w:rFonts w:ascii="0xProto Nerd Font" w:hAnsi="0xProto Nerd Font" w:eastAsia="0xProto Nerd Font" w:cs="0xProto Nerd Font"/>
+          <w:b/>
+          <w:bCs/>
+          <w:color w:val="000000" w:themeColor="text1"/>
+          <w:sz w:val="20"/>
+          <w:szCs w:val="16"/>
+        </w:rPr>
+        <w:t xml:space="preserve">            return GetEnumerator();</w:t>
+      </w:r>
+      <w:r>
+        <w:rPr>
+          <w:rFonts w:ascii="0xProto Nerd Font" w:hAnsi="0xProto Nerd Font" w:eastAsia="0xProto Nerd Font" w:cs="0xProto Nerd Font"/>
+          <w:b/>
+          <w:bCs/>
+          <w:color w:val="000000" w:themeColor="text1"/>
+          <w:sz w:val="20"/>
+          <w:szCs w:val="16"/>
+        </w:rPr>
+      </w:r>
+      <w:r/>
+    </w:p>
+    <w:p>
+      <w:pPr>
+        <w:pStyle w:val="892"/>
+        <w:pBdr/>
+        <w:spacing/>
+        <w:ind/>
+        <w:rPr/>
+      </w:pPr>
+      <w:r>
+        <w:rPr>
+          <w:rFonts w:ascii="0xProto Nerd Font" w:hAnsi="0xProto Nerd Font" w:eastAsia="0xProto Nerd Font" w:cs="0xProto Nerd Font"/>
+          <w:b/>
+          <w:bCs/>
+          <w:color w:val="000000" w:themeColor="text1"/>
+          <w:sz w:val="20"/>
+          <w:szCs w:val="16"/>
+        </w:rPr>
+        <w:t xml:space="preserve">        }</w:t>
+      </w:r>
+      <w:r>
+        <w:rPr>
+          <w:rFonts w:ascii="0xProto Nerd Font" w:hAnsi="0xProto Nerd Font" w:eastAsia="0xProto Nerd Font" w:cs="0xProto Nerd Font"/>
+          <w:b/>
+          <w:bCs/>
+          <w:color w:val="000000" w:themeColor="text1"/>
+          <w:sz w:val="20"/>
+          <w:szCs w:val="16"/>
+        </w:rPr>
+      </w:r>
+      <w:r/>
+    </w:p>
+    <w:p>
+      <w:pPr>
+        <w:pStyle w:val="892"/>
+        <w:pBdr/>
+        <w:spacing/>
+        <w:ind/>
+        <w:rPr/>
+      </w:pPr>
+      <w:r>
+        <w:rPr>
+          <w:rFonts w:ascii="0xProto Nerd Font" w:hAnsi="0xProto Nerd Font" w:eastAsia="0xProto Nerd Font" w:cs="0xProto Nerd Font"/>
+          <w:b/>
+          <w:bCs/>
+          <w:color w:val="000000" w:themeColor="text1"/>
+          <w:sz w:val="20"/>
+          <w:szCs w:val="16"/>
+        </w:rPr>
+        <w:t xml:space="preserve">    }</w:t>
+      </w:r>
+      <w:r>
+        <w:rPr>
+          <w:rFonts w:ascii="0xProto Nerd Font" w:hAnsi="0xProto Nerd Font" w:eastAsia="0xProto Nerd Font" w:cs="0xProto Nerd Font"/>
+          <w:b/>
+          <w:bCs/>
+          <w:color w:val="000000" w:themeColor="text1"/>
+          <w:sz w:val="20"/>
+          <w:szCs w:val="16"/>
+        </w:rPr>
+      </w:r>
+      <w:r/>
+    </w:p>
+    <w:p>
+      <w:pPr>
+        <w:pStyle w:val="892"/>
+        <w:pBdr/>
+        <w:spacing/>
+        <w:ind/>
+        <w:rPr/>
+      </w:pPr>
+      <w:r>
+        <w:rPr>
+          <w:rFonts w:ascii="0xProto Nerd Font" w:hAnsi="0xProto Nerd Font" w:eastAsia="0xProto Nerd Font" w:cs="0xProto Nerd Font"/>
+          <w:b/>
+          <w:bCs/>
+          <w:color w:val="000000" w:themeColor="text1"/>
+          <w:sz w:val="20"/>
+          <w:szCs w:val="16"/>
+        </w:rPr>
+      </w:r>
+      <w:r>
+        <w:rPr>
+          <w:rFonts w:ascii="0xProto Nerd Font" w:hAnsi="0xProto Nerd Font" w:eastAsia="0xProto Nerd Font" w:cs="0xProto Nerd Font"/>
+          <w:b/>
+          <w:bCs/>
+          <w:color w:val="000000" w:themeColor="text1"/>
+          <w:sz w:val="20"/>
+          <w:szCs w:val="16"/>
+        </w:rPr>
+      </w:r>
+      <w:r/>
+    </w:p>
+    <w:p>
+      <w:pPr>
+        <w:pStyle w:val="892"/>
+        <w:pBdr/>
+        <w:spacing/>
+        <w:ind/>
+        <w:rPr/>
+      </w:pPr>
+      <w:r>
+        <w:rPr>
+          <w:rFonts w:ascii="0xProto Nerd Font" w:hAnsi="0xProto Nerd Font" w:eastAsia="0xProto Nerd Font" w:cs="0xProto Nerd Font"/>
+          <w:b/>
+          <w:bCs/>
+          <w:color w:val="000000" w:themeColor="text1"/>
+          <w:sz w:val="20"/>
+          <w:szCs w:val="16"/>
+        </w:rPr>
+        <w:t xml:space="preserve">    class Program</w:t>
+      </w:r>
+      <w:r>
+        <w:rPr>
+          <w:rFonts w:ascii="0xProto Nerd Font" w:hAnsi="0xProto Nerd Font" w:eastAsia="0xProto Nerd Font" w:cs="0xProto Nerd Font"/>
+          <w:b/>
+          <w:bCs/>
+          <w:color w:val="000000" w:themeColor="text1"/>
+          <w:sz w:val="20"/>
+          <w:szCs w:val="16"/>
+        </w:rPr>
+      </w:r>
+      <w:r/>
+    </w:p>
+    <w:p>
+      <w:pPr>
+        <w:pStyle w:val="892"/>
+        <w:pBdr/>
+        <w:spacing/>
+        <w:ind/>
+        <w:rPr/>
+      </w:pPr>
+      <w:r>
+        <w:rPr>
+          <w:rFonts w:ascii="0xProto Nerd Font" w:hAnsi="0xProto Nerd Font" w:eastAsia="0xProto Nerd Font" w:cs="0xProto Nerd Font"/>
+          <w:b/>
+          <w:bCs/>
+          <w:color w:val="000000" w:themeColor="text1"/>
+          <w:sz w:val="20"/>
+          <w:szCs w:val="16"/>
+        </w:rPr>
+        <w:t xml:space="preserve">    {</w:t>
+      </w:r>
+      <w:r>
+        <w:rPr>
+          <w:rFonts w:ascii="0xProto Nerd Font" w:hAnsi="0xProto Nerd Font" w:eastAsia="0xProto Nerd Font" w:cs="0xProto Nerd Font"/>
+          <w:b/>
+          <w:bCs/>
+          <w:color w:val="000000" w:themeColor="text1"/>
+          <w:sz w:val="20"/>
+          <w:szCs w:val="16"/>
+        </w:rPr>
+      </w:r>
+      <w:r/>
+    </w:p>
+    <w:p>
+      <w:pPr>
+        <w:pStyle w:val="892"/>
+        <w:pBdr/>
+        <w:spacing/>
+        <w:ind/>
+        <w:rPr/>
+      </w:pPr>
+      <w:r>
+        <w:rPr>
+          <w:rFonts w:ascii="0xProto Nerd Font" w:hAnsi="0xProto Nerd Font" w:eastAsia="0xProto Nerd Font" w:cs="0xProto Nerd Font"/>
+          <w:b/>
+          <w:bCs/>
+          <w:color w:val="000000" w:themeColor="text1"/>
+          <w:sz w:val="20"/>
+          <w:szCs w:val="16"/>
+        </w:rPr>
+        <w:t xml:space="preserve">        static void Main(string[] args)</w:t>
+      </w:r>
+      <w:r>
+        <w:rPr>
+          <w:rFonts w:ascii="0xProto Nerd Font" w:hAnsi="0xProto Nerd Font" w:eastAsia="0xProto Nerd Font" w:cs="0xProto Nerd Font"/>
+          <w:b/>
+          <w:bCs/>
+          <w:color w:val="000000" w:themeColor="text1"/>
+          <w:sz w:val="20"/>
+          <w:szCs w:val="16"/>
+        </w:rPr>
+      </w:r>
+      <w:r/>
+    </w:p>
+    <w:p>
+      <w:pPr>
+        <w:pStyle w:val="892"/>
+        <w:pBdr/>
+        <w:spacing/>
+        <w:ind/>
+        <w:rPr/>
+      </w:pPr>
+      <w:r>
+        <w:rPr>
+          <w:rFonts w:ascii="0xProto Nerd Font" w:hAnsi="0xProto Nerd Font" w:eastAsia="0xProto Nerd Font" w:cs="0xProto Nerd Font"/>
+          <w:b/>
+          <w:bCs/>
+          <w:color w:val="000000" w:themeColor="text1"/>
+          <w:sz w:val="20"/>
+          <w:szCs w:val="16"/>
+        </w:rPr>
+        <w:t xml:space="preserve">        {</w:t>
+      </w:r>
+      <w:r>
+        <w:rPr>
+          <w:rFonts w:ascii="0xProto Nerd Font" w:hAnsi="0xProto Nerd Font" w:eastAsia="0xProto Nerd Font" w:cs="0xProto Nerd Font"/>
+          <w:b/>
+          <w:bCs/>
+          <w:color w:val="000000" w:themeColor="text1"/>
+          <w:sz w:val="20"/>
+          <w:szCs w:val="16"/>
+        </w:rPr>
+      </w:r>
+      <w:r/>
+    </w:p>
+    <w:p>
+      <w:pPr>
+        <w:pStyle w:val="892"/>
+        <w:pBdr/>
+        <w:spacing/>
+        <w:ind/>
+        <w:rPr/>
+      </w:pPr>
+      <w:r>
+        <w:rPr>
+          <w:rFonts w:ascii="0xProto Nerd Font" w:hAnsi="0xProto Nerd Font" w:eastAsia="0xProto Nerd Font" w:cs="0xProto Nerd Font"/>
+          <w:b/>
+          <w:bCs/>
+          <w:color w:val="000000" w:themeColor="text1"/>
+          <w:sz w:val="20"/>
+          <w:szCs w:val="16"/>
+        </w:rPr>
+        <w:t xml:space="preserve">            Item item = new Item() { Name = "Sword" };</w:t>
+      </w:r>
+      <w:r>
+        <w:rPr>
+          <w:rFonts w:ascii="0xProto Nerd Font" w:hAnsi="0xProto Nerd Font" w:eastAsia="0xProto Nerd Font" w:cs="0xProto Nerd Font"/>
+          <w:b/>
+          <w:bCs/>
+          <w:color w:val="000000" w:themeColor="text1"/>
+          <w:sz w:val="20"/>
+          <w:szCs w:val="16"/>
+        </w:rPr>
+      </w:r>
+      <w:r/>
+    </w:p>
+    <w:p>
+      <w:pPr>
+        <w:pStyle w:val="892"/>
+        <w:pBdr/>
+        <w:spacing/>
+        <w:ind/>
+        <w:rPr/>
+      </w:pPr>
+      <w:r>
+        <w:rPr>
+          <w:rFonts w:ascii="0xProto Nerd Font" w:hAnsi="0xProto Nerd Font" w:eastAsia="0xProto Nerd Font" w:cs="0xProto Nerd Font"/>
+          <w:b/>
+          <w:bCs/>
+          <w:color w:val="000000" w:themeColor="text1"/>
+          <w:sz w:val="20"/>
+          <w:szCs w:val="16"/>
+        </w:rPr>
+      </w:r>
+      <w:r>
+        <w:rPr>
+          <w:rFonts w:ascii="0xProto Nerd Font" w:hAnsi="0xProto Nerd Font" w:eastAsia="0xProto Nerd Font" w:cs="0xProto Nerd Font"/>
+          <w:b/>
+          <w:bCs/>
+          <w:color w:val="000000" w:themeColor="text1"/>
+          <w:sz w:val="20"/>
+          <w:szCs w:val="16"/>
+        </w:rPr>
+      </w:r>
+      <w:r/>
+    </w:p>
+    <w:p>
+      <w:pPr>
+        <w:pStyle w:val="892"/>
+        <w:pBdr/>
+        <w:spacing/>
+        <w:ind/>
+        <w:rPr/>
+      </w:pPr>
+      <w:r>
+        <w:rPr>
+          <w:rFonts w:ascii="0xProto Nerd Font" w:hAnsi="0xProto Nerd Font" w:eastAsia="0xProto Nerd Font" w:cs="0xProto Nerd Font"/>
+          <w:b/>
+          <w:bCs/>
+          <w:color w:val="000000" w:themeColor="text1"/>
+          <w:sz w:val="20"/>
+          <w:szCs w:val="16"/>
+        </w:rPr>
+        <w:t xml:space="preserve">            Backpack chest = new Backpack() { Name = "Chest" };</w:t>
+      </w:r>
+      <w:r>
+        <w:rPr>
+          <w:rFonts w:ascii="0xProto Nerd Font" w:hAnsi="0xProto Nerd Font" w:eastAsia="0xProto Nerd Font" w:cs="0xProto Nerd Font"/>
+          <w:b/>
+          <w:bCs/>
+          <w:color w:val="000000" w:themeColor="text1"/>
+          <w:sz w:val="20"/>
+          <w:szCs w:val="16"/>
+        </w:rPr>
+      </w:r>
+      <w:r/>
+    </w:p>
+    <w:p>
+      <w:pPr>
+        <w:pStyle w:val="892"/>
+        <w:pBdr/>
+        <w:spacing/>
+        <w:ind/>
+        <w:rPr/>
+      </w:pPr>
+      <w:r>
+        <w:rPr>
+          <w:rFonts w:ascii="0xProto Nerd Font" w:hAnsi="0xProto Nerd Font" w:eastAsia="0xProto Nerd Font" w:cs="0xProto Nerd Font"/>
+          <w:b/>
+          <w:bCs/>
+          <w:color w:val="000000" w:themeColor="text1"/>
+          <w:sz w:val="20"/>
+          <w:szCs w:val="16"/>
+        </w:rPr>
+        <w:t xml:space="preserve">            chest.AddSubordinate(item);</w:t>
+      </w:r>
+      <w:r>
+        <w:rPr>
+          <w:rFonts w:ascii="0xProto Nerd Font" w:hAnsi="0xProto Nerd Font" w:eastAsia="0xProto Nerd Font" w:cs="0xProto Nerd Font"/>
+          <w:b/>
+          <w:bCs/>
+          <w:color w:val="000000" w:themeColor="text1"/>
+          <w:sz w:val="20"/>
+          <w:szCs w:val="16"/>
+        </w:rPr>
+      </w:r>
+      <w:r/>
+    </w:p>
+    <w:p>
+      <w:pPr>
+        <w:pStyle w:val="892"/>
+        <w:pBdr/>
+        <w:spacing/>
+        <w:ind/>
+        <w:rPr/>
+      </w:pPr>
+      <w:r>
+        <w:rPr>
+          <w:rFonts w:ascii="0xProto Nerd Font" w:hAnsi="0xProto Nerd Font" w:eastAsia="0xProto Nerd Font" w:cs="0xProto Nerd Font"/>
+          <w:b/>
+          <w:bCs/>
+          <w:color w:val="000000" w:themeColor="text1"/>
+          <w:sz w:val="20"/>
+          <w:szCs w:val="16"/>
+        </w:rPr>
+      </w:r>
+      <w:r>
+        <w:rPr>
+          <w:rFonts w:ascii="0xProto Nerd Font" w:hAnsi="0xProto Nerd Font" w:eastAsia="0xProto Nerd Font" w:cs="0xProto Nerd Font"/>
+          <w:b/>
+          <w:bCs/>
+          <w:color w:val="000000" w:themeColor="text1"/>
+          <w:sz w:val="20"/>
+          <w:szCs w:val="16"/>
+        </w:rPr>
+      </w:r>
+      <w:r/>
+    </w:p>
+    <w:p>
+      <w:pPr>
+        <w:pStyle w:val="892"/>
+        <w:pBdr/>
+        <w:spacing/>
+        <w:ind/>
+        <w:rPr/>
+      </w:pPr>
+      <w:r>
+        <w:rPr>
+          <w:rFonts w:ascii="0xProto Nerd Font" w:hAnsi="0xProto Nerd Font" w:eastAsia="0xProto Nerd Font" w:cs="0xProto Nerd Font"/>
+          <w:b/>
+          <w:bCs/>
+          <w:color w:val="000000" w:themeColor="text1"/>
+          <w:sz w:val="20"/>
+          <w:szCs w:val="16"/>
+        </w:rPr>
+        <w:t xml:space="preserve">            Backpack backpack = new Backpack();</w:t>
+      </w:r>
+      <w:r>
+        <w:rPr>
+          <w:rFonts w:ascii="0xProto Nerd Font" w:hAnsi="0xProto Nerd Font" w:eastAsia="0xProto Nerd Font" w:cs="0xProto Nerd Font"/>
+          <w:b/>
+          <w:bCs/>
+          <w:color w:val="000000" w:themeColor="text1"/>
+          <w:sz w:val="20"/>
+          <w:szCs w:val="16"/>
+        </w:rPr>
+      </w:r>
+      <w:r/>
+    </w:p>
+    <w:p>
+      <w:pPr>
+        <w:pStyle w:val="892"/>
+        <w:pBdr/>
+        <w:spacing/>
+        <w:ind/>
+        <w:rPr/>
+      </w:pPr>
+      <w:r>
+        <w:rPr>
+          <w:rFonts w:ascii="0xProto Nerd Font" w:hAnsi="0xProto Nerd Font" w:eastAsia="0xProto Nerd Font" w:cs="0xProto Nerd Font"/>
+          <w:b/>
+          <w:bCs/>
+          <w:color w:val="000000" w:themeColor="text1"/>
+          <w:sz w:val="20"/>
+          <w:szCs w:val="16"/>
+        </w:rPr>
+        <w:t xml:space="preserve">            backpack.AddSubordinate(chest);</w:t>
+      </w:r>
+      <w:r>
+        <w:rPr>
+          <w:rFonts w:ascii="0xProto Nerd Font" w:hAnsi="0xProto Nerd Font" w:eastAsia="0xProto Nerd Font" w:cs="0xProto Nerd Font"/>
+          <w:b/>
+          <w:bCs/>
+          <w:color w:val="000000" w:themeColor="text1"/>
+          <w:sz w:val="20"/>
+          <w:szCs w:val="16"/>
+        </w:rPr>
+      </w:r>
+      <w:r/>
+    </w:p>
+    <w:p>
+      <w:pPr>
+        <w:pStyle w:val="892"/>
+        <w:pBdr/>
+        <w:spacing/>
+        <w:ind/>
+        <w:rPr/>
+      </w:pPr>
+      <w:r>
+        <w:rPr>
+          <w:rFonts w:ascii="0xProto Nerd Font" w:hAnsi="0xProto Nerd Font" w:eastAsia="0xProto Nerd Font" w:cs="0xProto Nerd Font"/>
+          <w:b/>
+          <w:bCs/>
+          <w:color w:val="000000" w:themeColor="text1"/>
+          <w:sz w:val="20"/>
+          <w:szCs w:val="16"/>
+        </w:rPr>
+        <w:t xml:space="preserve">            backpack.AddSubordinate(new Item { Name = "Shield" });</w:t>
+      </w:r>
+      <w:r>
+        <w:rPr>
+          <w:rFonts w:ascii="0xProto Nerd Font" w:hAnsi="0xProto Nerd Font" w:eastAsia="0xProto Nerd Font" w:cs="0xProto Nerd Font"/>
+          <w:b/>
+          <w:bCs/>
+          <w:color w:val="000000" w:themeColor="text1"/>
+          <w:sz w:val="20"/>
+          <w:szCs w:val="16"/>
+        </w:rPr>
+      </w:r>
+      <w:r/>
+    </w:p>
+    <w:p>
+      <w:pPr>
+        <w:pStyle w:val="892"/>
+        <w:pBdr/>
+        <w:spacing/>
+        <w:ind/>
+        <w:rPr/>
+      </w:pPr>
+      <w:r>
+        <w:rPr>
+          <w:rFonts w:ascii="0xProto Nerd Font" w:hAnsi="0xProto Nerd Font" w:eastAsia="0xProto Nerd Font" w:cs="0xProto Nerd Font"/>
+          <w:b/>
+          <w:bCs/>
+          <w:color w:val="000000" w:themeColor="text1"/>
+          <w:sz w:val="20"/>
+          <w:szCs w:val="16"/>
+        </w:rPr>
+        <w:t xml:space="preserve">            backpack.AddSubordinate(new Item { Name = "Armor" });</w:t>
+      </w:r>
+      <w:r>
+        <w:rPr>
+          <w:rFonts w:ascii="0xProto Nerd Font" w:hAnsi="0xProto Nerd Font" w:eastAsia="0xProto Nerd Font" w:cs="0xProto Nerd Font"/>
+          <w:b/>
+          <w:bCs/>
+          <w:color w:val="000000" w:themeColor="text1"/>
+          <w:sz w:val="20"/>
+          <w:szCs w:val="16"/>
+        </w:rPr>
+      </w:r>
+      <w:r/>
+    </w:p>
+    <w:p>
+      <w:pPr>
+        <w:pStyle w:val="892"/>
+        <w:pBdr/>
+        <w:spacing/>
+        <w:ind/>
+        <w:rPr/>
+      </w:pPr>
+      <w:r>
+        <w:rPr>
+          <w:rFonts w:ascii="0xProto Nerd Font" w:hAnsi="0xProto Nerd Font" w:eastAsia="0xProto Nerd Font" w:cs="0xProto Nerd Font"/>
+          <w:b/>
+          <w:bCs/>
+          <w:color w:val="000000" w:themeColor="text1"/>
+          <w:sz w:val="20"/>
+          <w:szCs w:val="16"/>
+        </w:rPr>
+      </w:r>
+      <w:r>
+        <w:rPr>
+          <w:rFonts w:ascii="0xProto Nerd Font" w:hAnsi="0xProto Nerd Font" w:eastAsia="0xProto Nerd Font" w:cs="0xProto Nerd Font"/>
+          <w:b/>
+          <w:bCs/>
+          <w:color w:val="000000" w:themeColor="text1"/>
+          <w:sz w:val="20"/>
+          <w:szCs w:val="16"/>
+        </w:rPr>
+      </w:r>
+      <w:r/>
+    </w:p>
+    <w:p>
+      <w:pPr>
+        <w:pStyle w:val="892"/>
+        <w:pBdr/>
+        <w:spacing/>
+        <w:ind/>
+        <w:rPr/>
+      </w:pPr>
+      <w:r>
+        <w:rPr>
+          <w:rFonts w:ascii="0xProto Nerd Font" w:hAnsi="0xProto Nerd Font" w:eastAsia="0xProto Nerd Font" w:cs="0xProto Nerd Font"/>
+          <w:b/>
+          <w:bCs/>
+          <w:color w:val="000000" w:themeColor="text1"/>
+          <w:sz w:val="20"/>
+          <w:szCs w:val="16"/>
+        </w:rPr>
+        <w:t xml:space="preserve">            foreach (IInventory elements in backpack)</w:t>
+      </w:r>
+      <w:r>
+        <w:rPr>
+          <w:rFonts w:ascii="0xProto Nerd Font" w:hAnsi="0xProto Nerd Font" w:eastAsia="0xProto Nerd Font" w:cs="0xProto Nerd Font"/>
+          <w:b/>
+          <w:bCs/>
+          <w:color w:val="000000" w:themeColor="text1"/>
+          <w:sz w:val="20"/>
+          <w:szCs w:val="16"/>
+        </w:rPr>
+      </w:r>
+      <w:r/>
+    </w:p>
+    <w:p>
+      <w:pPr>
+        <w:pStyle w:val="892"/>
+        <w:pBdr/>
+        <w:spacing/>
+        <w:ind/>
+        <w:rPr/>
+      </w:pPr>
+      <w:r>
+        <w:rPr>
+          <w:rFonts w:ascii="0xProto Nerd Font" w:hAnsi="0xProto Nerd Font" w:eastAsia="0xProto Nerd Font" w:cs="0xProto Nerd Font"/>
+          <w:b/>
+          <w:bCs/>
+          <w:color w:val="000000" w:themeColor="text1"/>
+          <w:sz w:val="20"/>
+          <w:szCs w:val="16"/>
+        </w:rPr>
+        <w:t xml:space="preserve">            {</w:t>
+      </w:r>
+      <w:r>
+        <w:rPr>
+          <w:rFonts w:ascii="0xProto Nerd Font" w:hAnsi="0xProto Nerd Font" w:eastAsia="0xProto Nerd Font" w:cs="0xProto Nerd Font"/>
+          <w:b/>
+          <w:bCs/>
+          <w:color w:val="000000" w:themeColor="text1"/>
+          <w:sz w:val="20"/>
+          <w:szCs w:val="16"/>
+        </w:rPr>
+      </w:r>
+      <w:r/>
+    </w:p>
+    <w:p>
+      <w:pPr>
+        <w:pStyle w:val="892"/>
+        <w:pBdr/>
+        <w:spacing/>
+        <w:ind/>
+        <w:rPr/>
+      </w:pPr>
+      <w:r>
+        <w:rPr>
+          <w:rFonts w:ascii="0xProto Nerd Font" w:hAnsi="0xProto Nerd Font" w:eastAsia="0xProto Nerd Font" w:cs="0xProto Nerd Font"/>
+          <w:b/>
+          <w:bCs/>
+          <w:color w:val="000000" w:themeColor="text1"/>
+          <w:sz w:val="20"/>
+          <w:szCs w:val="16"/>
+        </w:rPr>
+        <w:t xml:space="preserve">                elements.PrintName();</w:t>
+      </w:r>
+      <w:r>
+        <w:rPr>
+          <w:rFonts w:ascii="0xProto Nerd Font" w:hAnsi="0xProto Nerd Font" w:eastAsia="0xProto Nerd Font" w:cs="0xProto Nerd Font"/>
+          <w:b/>
+          <w:bCs/>
+          <w:color w:val="000000" w:themeColor="text1"/>
+          <w:sz w:val="20"/>
+          <w:szCs w:val="16"/>
+        </w:rPr>
+      </w:r>
+      <w:r/>
+    </w:p>
+    <w:p>
+      <w:pPr>
+        <w:pStyle w:val="892"/>
+        <w:pBdr/>
+        <w:spacing/>
+        <w:ind/>
+        <w:rPr/>
+      </w:pPr>
+      <w:r>
+        <w:rPr>
+          <w:rFonts w:ascii="0xProto Nerd Font" w:hAnsi="0xProto Nerd Font" w:eastAsia="0xProto Nerd Font" w:cs="0xProto Nerd Font"/>
+          <w:b/>
+          <w:bCs/>
+          <w:color w:val="000000" w:themeColor="text1"/>
+          <w:sz w:val="20"/>
+          <w:szCs w:val="16"/>
+        </w:rPr>
+        <w:t xml:space="preserve">            }</w:t>
+      </w:r>
+      <w:r>
+        <w:rPr>
+          <w:rFonts w:ascii="0xProto Nerd Font" w:hAnsi="0xProto Nerd Font" w:eastAsia="0xProto Nerd Font" w:cs="0xProto Nerd Font"/>
+          <w:b/>
+          <w:bCs/>
+          <w:color w:val="000000" w:themeColor="text1"/>
+          <w:sz w:val="20"/>
+          <w:szCs w:val="16"/>
+        </w:rPr>
+      </w:r>
+      <w:r/>
+    </w:p>
+    <w:p>
+      <w:pPr>
+        <w:pStyle w:val="892"/>
+        <w:pBdr/>
+        <w:spacing/>
+        <w:ind/>
+        <w:rPr/>
+      </w:pPr>
+      <w:r>
+        <w:rPr>
+          <w:rFonts w:ascii="0xProto Nerd Font" w:hAnsi="0xProto Nerd Font" w:eastAsia="0xProto Nerd Font" w:cs="0xProto Nerd Font"/>
+          <w:b/>
+          <w:bCs/>
+          <w:color w:val="000000" w:themeColor="text1"/>
+          <w:sz w:val="20"/>
+          <w:szCs w:val="16"/>
+        </w:rPr>
+        <w:t xml:space="preserve">        }</w:t>
+      </w:r>
+      <w:r>
+        <w:rPr>
+          <w:rFonts w:ascii="0xProto Nerd Font" w:hAnsi="0xProto Nerd Font" w:eastAsia="0xProto Nerd Font" w:cs="0xProto Nerd Font"/>
+          <w:b/>
+          <w:bCs/>
+          <w:color w:val="000000" w:themeColor="text1"/>
+          <w:sz w:val="20"/>
+          <w:szCs w:val="16"/>
+        </w:rPr>
+      </w:r>
+      <w:r/>
+    </w:p>
+    <w:p>
+      <w:pPr>
+        <w:pStyle w:val="892"/>
+        <w:pBdr/>
+        <w:spacing/>
+        <w:ind/>
+        <w:rPr/>
+      </w:pPr>
+      <w:r>
+        <w:rPr>
+          <w:rFonts w:ascii="0xProto Nerd Font" w:hAnsi="0xProto Nerd Font" w:eastAsia="0xProto Nerd Font" w:cs="0xProto Nerd Font"/>
+          <w:b/>
+          <w:bCs/>
+          <w:color w:val="000000" w:themeColor="text1"/>
+          <w:sz w:val="20"/>
+          <w:szCs w:val="16"/>
+        </w:rPr>
+        <w:t xml:space="preserve">    }</w:t>
+      </w:r>
+      <w:r>
+        <w:rPr>
+          <w:rFonts w:ascii="0xProto Nerd Font" w:hAnsi="0xProto Nerd Font" w:eastAsia="0xProto Nerd Font" w:cs="0xProto Nerd Font"/>
+          <w:b/>
+          <w:bCs/>
+          <w:color w:val="000000" w:themeColor="text1"/>
+          <w:sz w:val="20"/>
+          <w:szCs w:val="16"/>
+        </w:rPr>
+      </w:r>
+      <w:r/>
+    </w:p>
+    <w:p>
+      <w:pPr>
+        <w:pStyle w:val="892"/>
+        <w:pBdr/>
+        <w:spacing/>
+        <w:ind/>
+        <w:rPr>
+          <w:b/>
+          <w:bCs/>
+          <w:color w:val="000000" w:themeColor="text1"/>
+          <w:sz w:val="20"/>
+          <w:szCs w:val="16"/>
+        </w:rPr>
+      </w:pPr>
+      <w:r>
+        <w:rPr>
+          <w:rFonts w:ascii="0xProto Nerd Font" w:hAnsi="0xProto Nerd Font" w:eastAsia="0xProto Nerd Font" w:cs="0xProto Nerd Font"/>
+          <w:b/>
+          <w:bCs/>
+          <w:color w:val="000000" w:themeColor="text1"/>
+          <w:sz w:val="20"/>
+          <w:szCs w:val="16"/>
+        </w:rPr>
+        <w:t xml:space="preserve">}</w:t>
+      </w:r>
+      <w:r>
+        <w:rPr>
+          <w:b/>
+          <w:bCs/>
+          <w:color w:val="000000" w:themeColor="text1"/>
+          <w:sz w:val="20"/>
+          <w:szCs w:val="16"/>
+        </w:rPr>
+      </w:r>
+      <w:r>
+        <w:rPr>
+          <w:b/>
+          <w:bCs/>
+          <w:color w:val="000000" w:themeColor="text1"/>
+          <w:sz w:val="20"/>
+          <w:szCs w:val="16"/>
+        </w:rPr>
+      </w:r>
+    </w:p>
+    <w:p>
+      <w:pPr>
+        <w:pStyle w:val="827"/>
+        <w:pBdr/>
+        <w:spacing/>
+        <w:ind/>
+        <w:rPr>
           <w:b/>
           <w:bCs/>
           <w:sz w:val="28"/>
           <w:szCs w:val="28"/>
-          <w:highlight w:val="none"/>
-        </w:rPr>
-      </w:pPr>
-      <w:r>
-        <w:rPr>
-          <w:rFonts w:ascii="Times New Roman" w:hAnsi="Times New Roman" w:cs="Times New Roman"/>
+          <w14:ligatures w14:val="none"/>
+        </w:rPr>
+      </w:pPr>
+      <w:r>
+        <w:rPr>
           <w:b/>
           <w:bCs/>
           <w:sz w:val="28"/>
@@ -9422,2355 +13877,6 @@
           <w:highlight w:val="none"/>
           <w:lang w:val="en-US"/>
         </w:rPr>
-      </w:r>
-      <w:r>
-        <w:rPr>
-          <w:rFonts w:ascii="Times New Roman" w:hAnsi="Times New Roman" w:cs="Times New Roman"/>
-          <w:b/>
-          <w:bCs/>
-          <w:sz w:val="28"/>
-          <w:szCs w:val="28"/>
-          <w:highlight w:val="none"/>
-        </w:rPr>
-      </w:r>
-    </w:p>
-    <w:p>
-      <w:pPr>
-        <w:pStyle w:val="827"/>
-        <w:pBdr/>
-        <w:spacing/>
-        <w:ind/>
-        <w:rPr>
-          <w:b/>
-          <w:bCs/>
-        </w:rPr>
-      </w:pPr>
-      <w:r>
-        <w:rPr>
-          <w:b/>
-          <w:bCs/>
-          <w:lang w:val="en-US"/>
-        </w:rPr>
-        <w:t xml:space="preserve">8</w:t>
-      </w:r>
-      <w:r>
-        <w:rPr>
-          <w:b/>
-          <w:bCs/>
-          <w:lang w:val="ru-RU"/>
-        </w:rPr>
-        <w:t xml:space="preserve"> задание</w:t>
-      </w:r>
-      <w:r>
-        <w:rPr>
-          <w:b/>
-          <w:bCs/>
-        </w:rPr>
-      </w:r>
-    </w:p>
-    <w:p>
-      <w:pPr>
-        <w:pStyle w:val="892"/>
-        <w:pBdr/>
-        <w:spacing/>
-        <w:ind/>
-        <w:rPr/>
-      </w:pPr>
-      <w:r>
-        <w:rPr>
-          <w:rFonts w:ascii="0xProto Nerd Font" w:hAnsi="0xProto Nerd Font" w:eastAsia="0xProto Nerd Font" w:cs="0xProto Nerd Font"/>
-          <w:b/>
-          <w:bCs/>
-          <w:color w:val="000000" w:themeColor="text1"/>
-          <w:sz w:val="20"/>
-          <w:szCs w:val="16"/>
-        </w:rPr>
-        <w:t xml:space="preserve">namespace Iterator</w:t>
-      </w:r>
-      <w:r>
-        <w:rPr>
-          <w:rFonts w:ascii="0xProto Nerd Font" w:hAnsi="0xProto Nerd Font" w:eastAsia="0xProto Nerd Font" w:cs="0xProto Nerd Font"/>
-          <w:b/>
-          <w:bCs/>
-          <w:color w:val="000000" w:themeColor="text1"/>
-          <w:sz w:val="20"/>
-          <w:szCs w:val="16"/>
-        </w:rPr>
-      </w:r>
-    </w:p>
-    <w:p>
-      <w:pPr>
-        <w:pStyle w:val="892"/>
-        <w:pBdr/>
-        <w:spacing/>
-        <w:ind/>
-        <w:rPr/>
-      </w:pPr>
-      <w:r>
-        <w:rPr>
-          <w:rFonts w:ascii="0xProto Nerd Font" w:hAnsi="0xProto Nerd Font" w:eastAsia="0xProto Nerd Font" w:cs="0xProto Nerd Font"/>
-          <w:b/>
-          <w:bCs/>
-          <w:color w:val="000000" w:themeColor="text1"/>
-          <w:sz w:val="20"/>
-          <w:szCs w:val="16"/>
-        </w:rPr>
-        <w:t xml:space="preserve">{</w:t>
-      </w:r>
-      <w:r>
-        <w:rPr>
-          <w:rFonts w:ascii="0xProto Nerd Font" w:hAnsi="0xProto Nerd Font" w:eastAsia="0xProto Nerd Font" w:cs="0xProto Nerd Font"/>
-          <w:b/>
-          <w:bCs/>
-          <w:color w:val="000000" w:themeColor="text1"/>
-          <w:sz w:val="20"/>
-          <w:szCs w:val="16"/>
-        </w:rPr>
-      </w:r>
-    </w:p>
-    <w:p>
-      <w:pPr>
-        <w:pStyle w:val="892"/>
-        <w:pBdr/>
-        <w:spacing/>
-        <w:ind/>
-        <w:rPr/>
-      </w:pPr>
-      <w:r>
-        <w:rPr>
-          <w:rFonts w:ascii="0xProto Nerd Font" w:hAnsi="0xProto Nerd Font" w:eastAsia="0xProto Nerd Font" w:cs="0xProto Nerd Font"/>
-          <w:b/>
-          <w:bCs/>
-          <w:color w:val="000000" w:themeColor="text1"/>
-          <w:sz w:val="20"/>
-          <w:szCs w:val="16"/>
-        </w:rPr>
-        <w:t xml:space="preserve">    public interface IInventory</w:t>
-      </w:r>
-      <w:r>
-        <w:rPr>
-          <w:rFonts w:ascii="0xProto Nerd Font" w:hAnsi="0xProto Nerd Font" w:eastAsia="0xProto Nerd Font" w:cs="0xProto Nerd Font"/>
-          <w:b/>
-          <w:bCs/>
-          <w:color w:val="000000" w:themeColor="text1"/>
-          <w:sz w:val="20"/>
-          <w:szCs w:val="16"/>
-        </w:rPr>
-      </w:r>
-    </w:p>
-    <w:p>
-      <w:pPr>
-        <w:pStyle w:val="892"/>
-        <w:pBdr/>
-        <w:spacing/>
-        <w:ind/>
-        <w:rPr/>
-      </w:pPr>
-      <w:r>
-        <w:rPr>
-          <w:rFonts w:ascii="0xProto Nerd Font" w:hAnsi="0xProto Nerd Font" w:eastAsia="0xProto Nerd Font" w:cs="0xProto Nerd Font"/>
-          <w:b/>
-          <w:bCs/>
-          <w:color w:val="000000" w:themeColor="text1"/>
-          <w:sz w:val="20"/>
-          <w:szCs w:val="16"/>
-        </w:rPr>
-        <w:t xml:space="preserve">    {</w:t>
-      </w:r>
-      <w:r>
-        <w:rPr>
-          <w:rFonts w:ascii="0xProto Nerd Font" w:hAnsi="0xProto Nerd Font" w:eastAsia="0xProto Nerd Font" w:cs="0xProto Nerd Font"/>
-          <w:b/>
-          <w:bCs/>
-          <w:color w:val="000000" w:themeColor="text1"/>
-          <w:sz w:val="20"/>
-          <w:szCs w:val="16"/>
-        </w:rPr>
-      </w:r>
-    </w:p>
-    <w:p>
-      <w:pPr>
-        <w:pStyle w:val="892"/>
-        <w:pBdr/>
-        <w:spacing/>
-        <w:ind/>
-        <w:rPr/>
-      </w:pPr>
-      <w:r>
-        <w:rPr>
-          <w:rFonts w:ascii="0xProto Nerd Font" w:hAnsi="0xProto Nerd Font" w:eastAsia="0xProto Nerd Font" w:cs="0xProto Nerd Font"/>
-          <w:b/>
-          <w:bCs/>
-          <w:color w:val="000000" w:themeColor="text1"/>
-          <w:sz w:val="20"/>
-          <w:szCs w:val="16"/>
-        </w:rPr>
-        <w:t xml:space="preserve">        string Name { get; set; }</w:t>
-      </w:r>
-      <w:r>
-        <w:rPr>
-          <w:rFonts w:ascii="0xProto Nerd Font" w:hAnsi="0xProto Nerd Font" w:eastAsia="0xProto Nerd Font" w:cs="0xProto Nerd Font"/>
-          <w:b/>
-          <w:bCs/>
-          <w:color w:val="000000" w:themeColor="text1"/>
-          <w:sz w:val="20"/>
-          <w:szCs w:val="16"/>
-        </w:rPr>
-      </w:r>
-    </w:p>
-    <w:p>
-      <w:pPr>
-        <w:pStyle w:val="892"/>
-        <w:pBdr/>
-        <w:spacing/>
-        <w:ind/>
-        <w:rPr/>
-      </w:pPr>
-      <w:r>
-        <w:rPr>
-          <w:rFonts w:ascii="0xProto Nerd Font" w:hAnsi="0xProto Nerd Font" w:eastAsia="0xProto Nerd Font" w:cs="0xProto Nerd Font"/>
-          <w:b/>
-          <w:bCs/>
-          <w:color w:val="000000" w:themeColor="text1"/>
-          <w:sz w:val="20"/>
-          <w:szCs w:val="16"/>
-        </w:rPr>
-        <w:t xml:space="preserve">        void PrintName();</w:t>
-      </w:r>
-      <w:r>
-        <w:rPr>
-          <w:rFonts w:ascii="0xProto Nerd Font" w:hAnsi="0xProto Nerd Font" w:eastAsia="0xProto Nerd Font" w:cs="0xProto Nerd Font"/>
-          <w:b/>
-          <w:bCs/>
-          <w:color w:val="000000" w:themeColor="text1"/>
-          <w:sz w:val="20"/>
-          <w:szCs w:val="16"/>
-        </w:rPr>
-      </w:r>
-    </w:p>
-    <w:p>
-      <w:pPr>
-        <w:pStyle w:val="892"/>
-        <w:pBdr/>
-        <w:spacing/>
-        <w:ind/>
-        <w:rPr/>
-      </w:pPr>
-      <w:r>
-        <w:rPr>
-          <w:rFonts w:ascii="0xProto Nerd Font" w:hAnsi="0xProto Nerd Font" w:eastAsia="0xProto Nerd Font" w:cs="0xProto Nerd Font"/>
-          <w:b/>
-          <w:bCs/>
-          <w:color w:val="000000" w:themeColor="text1"/>
-          <w:sz w:val="20"/>
-          <w:szCs w:val="16"/>
-        </w:rPr>
-        <w:t xml:space="preserve">    }</w:t>
-      </w:r>
-      <w:r>
-        <w:rPr>
-          <w:rFonts w:ascii="0xProto Nerd Font" w:hAnsi="0xProto Nerd Font" w:eastAsia="0xProto Nerd Font" w:cs="0xProto Nerd Font"/>
-          <w:b/>
-          <w:bCs/>
-          <w:color w:val="000000" w:themeColor="text1"/>
-          <w:sz w:val="20"/>
-          <w:szCs w:val="16"/>
-        </w:rPr>
-      </w:r>
-    </w:p>
-    <w:p>
-      <w:pPr>
-        <w:pStyle w:val="892"/>
-        <w:pBdr/>
-        <w:spacing/>
-        <w:ind/>
-        <w:rPr/>
-      </w:pPr>
-      <w:r>
-        <w:rPr>
-          <w:rFonts w:ascii="0xProto Nerd Font" w:hAnsi="0xProto Nerd Font" w:eastAsia="0xProto Nerd Font" w:cs="0xProto Nerd Font"/>
-          <w:b/>
-          <w:bCs/>
-          <w:color w:val="000000" w:themeColor="text1"/>
-          <w:sz w:val="20"/>
-          <w:szCs w:val="16"/>
-        </w:rPr>
-      </w:r>
-      <w:r>
-        <w:rPr>
-          <w:rFonts w:ascii="0xProto Nerd Font" w:hAnsi="0xProto Nerd Font" w:eastAsia="0xProto Nerd Font" w:cs="0xProto Nerd Font"/>
-          <w:b/>
-          <w:bCs/>
-          <w:color w:val="000000" w:themeColor="text1"/>
-          <w:sz w:val="20"/>
-          <w:szCs w:val="16"/>
-        </w:rPr>
-      </w:r>
-    </w:p>
-    <w:p>
-      <w:pPr>
-        <w:pStyle w:val="892"/>
-        <w:pBdr/>
-        <w:spacing/>
-        <w:ind/>
-        <w:rPr/>
-      </w:pPr>
-      <w:r>
-        <w:rPr>
-          <w:rFonts w:ascii="0xProto Nerd Font" w:hAnsi="0xProto Nerd Font" w:eastAsia="0xProto Nerd Font" w:cs="0xProto Nerd Font"/>
-          <w:b/>
-          <w:bCs/>
-          <w:color w:val="000000" w:themeColor="text1"/>
-          <w:sz w:val="20"/>
-          <w:szCs w:val="16"/>
-        </w:rPr>
-        <w:t xml:space="preserve">    public class Item : IInventory</w:t>
-      </w:r>
-      <w:r>
-        <w:rPr>
-          <w:rFonts w:ascii="0xProto Nerd Font" w:hAnsi="0xProto Nerd Font" w:eastAsia="0xProto Nerd Font" w:cs="0xProto Nerd Font"/>
-          <w:b/>
-          <w:bCs/>
-          <w:color w:val="000000" w:themeColor="text1"/>
-          <w:sz w:val="20"/>
-          <w:szCs w:val="16"/>
-        </w:rPr>
-      </w:r>
-    </w:p>
-    <w:p>
-      <w:pPr>
-        <w:pStyle w:val="892"/>
-        <w:pBdr/>
-        <w:spacing/>
-        <w:ind/>
-        <w:rPr/>
-      </w:pPr>
-      <w:r>
-        <w:rPr>
-          <w:rFonts w:ascii="0xProto Nerd Font" w:hAnsi="0xProto Nerd Font" w:eastAsia="0xProto Nerd Font" w:cs="0xProto Nerd Font"/>
-          <w:b/>
-          <w:bCs/>
-          <w:color w:val="000000" w:themeColor="text1"/>
-          <w:sz w:val="20"/>
-          <w:szCs w:val="16"/>
-        </w:rPr>
-        <w:t xml:space="preserve">    {</w:t>
-      </w:r>
-      <w:r>
-        <w:rPr>
-          <w:rFonts w:ascii="0xProto Nerd Font" w:hAnsi="0xProto Nerd Font" w:eastAsia="0xProto Nerd Font" w:cs="0xProto Nerd Font"/>
-          <w:b/>
-          <w:bCs/>
-          <w:color w:val="000000" w:themeColor="text1"/>
-          <w:sz w:val="20"/>
-          <w:szCs w:val="16"/>
-        </w:rPr>
-      </w:r>
-    </w:p>
-    <w:p>
-      <w:pPr>
-        <w:pStyle w:val="892"/>
-        <w:pBdr/>
-        <w:spacing/>
-        <w:ind/>
-        <w:rPr/>
-      </w:pPr>
-      <w:r>
-        <w:rPr>
-          <w:rFonts w:ascii="0xProto Nerd Font" w:hAnsi="0xProto Nerd Font" w:eastAsia="0xProto Nerd Font" w:cs="0xProto Nerd Font"/>
-          <w:b/>
-          <w:bCs/>
-          <w:color w:val="000000" w:themeColor="text1"/>
-          <w:sz w:val="20"/>
-          <w:szCs w:val="16"/>
-        </w:rPr>
-        <w:t xml:space="preserve">        public string Name { get; set; }</w:t>
-      </w:r>
-      <w:r>
-        <w:rPr>
-          <w:rFonts w:ascii="0xProto Nerd Font" w:hAnsi="0xProto Nerd Font" w:eastAsia="0xProto Nerd Font" w:cs="0xProto Nerd Font"/>
-          <w:b/>
-          <w:bCs/>
-          <w:color w:val="000000" w:themeColor="text1"/>
-          <w:sz w:val="20"/>
-          <w:szCs w:val="16"/>
-        </w:rPr>
-      </w:r>
-    </w:p>
-    <w:p>
-      <w:pPr>
-        <w:pStyle w:val="892"/>
-        <w:pBdr/>
-        <w:spacing/>
-        <w:ind/>
-        <w:rPr/>
-      </w:pPr>
-      <w:r>
-        <w:rPr>
-          <w:rFonts w:ascii="0xProto Nerd Font" w:hAnsi="0xProto Nerd Font" w:eastAsia="0xProto Nerd Font" w:cs="0xProto Nerd Font"/>
-          <w:b/>
-          <w:bCs/>
-          <w:color w:val="000000" w:themeColor="text1"/>
-          <w:sz w:val="20"/>
-          <w:szCs w:val="16"/>
-        </w:rPr>
-      </w:r>
-      <w:r>
-        <w:rPr>
-          <w:rFonts w:ascii="0xProto Nerd Font" w:hAnsi="0xProto Nerd Font" w:eastAsia="0xProto Nerd Font" w:cs="0xProto Nerd Font"/>
-          <w:b/>
-          <w:bCs/>
-          <w:color w:val="000000" w:themeColor="text1"/>
-          <w:sz w:val="20"/>
-          <w:szCs w:val="16"/>
-        </w:rPr>
-      </w:r>
-    </w:p>
-    <w:p>
-      <w:pPr>
-        <w:pStyle w:val="892"/>
-        <w:pBdr/>
-        <w:spacing/>
-        <w:ind/>
-        <w:rPr/>
-      </w:pPr>
-      <w:r>
-        <w:rPr>
-          <w:rFonts w:ascii="0xProto Nerd Font" w:hAnsi="0xProto Nerd Font" w:eastAsia="0xProto Nerd Font" w:cs="0xProto Nerd Font"/>
-          <w:b/>
-          <w:bCs/>
-          <w:color w:val="000000" w:themeColor="text1"/>
-          <w:sz w:val="20"/>
-          <w:szCs w:val="16"/>
-        </w:rPr>
-        <w:t xml:space="preserve">        public void PrintName()</w:t>
-      </w:r>
-      <w:r>
-        <w:rPr>
-          <w:rFonts w:ascii="0xProto Nerd Font" w:hAnsi="0xProto Nerd Font" w:eastAsia="0xProto Nerd Font" w:cs="0xProto Nerd Font"/>
-          <w:b/>
-          <w:bCs/>
-          <w:color w:val="000000" w:themeColor="text1"/>
-          <w:sz w:val="20"/>
-          <w:szCs w:val="16"/>
-        </w:rPr>
-      </w:r>
-    </w:p>
-    <w:p>
-      <w:pPr>
-        <w:pStyle w:val="892"/>
-        <w:pBdr/>
-        <w:spacing/>
-        <w:ind/>
-        <w:rPr/>
-      </w:pPr>
-      <w:r>
-        <w:rPr>
-          <w:rFonts w:ascii="0xProto Nerd Font" w:hAnsi="0xProto Nerd Font" w:eastAsia="0xProto Nerd Font" w:cs="0xProto Nerd Font"/>
-          <w:b/>
-          <w:bCs/>
-          <w:color w:val="000000" w:themeColor="text1"/>
-          <w:sz w:val="20"/>
-          <w:szCs w:val="16"/>
-        </w:rPr>
-        <w:t xml:space="preserve">        {</w:t>
-      </w:r>
-      <w:r>
-        <w:rPr>
-          <w:rFonts w:ascii="0xProto Nerd Font" w:hAnsi="0xProto Nerd Font" w:eastAsia="0xProto Nerd Font" w:cs="0xProto Nerd Font"/>
-          <w:b/>
-          <w:bCs/>
-          <w:color w:val="000000" w:themeColor="text1"/>
-          <w:sz w:val="20"/>
-          <w:szCs w:val="16"/>
-        </w:rPr>
-      </w:r>
-    </w:p>
-    <w:p>
-      <w:pPr>
-        <w:pStyle w:val="892"/>
-        <w:pBdr/>
-        <w:spacing/>
-        <w:ind/>
-        <w:rPr/>
-      </w:pPr>
-      <w:r>
-        <w:rPr>
-          <w:rFonts w:ascii="0xProto Nerd Font" w:hAnsi="0xProto Nerd Font" w:eastAsia="0xProto Nerd Font" w:cs="0xProto Nerd Font"/>
-          <w:b/>
-          <w:bCs/>
-          <w:color w:val="000000" w:themeColor="text1"/>
-          <w:sz w:val="20"/>
-          <w:szCs w:val="16"/>
-        </w:rPr>
-        <w:t xml:space="preserve">            Console.WriteLine(Name);</w:t>
-      </w:r>
-      <w:r>
-        <w:rPr>
-          <w:rFonts w:ascii="0xProto Nerd Font" w:hAnsi="0xProto Nerd Font" w:eastAsia="0xProto Nerd Font" w:cs="0xProto Nerd Font"/>
-          <w:b/>
-          <w:bCs/>
-          <w:color w:val="000000" w:themeColor="text1"/>
-          <w:sz w:val="20"/>
-          <w:szCs w:val="16"/>
-        </w:rPr>
-      </w:r>
-    </w:p>
-    <w:p>
-      <w:pPr>
-        <w:pStyle w:val="892"/>
-        <w:pBdr/>
-        <w:spacing/>
-        <w:ind/>
-        <w:rPr/>
-      </w:pPr>
-      <w:r>
-        <w:rPr>
-          <w:rFonts w:ascii="0xProto Nerd Font" w:hAnsi="0xProto Nerd Font" w:eastAsia="0xProto Nerd Font" w:cs="0xProto Nerd Font"/>
-          <w:b/>
-          <w:bCs/>
-          <w:color w:val="000000" w:themeColor="text1"/>
-          <w:sz w:val="20"/>
-          <w:szCs w:val="16"/>
-        </w:rPr>
-        <w:t xml:space="preserve">        }</w:t>
-      </w:r>
-      <w:r>
-        <w:rPr>
-          <w:rFonts w:ascii="0xProto Nerd Font" w:hAnsi="0xProto Nerd Font" w:eastAsia="0xProto Nerd Font" w:cs="0xProto Nerd Font"/>
-          <w:b/>
-          <w:bCs/>
-          <w:color w:val="000000" w:themeColor="text1"/>
-          <w:sz w:val="20"/>
-          <w:szCs w:val="16"/>
-        </w:rPr>
-      </w:r>
-    </w:p>
-    <w:p>
-      <w:pPr>
-        <w:pStyle w:val="892"/>
-        <w:pBdr/>
-        <w:spacing/>
-        <w:ind/>
-        <w:rPr/>
-      </w:pPr>
-      <w:r>
-        <w:rPr>
-          <w:rFonts w:ascii="0xProto Nerd Font" w:hAnsi="0xProto Nerd Font" w:eastAsia="0xProto Nerd Font" w:cs="0xProto Nerd Font"/>
-          <w:b/>
-          <w:bCs/>
-          <w:color w:val="000000" w:themeColor="text1"/>
-          <w:sz w:val="20"/>
-          <w:szCs w:val="16"/>
-        </w:rPr>
-        <w:t xml:space="preserve">    }</w:t>
-      </w:r>
-      <w:r>
-        <w:rPr>
-          <w:rFonts w:ascii="0xProto Nerd Font" w:hAnsi="0xProto Nerd Font" w:eastAsia="0xProto Nerd Font" w:cs="0xProto Nerd Font"/>
-          <w:b/>
-          <w:bCs/>
-          <w:color w:val="000000" w:themeColor="text1"/>
-          <w:sz w:val="20"/>
-          <w:szCs w:val="16"/>
-        </w:rPr>
-      </w:r>
-    </w:p>
-    <w:p>
-      <w:pPr>
-        <w:pStyle w:val="892"/>
-        <w:pBdr/>
-        <w:spacing/>
-        <w:ind/>
-        <w:rPr/>
-      </w:pPr>
-      <w:r>
-        <w:rPr>
-          <w:rFonts w:ascii="0xProto Nerd Font" w:hAnsi="0xProto Nerd Font" w:eastAsia="0xProto Nerd Font" w:cs="0xProto Nerd Font"/>
-          <w:b/>
-          <w:bCs/>
-          <w:color w:val="000000" w:themeColor="text1"/>
-          <w:sz w:val="20"/>
-          <w:szCs w:val="16"/>
-        </w:rPr>
-      </w:r>
-      <w:r>
-        <w:rPr>
-          <w:rFonts w:ascii="0xProto Nerd Font" w:hAnsi="0xProto Nerd Font" w:eastAsia="0xProto Nerd Font" w:cs="0xProto Nerd Font"/>
-          <w:b/>
-          <w:bCs/>
-          <w:color w:val="000000" w:themeColor="text1"/>
-          <w:sz w:val="20"/>
-          <w:szCs w:val="16"/>
-        </w:rPr>
-      </w:r>
-    </w:p>
-    <w:p>
-      <w:pPr>
-        <w:pStyle w:val="892"/>
-        <w:pBdr/>
-        <w:spacing/>
-        <w:ind/>
-        <w:rPr/>
-      </w:pPr>
-      <w:r>
-        <w:rPr>
-          <w:rFonts w:ascii="0xProto Nerd Font" w:hAnsi="0xProto Nerd Font" w:eastAsia="0xProto Nerd Font" w:cs="0xProto Nerd Font"/>
-          <w:b/>
-          <w:bCs/>
-          <w:color w:val="000000" w:themeColor="text1"/>
-          <w:sz w:val="20"/>
-          <w:szCs w:val="16"/>
-        </w:rPr>
-        <w:t xml:space="preserve">    public class Backpack : IInventory, IEnumerable&lt;IInventory&gt;</w:t>
-      </w:r>
-      <w:r>
-        <w:rPr>
-          <w:rFonts w:ascii="0xProto Nerd Font" w:hAnsi="0xProto Nerd Font" w:eastAsia="0xProto Nerd Font" w:cs="0xProto Nerd Font"/>
-          <w:b/>
-          <w:bCs/>
-          <w:color w:val="000000" w:themeColor="text1"/>
-          <w:sz w:val="20"/>
-          <w:szCs w:val="16"/>
-        </w:rPr>
-      </w:r>
-    </w:p>
-    <w:p>
-      <w:pPr>
-        <w:pStyle w:val="892"/>
-        <w:pBdr/>
-        <w:spacing/>
-        <w:ind/>
-        <w:rPr/>
-      </w:pPr>
-      <w:r>
-        <w:rPr>
-          <w:rFonts w:ascii="0xProto Nerd Font" w:hAnsi="0xProto Nerd Font" w:eastAsia="0xProto Nerd Font" w:cs="0xProto Nerd Font"/>
-          <w:b/>
-          <w:bCs/>
-          <w:color w:val="000000" w:themeColor="text1"/>
-          <w:sz w:val="20"/>
-          <w:szCs w:val="16"/>
-        </w:rPr>
-        <w:t xml:space="preserve">    {</w:t>
-      </w:r>
-      <w:r>
-        <w:rPr>
-          <w:rFonts w:ascii="0xProto Nerd Font" w:hAnsi="0xProto Nerd Font" w:eastAsia="0xProto Nerd Font" w:cs="0xProto Nerd Font"/>
-          <w:b/>
-          <w:bCs/>
-          <w:color w:val="000000" w:themeColor="text1"/>
-          <w:sz w:val="20"/>
-          <w:szCs w:val="16"/>
-        </w:rPr>
-      </w:r>
-    </w:p>
-    <w:p>
-      <w:pPr>
-        <w:pStyle w:val="892"/>
-        <w:pBdr/>
-        <w:spacing/>
-        <w:ind/>
-        <w:rPr/>
-      </w:pPr>
-      <w:r>
-        <w:rPr>
-          <w:rFonts w:ascii="0xProto Nerd Font" w:hAnsi="0xProto Nerd Font" w:eastAsia="0xProto Nerd Font" w:cs="0xProto Nerd Font"/>
-          <w:b/>
-          <w:bCs/>
-          <w:color w:val="000000" w:themeColor="text1"/>
-          <w:sz w:val="20"/>
-          <w:szCs w:val="16"/>
-        </w:rPr>
-        <w:t xml:space="preserve">        private List&lt;IInventory&gt; list_ = new List&lt;IInventory&gt;();</w:t>
-      </w:r>
-      <w:r>
-        <w:rPr>
-          <w:rFonts w:ascii="0xProto Nerd Font" w:hAnsi="0xProto Nerd Font" w:eastAsia="0xProto Nerd Font" w:cs="0xProto Nerd Font"/>
-          <w:b/>
-          <w:bCs/>
-          <w:color w:val="000000" w:themeColor="text1"/>
-          <w:sz w:val="20"/>
-          <w:szCs w:val="16"/>
-        </w:rPr>
-      </w:r>
-    </w:p>
-    <w:p>
-      <w:pPr>
-        <w:pStyle w:val="892"/>
-        <w:pBdr/>
-        <w:spacing/>
-        <w:ind/>
-        <w:rPr/>
-      </w:pPr>
-      <w:r>
-        <w:rPr>
-          <w:rFonts w:ascii="0xProto Nerd Font" w:hAnsi="0xProto Nerd Font" w:eastAsia="0xProto Nerd Font" w:cs="0xProto Nerd Font"/>
-          <w:b/>
-          <w:bCs/>
-          <w:color w:val="000000" w:themeColor="text1"/>
-          <w:sz w:val="20"/>
-          <w:szCs w:val="16"/>
-        </w:rPr>
-        <w:t xml:space="preserve">        public string Name { get; set; }</w:t>
-      </w:r>
-      <w:r>
-        <w:rPr>
-          <w:rFonts w:ascii="0xProto Nerd Font" w:hAnsi="0xProto Nerd Font" w:eastAsia="0xProto Nerd Font" w:cs="0xProto Nerd Font"/>
-          <w:b/>
-          <w:bCs/>
-          <w:color w:val="000000" w:themeColor="text1"/>
-          <w:sz w:val="20"/>
-          <w:szCs w:val="16"/>
-        </w:rPr>
-      </w:r>
-    </w:p>
-    <w:p>
-      <w:pPr>
-        <w:pStyle w:val="892"/>
-        <w:pBdr/>
-        <w:spacing/>
-        <w:ind/>
-        <w:rPr/>
-      </w:pPr>
-      <w:r>
-        <w:rPr>
-          <w:rFonts w:ascii="0xProto Nerd Font" w:hAnsi="0xProto Nerd Font" w:eastAsia="0xProto Nerd Font" w:cs="0xProto Nerd Font"/>
-          <w:b/>
-          <w:bCs/>
-          <w:color w:val="000000" w:themeColor="text1"/>
-          <w:sz w:val="20"/>
-          <w:szCs w:val="16"/>
-        </w:rPr>
-      </w:r>
-      <w:r>
-        <w:rPr>
-          <w:rFonts w:ascii="0xProto Nerd Font" w:hAnsi="0xProto Nerd Font" w:eastAsia="0xProto Nerd Font" w:cs="0xProto Nerd Font"/>
-          <w:b/>
-          <w:bCs/>
-          <w:color w:val="000000" w:themeColor="text1"/>
-          <w:sz w:val="20"/>
-          <w:szCs w:val="16"/>
-        </w:rPr>
-      </w:r>
-    </w:p>
-    <w:p>
-      <w:pPr>
-        <w:pStyle w:val="892"/>
-        <w:pBdr/>
-        <w:spacing/>
-        <w:ind/>
-        <w:rPr/>
-      </w:pPr>
-      <w:r>
-        <w:rPr>
-          <w:rFonts w:ascii="0xProto Nerd Font" w:hAnsi="0xProto Nerd Font" w:eastAsia="0xProto Nerd Font" w:cs="0xProto Nerd Font"/>
-          <w:b/>
-          <w:bCs/>
-          <w:color w:val="000000" w:themeColor="text1"/>
-          <w:sz w:val="20"/>
-          <w:szCs w:val="16"/>
-        </w:rPr>
-        <w:t xml:space="preserve">        void IInventory.PrintName()</w:t>
-      </w:r>
-      <w:r>
-        <w:rPr>
-          <w:rFonts w:ascii="0xProto Nerd Font" w:hAnsi="0xProto Nerd Font" w:eastAsia="0xProto Nerd Font" w:cs="0xProto Nerd Font"/>
-          <w:b/>
-          <w:bCs/>
-          <w:color w:val="000000" w:themeColor="text1"/>
-          <w:sz w:val="20"/>
-          <w:szCs w:val="16"/>
-        </w:rPr>
-      </w:r>
-    </w:p>
-    <w:p>
-      <w:pPr>
-        <w:pStyle w:val="892"/>
-        <w:pBdr/>
-        <w:spacing/>
-        <w:ind/>
-        <w:rPr/>
-      </w:pPr>
-      <w:r>
-        <w:rPr>
-          <w:rFonts w:ascii="0xProto Nerd Font" w:hAnsi="0xProto Nerd Font" w:eastAsia="0xProto Nerd Font" w:cs="0xProto Nerd Font"/>
-          <w:b/>
-          <w:bCs/>
-          <w:color w:val="000000" w:themeColor="text1"/>
-          <w:sz w:val="20"/>
-          <w:szCs w:val="16"/>
-        </w:rPr>
-        <w:t xml:space="preserve">        {</w:t>
-      </w:r>
-      <w:r>
-        <w:rPr>
-          <w:rFonts w:ascii="0xProto Nerd Font" w:hAnsi="0xProto Nerd Font" w:eastAsia="0xProto Nerd Font" w:cs="0xProto Nerd Font"/>
-          <w:b/>
-          <w:bCs/>
-          <w:color w:val="000000" w:themeColor="text1"/>
-          <w:sz w:val="20"/>
-          <w:szCs w:val="16"/>
-        </w:rPr>
-      </w:r>
-    </w:p>
-    <w:p>
-      <w:pPr>
-        <w:pStyle w:val="892"/>
-        <w:pBdr/>
-        <w:spacing/>
-        <w:ind/>
-        <w:rPr/>
-      </w:pPr>
-      <w:r>
-        <w:rPr>
-          <w:rFonts w:ascii="0xProto Nerd Font" w:hAnsi="0xProto Nerd Font" w:eastAsia="0xProto Nerd Font" w:cs="0xProto Nerd Font"/>
-          <w:b/>
-          <w:bCs/>
-          <w:color w:val="000000" w:themeColor="text1"/>
-          <w:sz w:val="20"/>
-          <w:szCs w:val="16"/>
-        </w:rPr>
-        <w:t xml:space="preserve">            Console.WriteLine(Name);</w:t>
-      </w:r>
-      <w:r>
-        <w:rPr>
-          <w:rFonts w:ascii="0xProto Nerd Font" w:hAnsi="0xProto Nerd Font" w:eastAsia="0xProto Nerd Font" w:cs="0xProto Nerd Font"/>
-          <w:b/>
-          <w:bCs/>
-          <w:color w:val="000000" w:themeColor="text1"/>
-          <w:sz w:val="20"/>
-          <w:szCs w:val="16"/>
-        </w:rPr>
-      </w:r>
-    </w:p>
-    <w:p>
-      <w:pPr>
-        <w:pStyle w:val="892"/>
-        <w:pBdr/>
-        <w:spacing/>
-        <w:ind/>
-        <w:rPr/>
-      </w:pPr>
-      <w:r>
-        <w:rPr>
-          <w:rFonts w:ascii="0xProto Nerd Font" w:hAnsi="0xProto Nerd Font" w:eastAsia="0xProto Nerd Font" w:cs="0xProto Nerd Font"/>
-          <w:b/>
-          <w:bCs/>
-          <w:color w:val="000000" w:themeColor="text1"/>
-          <w:sz w:val="20"/>
-          <w:szCs w:val="16"/>
-        </w:rPr>
-        <w:t xml:space="preserve">        }</w:t>
-      </w:r>
-      <w:r>
-        <w:rPr>
-          <w:rFonts w:ascii="0xProto Nerd Font" w:hAnsi="0xProto Nerd Font" w:eastAsia="0xProto Nerd Font" w:cs="0xProto Nerd Font"/>
-          <w:b/>
-          <w:bCs/>
-          <w:color w:val="000000" w:themeColor="text1"/>
-          <w:sz w:val="20"/>
-          <w:szCs w:val="16"/>
-        </w:rPr>
-      </w:r>
-    </w:p>
-    <w:p>
-      <w:pPr>
-        <w:pStyle w:val="892"/>
-        <w:pBdr/>
-        <w:spacing/>
-        <w:ind/>
-        <w:rPr/>
-      </w:pPr>
-      <w:r>
-        <w:rPr>
-          <w:rFonts w:ascii="0xProto Nerd Font" w:hAnsi="0xProto Nerd Font" w:eastAsia="0xProto Nerd Font" w:cs="0xProto Nerd Font"/>
-          <w:b/>
-          <w:bCs/>
-          <w:color w:val="000000" w:themeColor="text1"/>
-          <w:sz w:val="20"/>
-          <w:szCs w:val="16"/>
-        </w:rPr>
-      </w:r>
-      <w:r>
-        <w:rPr>
-          <w:rFonts w:ascii="0xProto Nerd Font" w:hAnsi="0xProto Nerd Font" w:eastAsia="0xProto Nerd Font" w:cs="0xProto Nerd Font"/>
-          <w:b/>
-          <w:bCs/>
-          <w:color w:val="000000" w:themeColor="text1"/>
-          <w:sz w:val="20"/>
-          <w:szCs w:val="16"/>
-        </w:rPr>
-      </w:r>
-    </w:p>
-    <w:p>
-      <w:pPr>
-        <w:pStyle w:val="892"/>
-        <w:pBdr/>
-        <w:spacing/>
-        <w:ind/>
-        <w:rPr/>
-      </w:pPr>
-      <w:r>
-        <w:rPr>
-          <w:rFonts w:ascii="0xProto Nerd Font" w:hAnsi="0xProto Nerd Font" w:eastAsia="0xProto Nerd Font" w:cs="0xProto Nerd Font"/>
-          <w:b/>
-          <w:bCs/>
-          <w:color w:val="000000" w:themeColor="text1"/>
-          <w:sz w:val="20"/>
-          <w:szCs w:val="16"/>
-        </w:rPr>
-        <w:t xml:space="preserve">        public void AddSubordinate(IInventory subordinate)</w:t>
-      </w:r>
-      <w:r>
-        <w:rPr>
-          <w:rFonts w:ascii="0xProto Nerd Font" w:hAnsi="0xProto Nerd Font" w:eastAsia="0xProto Nerd Font" w:cs="0xProto Nerd Font"/>
-          <w:b/>
-          <w:bCs/>
-          <w:color w:val="000000" w:themeColor="text1"/>
-          <w:sz w:val="20"/>
-          <w:szCs w:val="16"/>
-        </w:rPr>
-      </w:r>
-    </w:p>
-    <w:p>
-      <w:pPr>
-        <w:pStyle w:val="892"/>
-        <w:pBdr/>
-        <w:spacing/>
-        <w:ind/>
-        <w:rPr/>
-      </w:pPr>
-      <w:r>
-        <w:rPr>
-          <w:rFonts w:ascii="0xProto Nerd Font" w:hAnsi="0xProto Nerd Font" w:eastAsia="0xProto Nerd Font" w:cs="0xProto Nerd Font"/>
-          <w:b/>
-          <w:bCs/>
-          <w:color w:val="000000" w:themeColor="text1"/>
-          <w:sz w:val="20"/>
-          <w:szCs w:val="16"/>
-        </w:rPr>
-        <w:t xml:space="preserve">        {</w:t>
-      </w:r>
-      <w:r>
-        <w:rPr>
-          <w:rFonts w:ascii="0xProto Nerd Font" w:hAnsi="0xProto Nerd Font" w:eastAsia="0xProto Nerd Font" w:cs="0xProto Nerd Font"/>
-          <w:b/>
-          <w:bCs/>
-          <w:color w:val="000000" w:themeColor="text1"/>
-          <w:sz w:val="20"/>
-          <w:szCs w:val="16"/>
-        </w:rPr>
-      </w:r>
-    </w:p>
-    <w:p>
-      <w:pPr>
-        <w:pStyle w:val="892"/>
-        <w:pBdr/>
-        <w:spacing/>
-        <w:ind/>
-        <w:rPr/>
-      </w:pPr>
-      <w:r>
-        <w:rPr>
-          <w:rFonts w:ascii="0xProto Nerd Font" w:hAnsi="0xProto Nerd Font" w:eastAsia="0xProto Nerd Font" w:cs="0xProto Nerd Font"/>
-          <w:b/>
-          <w:bCs/>
-          <w:color w:val="000000" w:themeColor="text1"/>
-          <w:sz w:val="20"/>
-          <w:szCs w:val="16"/>
-        </w:rPr>
-        <w:t xml:space="preserve">            list_.Add(subordinate);</w:t>
-      </w:r>
-      <w:r>
-        <w:rPr>
-          <w:rFonts w:ascii="0xProto Nerd Font" w:hAnsi="0xProto Nerd Font" w:eastAsia="0xProto Nerd Font" w:cs="0xProto Nerd Font"/>
-          <w:b/>
-          <w:bCs/>
-          <w:color w:val="000000" w:themeColor="text1"/>
-          <w:sz w:val="20"/>
-          <w:szCs w:val="16"/>
-        </w:rPr>
-      </w:r>
-    </w:p>
-    <w:p>
-      <w:pPr>
-        <w:pStyle w:val="892"/>
-        <w:pBdr/>
-        <w:spacing/>
-        <w:ind/>
-        <w:rPr/>
-      </w:pPr>
-      <w:r>
-        <w:rPr>
-          <w:rFonts w:ascii="0xProto Nerd Font" w:hAnsi="0xProto Nerd Font" w:eastAsia="0xProto Nerd Font" w:cs="0xProto Nerd Font"/>
-          <w:b/>
-          <w:bCs/>
-          <w:color w:val="000000" w:themeColor="text1"/>
-          <w:sz w:val="20"/>
-          <w:szCs w:val="16"/>
-        </w:rPr>
-        <w:t xml:space="preserve">        }</w:t>
-      </w:r>
-      <w:r>
-        <w:rPr>
-          <w:rFonts w:ascii="0xProto Nerd Font" w:hAnsi="0xProto Nerd Font" w:eastAsia="0xProto Nerd Font" w:cs="0xProto Nerd Font"/>
-          <w:b/>
-          <w:bCs/>
-          <w:color w:val="000000" w:themeColor="text1"/>
-          <w:sz w:val="20"/>
-          <w:szCs w:val="16"/>
-        </w:rPr>
-      </w:r>
-    </w:p>
-    <w:p>
-      <w:pPr>
-        <w:pStyle w:val="892"/>
-        <w:pBdr/>
-        <w:spacing/>
-        <w:ind/>
-        <w:rPr/>
-      </w:pPr>
-      <w:r>
-        <w:rPr>
-          <w:rFonts w:ascii="0xProto Nerd Font" w:hAnsi="0xProto Nerd Font" w:eastAsia="0xProto Nerd Font" w:cs="0xProto Nerd Font"/>
-          <w:b/>
-          <w:bCs/>
-          <w:color w:val="000000" w:themeColor="text1"/>
-          <w:sz w:val="20"/>
-          <w:szCs w:val="16"/>
-        </w:rPr>
-      </w:r>
-      <w:r>
-        <w:rPr>
-          <w:rFonts w:ascii="0xProto Nerd Font" w:hAnsi="0xProto Nerd Font" w:eastAsia="0xProto Nerd Font" w:cs="0xProto Nerd Font"/>
-          <w:b/>
-          <w:bCs/>
-          <w:color w:val="000000" w:themeColor="text1"/>
-          <w:sz w:val="20"/>
-          <w:szCs w:val="16"/>
-        </w:rPr>
-      </w:r>
-    </w:p>
-    <w:p>
-      <w:pPr>
-        <w:pStyle w:val="892"/>
-        <w:pBdr/>
-        <w:spacing/>
-        <w:ind/>
-        <w:rPr/>
-      </w:pPr>
-      <w:r>
-        <w:rPr>
-          <w:rFonts w:ascii="0xProto Nerd Font" w:hAnsi="0xProto Nerd Font" w:eastAsia="0xProto Nerd Font" w:cs="0xProto Nerd Font"/>
-          <w:b/>
-          <w:bCs/>
-          <w:color w:val="000000" w:themeColor="text1"/>
-          <w:sz w:val="20"/>
-          <w:szCs w:val="16"/>
-        </w:rPr>
-        <w:t xml:space="preserve">        public void RemoveSubordinate(IInventory subordinate)</w:t>
-      </w:r>
-      <w:r>
-        <w:rPr>
-          <w:rFonts w:ascii="0xProto Nerd Font" w:hAnsi="0xProto Nerd Font" w:eastAsia="0xProto Nerd Font" w:cs="0xProto Nerd Font"/>
-          <w:b/>
-          <w:bCs/>
-          <w:color w:val="000000" w:themeColor="text1"/>
-          <w:sz w:val="20"/>
-          <w:szCs w:val="16"/>
-        </w:rPr>
-      </w:r>
-    </w:p>
-    <w:p>
-      <w:pPr>
-        <w:pStyle w:val="892"/>
-        <w:pBdr/>
-        <w:spacing/>
-        <w:ind/>
-        <w:rPr/>
-      </w:pPr>
-      <w:r>
-        <w:rPr>
-          <w:rFonts w:ascii="0xProto Nerd Font" w:hAnsi="0xProto Nerd Font" w:eastAsia="0xProto Nerd Font" w:cs="0xProto Nerd Font"/>
-          <w:b/>
-          <w:bCs/>
-          <w:color w:val="000000" w:themeColor="text1"/>
-          <w:sz w:val="20"/>
-          <w:szCs w:val="16"/>
-        </w:rPr>
-        <w:t xml:space="preserve">        {</w:t>
-      </w:r>
-      <w:r>
-        <w:rPr>
-          <w:rFonts w:ascii="0xProto Nerd Font" w:hAnsi="0xProto Nerd Font" w:eastAsia="0xProto Nerd Font" w:cs="0xProto Nerd Font"/>
-          <w:b/>
-          <w:bCs/>
-          <w:color w:val="000000" w:themeColor="text1"/>
-          <w:sz w:val="20"/>
-          <w:szCs w:val="16"/>
-        </w:rPr>
-      </w:r>
-    </w:p>
-    <w:p>
-      <w:pPr>
-        <w:pStyle w:val="892"/>
-        <w:pBdr/>
-        <w:spacing/>
-        <w:ind/>
-        <w:rPr/>
-      </w:pPr>
-      <w:r>
-        <w:rPr>
-          <w:rFonts w:ascii="0xProto Nerd Font" w:hAnsi="0xProto Nerd Font" w:eastAsia="0xProto Nerd Font" w:cs="0xProto Nerd Font"/>
-          <w:b/>
-          <w:bCs/>
-          <w:color w:val="000000" w:themeColor="text1"/>
-          <w:sz w:val="20"/>
-          <w:szCs w:val="16"/>
-        </w:rPr>
-        <w:t xml:space="preserve">            list_.Remove(subordinate);</w:t>
-      </w:r>
-      <w:r>
-        <w:rPr>
-          <w:rFonts w:ascii="0xProto Nerd Font" w:hAnsi="0xProto Nerd Font" w:eastAsia="0xProto Nerd Font" w:cs="0xProto Nerd Font"/>
-          <w:b/>
-          <w:bCs/>
-          <w:color w:val="000000" w:themeColor="text1"/>
-          <w:sz w:val="20"/>
-          <w:szCs w:val="16"/>
-        </w:rPr>
-      </w:r>
-    </w:p>
-    <w:p>
-      <w:pPr>
-        <w:pStyle w:val="892"/>
-        <w:pBdr/>
-        <w:spacing/>
-        <w:ind/>
-        <w:rPr/>
-      </w:pPr>
-      <w:r>
-        <w:rPr>
-          <w:rFonts w:ascii="0xProto Nerd Font" w:hAnsi="0xProto Nerd Font" w:eastAsia="0xProto Nerd Font" w:cs="0xProto Nerd Font"/>
-          <w:b/>
-          <w:bCs/>
-          <w:color w:val="000000" w:themeColor="text1"/>
-          <w:sz w:val="20"/>
-          <w:szCs w:val="16"/>
-        </w:rPr>
-        <w:t xml:space="preserve">        }</w:t>
-      </w:r>
-      <w:r>
-        <w:rPr>
-          <w:rFonts w:ascii="0xProto Nerd Font" w:hAnsi="0xProto Nerd Font" w:eastAsia="0xProto Nerd Font" w:cs="0xProto Nerd Font"/>
-          <w:b/>
-          <w:bCs/>
-          <w:color w:val="000000" w:themeColor="text1"/>
-          <w:sz w:val="20"/>
-          <w:szCs w:val="16"/>
-        </w:rPr>
-      </w:r>
-    </w:p>
-    <w:p>
-      <w:pPr>
-        <w:pStyle w:val="892"/>
-        <w:pBdr/>
-        <w:spacing/>
-        <w:ind/>
-        <w:rPr/>
-      </w:pPr>
-      <w:r>
-        <w:rPr>
-          <w:rFonts w:ascii="0xProto Nerd Font" w:hAnsi="0xProto Nerd Font" w:eastAsia="0xProto Nerd Font" w:cs="0xProto Nerd Font"/>
-          <w:b/>
-          <w:bCs/>
-          <w:color w:val="000000" w:themeColor="text1"/>
-          <w:sz w:val="20"/>
-          <w:szCs w:val="16"/>
-        </w:rPr>
-      </w:r>
-      <w:r>
-        <w:rPr>
-          <w:rFonts w:ascii="0xProto Nerd Font" w:hAnsi="0xProto Nerd Font" w:eastAsia="0xProto Nerd Font" w:cs="0xProto Nerd Font"/>
-          <w:b/>
-          <w:bCs/>
-          <w:color w:val="000000" w:themeColor="text1"/>
-          <w:sz w:val="20"/>
-          <w:szCs w:val="16"/>
-        </w:rPr>
-      </w:r>
-    </w:p>
-    <w:p>
-      <w:pPr>
-        <w:pStyle w:val="892"/>
-        <w:pBdr/>
-        <w:spacing/>
-        <w:ind/>
-        <w:rPr/>
-      </w:pPr>
-      <w:r>
-        <w:rPr>
-          <w:rFonts w:ascii="0xProto Nerd Font" w:hAnsi="0xProto Nerd Font" w:eastAsia="0xProto Nerd Font" w:cs="0xProto Nerd Font"/>
-          <w:b/>
-          <w:bCs/>
-          <w:color w:val="000000" w:themeColor="text1"/>
-          <w:sz w:val="20"/>
-          <w:szCs w:val="16"/>
-        </w:rPr>
-        <w:t xml:space="preserve">        public IInventory GetSubordinate(int index)</w:t>
-      </w:r>
-      <w:r>
-        <w:rPr>
-          <w:rFonts w:ascii="0xProto Nerd Font" w:hAnsi="0xProto Nerd Font" w:eastAsia="0xProto Nerd Font" w:cs="0xProto Nerd Font"/>
-          <w:b/>
-          <w:bCs/>
-          <w:color w:val="000000" w:themeColor="text1"/>
-          <w:sz w:val="20"/>
-          <w:szCs w:val="16"/>
-        </w:rPr>
-      </w:r>
-    </w:p>
-    <w:p>
-      <w:pPr>
-        <w:pStyle w:val="892"/>
-        <w:pBdr/>
-        <w:spacing/>
-        <w:ind/>
-        <w:rPr/>
-      </w:pPr>
-      <w:r>
-        <w:rPr>
-          <w:rFonts w:ascii="0xProto Nerd Font" w:hAnsi="0xProto Nerd Font" w:eastAsia="0xProto Nerd Font" w:cs="0xProto Nerd Font"/>
-          <w:b/>
-          <w:bCs/>
-          <w:color w:val="000000" w:themeColor="text1"/>
-          <w:sz w:val="20"/>
-          <w:szCs w:val="16"/>
-        </w:rPr>
-        <w:t xml:space="preserve">        {</w:t>
-      </w:r>
-      <w:r>
-        <w:rPr>
-          <w:rFonts w:ascii="0xProto Nerd Font" w:hAnsi="0xProto Nerd Font" w:eastAsia="0xProto Nerd Font" w:cs="0xProto Nerd Font"/>
-          <w:b/>
-          <w:bCs/>
-          <w:color w:val="000000" w:themeColor="text1"/>
-          <w:sz w:val="20"/>
-          <w:szCs w:val="16"/>
-        </w:rPr>
-      </w:r>
-    </w:p>
-    <w:p>
-      <w:pPr>
-        <w:pStyle w:val="892"/>
-        <w:pBdr/>
-        <w:spacing/>
-        <w:ind/>
-        <w:rPr/>
-      </w:pPr>
-      <w:r>
-        <w:rPr>
-          <w:rFonts w:ascii="0xProto Nerd Font" w:hAnsi="0xProto Nerd Font" w:eastAsia="0xProto Nerd Font" w:cs="0xProto Nerd Font"/>
-          <w:b/>
-          <w:bCs/>
-          <w:color w:val="000000" w:themeColor="text1"/>
-          <w:sz w:val="20"/>
-          <w:szCs w:val="16"/>
-        </w:rPr>
-        <w:t xml:space="preserve">            return list_[index];</w:t>
-      </w:r>
-      <w:r>
-        <w:rPr>
-          <w:rFonts w:ascii="0xProto Nerd Font" w:hAnsi="0xProto Nerd Font" w:eastAsia="0xProto Nerd Font" w:cs="0xProto Nerd Font"/>
-          <w:b/>
-          <w:bCs/>
-          <w:color w:val="000000" w:themeColor="text1"/>
-          <w:sz w:val="20"/>
-          <w:szCs w:val="16"/>
-        </w:rPr>
-      </w:r>
-    </w:p>
-    <w:p>
-      <w:pPr>
-        <w:pStyle w:val="892"/>
-        <w:pBdr/>
-        <w:spacing/>
-        <w:ind/>
-        <w:rPr/>
-      </w:pPr>
-      <w:r>
-        <w:rPr>
-          <w:rFonts w:ascii="0xProto Nerd Font" w:hAnsi="0xProto Nerd Font" w:eastAsia="0xProto Nerd Font" w:cs="0xProto Nerd Font"/>
-          <w:b/>
-          <w:bCs/>
-          <w:color w:val="000000" w:themeColor="text1"/>
-          <w:sz w:val="20"/>
-          <w:szCs w:val="16"/>
-        </w:rPr>
-        <w:t xml:space="preserve">        }</w:t>
-      </w:r>
-      <w:r>
-        <w:rPr>
-          <w:rFonts w:ascii="0xProto Nerd Font" w:hAnsi="0xProto Nerd Font" w:eastAsia="0xProto Nerd Font" w:cs="0xProto Nerd Font"/>
-          <w:b/>
-          <w:bCs/>
-          <w:color w:val="000000" w:themeColor="text1"/>
-          <w:sz w:val="20"/>
-          <w:szCs w:val="16"/>
-        </w:rPr>
-      </w:r>
-    </w:p>
-    <w:p>
-      <w:pPr>
-        <w:pStyle w:val="892"/>
-        <w:pBdr/>
-        <w:spacing/>
-        <w:ind/>
-        <w:rPr/>
-      </w:pPr>
-      <w:r>
-        <w:rPr>
-          <w:rFonts w:ascii="0xProto Nerd Font" w:hAnsi="0xProto Nerd Font" w:eastAsia="0xProto Nerd Font" w:cs="0xProto Nerd Font"/>
-          <w:b/>
-          <w:bCs/>
-          <w:color w:val="000000" w:themeColor="text1"/>
-          <w:sz w:val="20"/>
-          <w:szCs w:val="16"/>
-        </w:rPr>
-      </w:r>
-      <w:r>
-        <w:rPr>
-          <w:rFonts w:ascii="0xProto Nerd Font" w:hAnsi="0xProto Nerd Font" w:eastAsia="0xProto Nerd Font" w:cs="0xProto Nerd Font"/>
-          <w:b/>
-          <w:bCs/>
-          <w:color w:val="000000" w:themeColor="text1"/>
-          <w:sz w:val="20"/>
-          <w:szCs w:val="16"/>
-        </w:rPr>
-      </w:r>
-    </w:p>
-    <w:p>
-      <w:pPr>
-        <w:pStyle w:val="892"/>
-        <w:pBdr/>
-        <w:spacing/>
-        <w:ind/>
-        <w:rPr/>
-      </w:pPr>
-      <w:r>
-        <w:rPr>
-          <w:rFonts w:ascii="0xProto Nerd Font" w:hAnsi="0xProto Nerd Font" w:eastAsia="0xProto Nerd Font" w:cs="0xProto Nerd Font"/>
-          <w:b/>
-          <w:bCs/>
-          <w:color w:val="000000" w:themeColor="text1"/>
-          <w:sz w:val="20"/>
-          <w:szCs w:val="16"/>
-        </w:rPr>
-        <w:t xml:space="preserve">        public IEnumerator&lt;IInventory&gt; GetEnumerator()</w:t>
-      </w:r>
-      <w:r>
-        <w:rPr>
-          <w:rFonts w:ascii="0xProto Nerd Font" w:hAnsi="0xProto Nerd Font" w:eastAsia="0xProto Nerd Font" w:cs="0xProto Nerd Font"/>
-          <w:b/>
-          <w:bCs/>
-          <w:color w:val="000000" w:themeColor="text1"/>
-          <w:sz w:val="20"/>
-          <w:szCs w:val="16"/>
-        </w:rPr>
-      </w:r>
-    </w:p>
-    <w:p>
-      <w:pPr>
-        <w:pStyle w:val="892"/>
-        <w:pBdr/>
-        <w:spacing/>
-        <w:ind/>
-        <w:rPr/>
-      </w:pPr>
-      <w:r>
-        <w:rPr>
-          <w:rFonts w:ascii="0xProto Nerd Font" w:hAnsi="0xProto Nerd Font" w:eastAsia="0xProto Nerd Font" w:cs="0xProto Nerd Font"/>
-          <w:b/>
-          <w:bCs/>
-          <w:color w:val="000000" w:themeColor="text1"/>
-          <w:sz w:val="20"/>
-          <w:szCs w:val="16"/>
-        </w:rPr>
-        <w:t xml:space="preserve">        {</w:t>
-      </w:r>
-      <w:r>
-        <w:rPr>
-          <w:rFonts w:ascii="0xProto Nerd Font" w:hAnsi="0xProto Nerd Font" w:eastAsia="0xProto Nerd Font" w:cs="0xProto Nerd Font"/>
-          <w:b/>
-          <w:bCs/>
-          <w:color w:val="000000" w:themeColor="text1"/>
-          <w:sz w:val="20"/>
-          <w:szCs w:val="16"/>
-        </w:rPr>
-      </w:r>
-    </w:p>
-    <w:p>
-      <w:pPr>
-        <w:pStyle w:val="892"/>
-        <w:pBdr/>
-        <w:spacing/>
-        <w:ind/>
-        <w:rPr/>
-      </w:pPr>
-      <w:r>
-        <w:rPr>
-          <w:rFonts w:ascii="0xProto Nerd Font" w:hAnsi="0xProto Nerd Font" w:eastAsia="0xProto Nerd Font" w:cs="0xProto Nerd Font"/>
-          <w:b/>
-          <w:bCs/>
-          <w:color w:val="000000" w:themeColor="text1"/>
-          <w:sz w:val="20"/>
-          <w:szCs w:val="16"/>
-        </w:rPr>
-        <w:t xml:space="preserve">            return list_.GetEnumerator();</w:t>
-      </w:r>
-      <w:r>
-        <w:rPr>
-          <w:rFonts w:ascii="0xProto Nerd Font" w:hAnsi="0xProto Nerd Font" w:eastAsia="0xProto Nerd Font" w:cs="0xProto Nerd Font"/>
-          <w:b/>
-          <w:bCs/>
-          <w:color w:val="000000" w:themeColor="text1"/>
-          <w:sz w:val="20"/>
-          <w:szCs w:val="16"/>
-        </w:rPr>
-      </w:r>
-    </w:p>
-    <w:p>
-      <w:pPr>
-        <w:pStyle w:val="892"/>
-        <w:pBdr/>
-        <w:spacing/>
-        <w:ind/>
-        <w:rPr/>
-      </w:pPr>
-      <w:r>
-        <w:rPr>
-          <w:rFonts w:ascii="0xProto Nerd Font" w:hAnsi="0xProto Nerd Font" w:eastAsia="0xProto Nerd Font" w:cs="0xProto Nerd Font"/>
-          <w:b/>
-          <w:bCs/>
-          <w:color w:val="000000" w:themeColor="text1"/>
-          <w:sz w:val="20"/>
-          <w:szCs w:val="16"/>
-        </w:rPr>
-        <w:t xml:space="preserve">        }</w:t>
-      </w:r>
-      <w:r>
-        <w:rPr>
-          <w:rFonts w:ascii="0xProto Nerd Font" w:hAnsi="0xProto Nerd Font" w:eastAsia="0xProto Nerd Font" w:cs="0xProto Nerd Font"/>
-          <w:b/>
-          <w:bCs/>
-          <w:color w:val="000000" w:themeColor="text1"/>
-          <w:sz w:val="20"/>
-          <w:szCs w:val="16"/>
-        </w:rPr>
-      </w:r>
-    </w:p>
-    <w:p>
-      <w:pPr>
-        <w:pBdr/>
-        <w:shd w:val="nil"/>
-        <w:spacing/>
-        <w:ind/>
-        <w:rPr>
-          <w:rFonts w:ascii="0xProto Nerd Font" w:hAnsi="0xProto Nerd Font" w:eastAsia="0xProto Nerd Font" w:cs="0xProto Nerd Font"/>
-          <w:b/>
-          <w:bCs/>
-          <w:color w:val="000000" w:themeColor="text1"/>
-          <w:sz w:val="20"/>
-          <w:szCs w:val="20"/>
-        </w:rPr>
-      </w:pPr>
-      <w:r>
-        <w:rPr>
-          <w:rFonts w:ascii="0xProto Nerd Font" w:hAnsi="0xProto Nerd Font" w:eastAsia="0xProto Nerd Font" w:cs="0xProto Nerd Font"/>
-          <w:b/>
-          <w:bCs/>
-          <w:color w:val="000000" w:themeColor="text1"/>
-          <w:sz w:val="20"/>
-          <w:szCs w:val="16"/>
-        </w:rPr>
-        <w:br w:type="page" w:clear="all"/>
-      </w:r>
-      <w:r>
-        <w:rPr>
-          <w:rFonts w:ascii="0xProto Nerd Font" w:hAnsi="0xProto Nerd Font" w:eastAsia="0xProto Nerd Font" w:cs="0xProto Nerd Font"/>
-          <w:b/>
-          <w:bCs/>
-          <w:color w:val="000000" w:themeColor="text1"/>
-          <w:sz w:val="20"/>
-          <w:szCs w:val="16"/>
-        </w:rPr>
-      </w:r>
-      <w:r>
-        <w:rPr>
-          <w:rFonts w:ascii="0xProto Nerd Font" w:hAnsi="0xProto Nerd Font" w:eastAsia="0xProto Nerd Font" w:cs="0xProto Nerd Font"/>
-          <w:b/>
-          <w:bCs/>
-          <w:color w:val="000000" w:themeColor="text1"/>
-          <w:sz w:val="20"/>
-          <w:szCs w:val="16"/>
-        </w:rPr>
-      </w:r>
-    </w:p>
-    <w:p>
-      <w:pPr>
-        <w:pStyle w:val="892"/>
-        <w:pBdr/>
-        <w:spacing/>
-        <w:ind/>
-        <w:rPr/>
-      </w:pPr>
-      <w:r>
-        <w:rPr>
-          <w:rFonts w:ascii="0xProto Nerd Font" w:hAnsi="0xProto Nerd Font" w:eastAsia="0xProto Nerd Font" w:cs="0xProto Nerd Font"/>
-          <w:b/>
-          <w:bCs/>
-          <w:color w:val="000000" w:themeColor="text1"/>
-          <w:sz w:val="20"/>
-          <w:szCs w:val="16"/>
-        </w:rPr>
-        <w:t xml:space="preserve">        System.Collections.IEnumerator System.Collections.IEnumerable.GetEnumerator()</w:t>
-      </w:r>
-      <w:r>
-        <w:rPr>
-          <w:rFonts w:ascii="0xProto Nerd Font" w:hAnsi="0xProto Nerd Font" w:eastAsia="0xProto Nerd Font" w:cs="0xProto Nerd Font"/>
-          <w:b/>
-          <w:bCs/>
-          <w:color w:val="000000" w:themeColor="text1"/>
-          <w:sz w:val="20"/>
-          <w:szCs w:val="16"/>
-        </w:rPr>
-      </w:r>
-    </w:p>
-    <w:p>
-      <w:pPr>
-        <w:pStyle w:val="892"/>
-        <w:pBdr/>
-        <w:spacing/>
-        <w:ind/>
-        <w:rPr/>
-      </w:pPr>
-      <w:r>
-        <w:rPr>
-          <w:rFonts w:ascii="0xProto Nerd Font" w:hAnsi="0xProto Nerd Font" w:eastAsia="0xProto Nerd Font" w:cs="0xProto Nerd Font"/>
-          <w:b/>
-          <w:bCs/>
-          <w:color w:val="000000" w:themeColor="text1"/>
-          <w:sz w:val="20"/>
-          <w:szCs w:val="16"/>
-        </w:rPr>
-        <w:t xml:space="preserve">        {</w:t>
-      </w:r>
-      <w:r>
-        <w:rPr>
-          <w:rFonts w:ascii="0xProto Nerd Font" w:hAnsi="0xProto Nerd Font" w:eastAsia="0xProto Nerd Font" w:cs="0xProto Nerd Font"/>
-          <w:b/>
-          <w:bCs/>
-          <w:color w:val="000000" w:themeColor="text1"/>
-          <w:sz w:val="20"/>
-          <w:szCs w:val="16"/>
-        </w:rPr>
-      </w:r>
-    </w:p>
-    <w:p>
-      <w:pPr>
-        <w:pStyle w:val="892"/>
-        <w:pBdr/>
-        <w:spacing/>
-        <w:ind/>
-        <w:rPr/>
-      </w:pPr>
-      <w:r>
-        <w:rPr>
-          <w:rFonts w:ascii="0xProto Nerd Font" w:hAnsi="0xProto Nerd Font" w:eastAsia="0xProto Nerd Font" w:cs="0xProto Nerd Font"/>
-          <w:b/>
-          <w:bCs/>
-          <w:color w:val="000000" w:themeColor="text1"/>
-          <w:sz w:val="20"/>
-          <w:szCs w:val="16"/>
-        </w:rPr>
-        <w:t xml:space="preserve">            return GetEnumerator();</w:t>
-      </w:r>
-      <w:r>
-        <w:rPr>
-          <w:rFonts w:ascii="0xProto Nerd Font" w:hAnsi="0xProto Nerd Font" w:eastAsia="0xProto Nerd Font" w:cs="0xProto Nerd Font"/>
-          <w:b/>
-          <w:bCs/>
-          <w:color w:val="000000" w:themeColor="text1"/>
-          <w:sz w:val="20"/>
-          <w:szCs w:val="16"/>
-        </w:rPr>
-      </w:r>
-    </w:p>
-    <w:p>
-      <w:pPr>
-        <w:pStyle w:val="892"/>
-        <w:pBdr/>
-        <w:spacing/>
-        <w:ind/>
-        <w:rPr/>
-      </w:pPr>
-      <w:r>
-        <w:rPr>
-          <w:rFonts w:ascii="0xProto Nerd Font" w:hAnsi="0xProto Nerd Font" w:eastAsia="0xProto Nerd Font" w:cs="0xProto Nerd Font"/>
-          <w:b/>
-          <w:bCs/>
-          <w:color w:val="000000" w:themeColor="text1"/>
-          <w:sz w:val="20"/>
-          <w:szCs w:val="16"/>
-        </w:rPr>
-        <w:t xml:space="preserve">        }</w:t>
-      </w:r>
-      <w:r>
-        <w:rPr>
-          <w:rFonts w:ascii="0xProto Nerd Font" w:hAnsi="0xProto Nerd Font" w:eastAsia="0xProto Nerd Font" w:cs="0xProto Nerd Font"/>
-          <w:b/>
-          <w:bCs/>
-          <w:color w:val="000000" w:themeColor="text1"/>
-          <w:sz w:val="20"/>
-          <w:szCs w:val="16"/>
-        </w:rPr>
-      </w:r>
-    </w:p>
-    <w:p>
-      <w:pPr>
-        <w:pStyle w:val="892"/>
-        <w:pBdr/>
-        <w:spacing/>
-        <w:ind/>
-        <w:rPr/>
-      </w:pPr>
-      <w:r>
-        <w:rPr>
-          <w:rFonts w:ascii="0xProto Nerd Font" w:hAnsi="0xProto Nerd Font" w:eastAsia="0xProto Nerd Font" w:cs="0xProto Nerd Font"/>
-          <w:b/>
-          <w:bCs/>
-          <w:color w:val="000000" w:themeColor="text1"/>
-          <w:sz w:val="20"/>
-          <w:szCs w:val="16"/>
-        </w:rPr>
-        <w:t xml:space="preserve">    }</w:t>
-      </w:r>
-      <w:r>
-        <w:rPr>
-          <w:rFonts w:ascii="0xProto Nerd Font" w:hAnsi="0xProto Nerd Font" w:eastAsia="0xProto Nerd Font" w:cs="0xProto Nerd Font"/>
-          <w:b/>
-          <w:bCs/>
-          <w:color w:val="000000" w:themeColor="text1"/>
-          <w:sz w:val="20"/>
-          <w:szCs w:val="16"/>
-        </w:rPr>
-      </w:r>
-    </w:p>
-    <w:p>
-      <w:pPr>
-        <w:pStyle w:val="892"/>
-        <w:pBdr/>
-        <w:spacing/>
-        <w:ind/>
-        <w:rPr/>
-      </w:pPr>
-      <w:r>
-        <w:rPr>
-          <w:rFonts w:ascii="0xProto Nerd Font" w:hAnsi="0xProto Nerd Font" w:eastAsia="0xProto Nerd Font" w:cs="0xProto Nerd Font"/>
-          <w:b/>
-          <w:bCs/>
-          <w:color w:val="000000" w:themeColor="text1"/>
-          <w:sz w:val="20"/>
-          <w:szCs w:val="16"/>
-        </w:rPr>
-      </w:r>
-      <w:r>
-        <w:rPr>
-          <w:rFonts w:ascii="0xProto Nerd Font" w:hAnsi="0xProto Nerd Font" w:eastAsia="0xProto Nerd Font" w:cs="0xProto Nerd Font"/>
-          <w:b/>
-          <w:bCs/>
-          <w:color w:val="000000" w:themeColor="text1"/>
-          <w:sz w:val="20"/>
-          <w:szCs w:val="16"/>
-        </w:rPr>
-      </w:r>
-    </w:p>
-    <w:p>
-      <w:pPr>
-        <w:pStyle w:val="892"/>
-        <w:pBdr/>
-        <w:spacing/>
-        <w:ind/>
-        <w:rPr/>
-      </w:pPr>
-      <w:r>
-        <w:rPr>
-          <w:rFonts w:ascii="0xProto Nerd Font" w:hAnsi="0xProto Nerd Font" w:eastAsia="0xProto Nerd Font" w:cs="0xProto Nerd Font"/>
-          <w:b/>
-          <w:bCs/>
-          <w:color w:val="000000" w:themeColor="text1"/>
-          <w:sz w:val="20"/>
-          <w:szCs w:val="16"/>
-        </w:rPr>
-        <w:t xml:space="preserve">    class Program</w:t>
-      </w:r>
-      <w:r>
-        <w:rPr>
-          <w:rFonts w:ascii="0xProto Nerd Font" w:hAnsi="0xProto Nerd Font" w:eastAsia="0xProto Nerd Font" w:cs="0xProto Nerd Font"/>
-          <w:b/>
-          <w:bCs/>
-          <w:color w:val="000000" w:themeColor="text1"/>
-          <w:sz w:val="20"/>
-          <w:szCs w:val="16"/>
-        </w:rPr>
-      </w:r>
-    </w:p>
-    <w:p>
-      <w:pPr>
-        <w:pStyle w:val="892"/>
-        <w:pBdr/>
-        <w:spacing/>
-        <w:ind/>
-        <w:rPr/>
-      </w:pPr>
-      <w:r>
-        <w:rPr>
-          <w:rFonts w:ascii="0xProto Nerd Font" w:hAnsi="0xProto Nerd Font" w:eastAsia="0xProto Nerd Font" w:cs="0xProto Nerd Font"/>
-          <w:b/>
-          <w:bCs/>
-          <w:color w:val="000000" w:themeColor="text1"/>
-          <w:sz w:val="20"/>
-          <w:szCs w:val="16"/>
-        </w:rPr>
-        <w:t xml:space="preserve">    {</w:t>
-      </w:r>
-      <w:r>
-        <w:rPr>
-          <w:rFonts w:ascii="0xProto Nerd Font" w:hAnsi="0xProto Nerd Font" w:eastAsia="0xProto Nerd Font" w:cs="0xProto Nerd Font"/>
-          <w:b/>
-          <w:bCs/>
-          <w:color w:val="000000" w:themeColor="text1"/>
-          <w:sz w:val="20"/>
-          <w:szCs w:val="16"/>
-        </w:rPr>
-      </w:r>
-    </w:p>
-    <w:p>
-      <w:pPr>
-        <w:pStyle w:val="892"/>
-        <w:pBdr/>
-        <w:spacing/>
-        <w:ind/>
-        <w:rPr/>
-      </w:pPr>
-      <w:r>
-        <w:rPr>
-          <w:rFonts w:ascii="0xProto Nerd Font" w:hAnsi="0xProto Nerd Font" w:eastAsia="0xProto Nerd Font" w:cs="0xProto Nerd Font"/>
-          <w:b/>
-          <w:bCs/>
-          <w:color w:val="000000" w:themeColor="text1"/>
-          <w:sz w:val="20"/>
-          <w:szCs w:val="16"/>
-        </w:rPr>
-        <w:t xml:space="preserve">        static void Main(string[] args)</w:t>
-      </w:r>
-      <w:r>
-        <w:rPr>
-          <w:rFonts w:ascii="0xProto Nerd Font" w:hAnsi="0xProto Nerd Font" w:eastAsia="0xProto Nerd Font" w:cs="0xProto Nerd Font"/>
-          <w:b/>
-          <w:bCs/>
-          <w:color w:val="000000" w:themeColor="text1"/>
-          <w:sz w:val="20"/>
-          <w:szCs w:val="16"/>
-        </w:rPr>
-      </w:r>
-    </w:p>
-    <w:p>
-      <w:pPr>
-        <w:pStyle w:val="892"/>
-        <w:pBdr/>
-        <w:spacing/>
-        <w:ind/>
-        <w:rPr/>
-      </w:pPr>
-      <w:r>
-        <w:rPr>
-          <w:rFonts w:ascii="0xProto Nerd Font" w:hAnsi="0xProto Nerd Font" w:eastAsia="0xProto Nerd Font" w:cs="0xProto Nerd Font"/>
-          <w:b/>
-          <w:bCs/>
-          <w:color w:val="000000" w:themeColor="text1"/>
-          <w:sz w:val="20"/>
-          <w:szCs w:val="16"/>
-        </w:rPr>
-        <w:t xml:space="preserve">        {</w:t>
-      </w:r>
-      <w:r>
-        <w:rPr>
-          <w:rFonts w:ascii="0xProto Nerd Font" w:hAnsi="0xProto Nerd Font" w:eastAsia="0xProto Nerd Font" w:cs="0xProto Nerd Font"/>
-          <w:b/>
-          <w:bCs/>
-          <w:color w:val="000000" w:themeColor="text1"/>
-          <w:sz w:val="20"/>
-          <w:szCs w:val="16"/>
-        </w:rPr>
-      </w:r>
-    </w:p>
-    <w:p>
-      <w:pPr>
-        <w:pStyle w:val="892"/>
-        <w:pBdr/>
-        <w:spacing/>
-        <w:ind/>
-        <w:rPr/>
-      </w:pPr>
-      <w:r>
-        <w:rPr>
-          <w:rFonts w:ascii="0xProto Nerd Font" w:hAnsi="0xProto Nerd Font" w:eastAsia="0xProto Nerd Font" w:cs="0xProto Nerd Font"/>
-          <w:b/>
-          <w:bCs/>
-          <w:color w:val="000000" w:themeColor="text1"/>
-          <w:sz w:val="20"/>
-          <w:szCs w:val="16"/>
-        </w:rPr>
-        <w:t xml:space="preserve">            Item item = new Item() { Name = "Sword" };</w:t>
-      </w:r>
-      <w:r>
-        <w:rPr>
-          <w:rFonts w:ascii="0xProto Nerd Font" w:hAnsi="0xProto Nerd Font" w:eastAsia="0xProto Nerd Font" w:cs="0xProto Nerd Font"/>
-          <w:b/>
-          <w:bCs/>
-          <w:color w:val="000000" w:themeColor="text1"/>
-          <w:sz w:val="20"/>
-          <w:szCs w:val="16"/>
-        </w:rPr>
-      </w:r>
-    </w:p>
-    <w:p>
-      <w:pPr>
-        <w:pStyle w:val="892"/>
-        <w:pBdr/>
-        <w:spacing/>
-        <w:ind/>
-        <w:rPr/>
-      </w:pPr>
-      <w:r>
-        <w:rPr>
-          <w:rFonts w:ascii="0xProto Nerd Font" w:hAnsi="0xProto Nerd Font" w:eastAsia="0xProto Nerd Font" w:cs="0xProto Nerd Font"/>
-          <w:b/>
-          <w:bCs/>
-          <w:color w:val="000000" w:themeColor="text1"/>
-          <w:sz w:val="20"/>
-          <w:szCs w:val="16"/>
-        </w:rPr>
-      </w:r>
-      <w:r>
-        <w:rPr>
-          <w:rFonts w:ascii="0xProto Nerd Font" w:hAnsi="0xProto Nerd Font" w:eastAsia="0xProto Nerd Font" w:cs="0xProto Nerd Font"/>
-          <w:b/>
-          <w:bCs/>
-          <w:color w:val="000000" w:themeColor="text1"/>
-          <w:sz w:val="20"/>
-          <w:szCs w:val="16"/>
-        </w:rPr>
-      </w:r>
-    </w:p>
-    <w:p>
-      <w:pPr>
-        <w:pStyle w:val="892"/>
-        <w:pBdr/>
-        <w:spacing/>
-        <w:ind/>
-        <w:rPr/>
-      </w:pPr>
-      <w:r>
-        <w:rPr>
-          <w:rFonts w:ascii="0xProto Nerd Font" w:hAnsi="0xProto Nerd Font" w:eastAsia="0xProto Nerd Font" w:cs="0xProto Nerd Font"/>
-          <w:b/>
-          <w:bCs/>
-          <w:color w:val="000000" w:themeColor="text1"/>
-          <w:sz w:val="20"/>
-          <w:szCs w:val="16"/>
-        </w:rPr>
-        <w:t xml:space="preserve">            Backpack chest = new Backpack() { Name = "Chest" };</w:t>
-      </w:r>
-      <w:r>
-        <w:rPr>
-          <w:rFonts w:ascii="0xProto Nerd Font" w:hAnsi="0xProto Nerd Font" w:eastAsia="0xProto Nerd Font" w:cs="0xProto Nerd Font"/>
-          <w:b/>
-          <w:bCs/>
-          <w:color w:val="000000" w:themeColor="text1"/>
-          <w:sz w:val="20"/>
-          <w:szCs w:val="16"/>
-        </w:rPr>
-      </w:r>
-    </w:p>
-    <w:p>
-      <w:pPr>
-        <w:pStyle w:val="892"/>
-        <w:pBdr/>
-        <w:spacing/>
-        <w:ind/>
-        <w:rPr/>
-      </w:pPr>
-      <w:r>
-        <w:rPr>
-          <w:rFonts w:ascii="0xProto Nerd Font" w:hAnsi="0xProto Nerd Font" w:eastAsia="0xProto Nerd Font" w:cs="0xProto Nerd Font"/>
-          <w:b/>
-          <w:bCs/>
-          <w:color w:val="000000" w:themeColor="text1"/>
-          <w:sz w:val="20"/>
-          <w:szCs w:val="16"/>
-        </w:rPr>
-        <w:t xml:space="preserve">            chest.AddSubordinate(item);</w:t>
-      </w:r>
-      <w:r>
-        <w:rPr>
-          <w:rFonts w:ascii="0xProto Nerd Font" w:hAnsi="0xProto Nerd Font" w:eastAsia="0xProto Nerd Font" w:cs="0xProto Nerd Font"/>
-          <w:b/>
-          <w:bCs/>
-          <w:color w:val="000000" w:themeColor="text1"/>
-          <w:sz w:val="20"/>
-          <w:szCs w:val="16"/>
-        </w:rPr>
-      </w:r>
-    </w:p>
-    <w:p>
-      <w:pPr>
-        <w:pStyle w:val="892"/>
-        <w:pBdr/>
-        <w:spacing/>
-        <w:ind/>
-        <w:rPr/>
-      </w:pPr>
-      <w:r>
-        <w:rPr>
-          <w:rFonts w:ascii="0xProto Nerd Font" w:hAnsi="0xProto Nerd Font" w:eastAsia="0xProto Nerd Font" w:cs="0xProto Nerd Font"/>
-          <w:b/>
-          <w:bCs/>
-          <w:color w:val="000000" w:themeColor="text1"/>
-          <w:sz w:val="20"/>
-          <w:szCs w:val="16"/>
-        </w:rPr>
-      </w:r>
-      <w:r>
-        <w:rPr>
-          <w:rFonts w:ascii="0xProto Nerd Font" w:hAnsi="0xProto Nerd Font" w:eastAsia="0xProto Nerd Font" w:cs="0xProto Nerd Font"/>
-          <w:b/>
-          <w:bCs/>
-          <w:color w:val="000000" w:themeColor="text1"/>
-          <w:sz w:val="20"/>
-          <w:szCs w:val="16"/>
-        </w:rPr>
-      </w:r>
-    </w:p>
-    <w:p>
-      <w:pPr>
-        <w:pStyle w:val="892"/>
-        <w:pBdr/>
-        <w:spacing/>
-        <w:ind/>
-        <w:rPr/>
-      </w:pPr>
-      <w:r>
-        <w:rPr>
-          <w:rFonts w:ascii="0xProto Nerd Font" w:hAnsi="0xProto Nerd Font" w:eastAsia="0xProto Nerd Font" w:cs="0xProto Nerd Font"/>
-          <w:b/>
-          <w:bCs/>
-          <w:color w:val="000000" w:themeColor="text1"/>
-          <w:sz w:val="20"/>
-          <w:szCs w:val="16"/>
-        </w:rPr>
-        <w:t xml:space="preserve">            Backpack backpack = new Backpack();</w:t>
-      </w:r>
-      <w:r>
-        <w:rPr>
-          <w:rFonts w:ascii="0xProto Nerd Font" w:hAnsi="0xProto Nerd Font" w:eastAsia="0xProto Nerd Font" w:cs="0xProto Nerd Font"/>
-          <w:b/>
-          <w:bCs/>
-          <w:color w:val="000000" w:themeColor="text1"/>
-          <w:sz w:val="20"/>
-          <w:szCs w:val="16"/>
-        </w:rPr>
-      </w:r>
-    </w:p>
-    <w:p>
-      <w:pPr>
-        <w:pStyle w:val="892"/>
-        <w:pBdr/>
-        <w:spacing/>
-        <w:ind/>
-        <w:rPr/>
-      </w:pPr>
-      <w:r>
-        <w:rPr>
-          <w:rFonts w:ascii="0xProto Nerd Font" w:hAnsi="0xProto Nerd Font" w:eastAsia="0xProto Nerd Font" w:cs="0xProto Nerd Font"/>
-          <w:b/>
-          <w:bCs/>
-          <w:color w:val="000000" w:themeColor="text1"/>
-          <w:sz w:val="20"/>
-          <w:szCs w:val="16"/>
-        </w:rPr>
-        <w:t xml:space="preserve">            backpack.AddSubordinate(chest);</w:t>
-      </w:r>
-      <w:r>
-        <w:rPr>
-          <w:rFonts w:ascii="0xProto Nerd Font" w:hAnsi="0xProto Nerd Font" w:eastAsia="0xProto Nerd Font" w:cs="0xProto Nerd Font"/>
-          <w:b/>
-          <w:bCs/>
-          <w:color w:val="000000" w:themeColor="text1"/>
-          <w:sz w:val="20"/>
-          <w:szCs w:val="16"/>
-        </w:rPr>
-      </w:r>
-    </w:p>
-    <w:p>
-      <w:pPr>
-        <w:pStyle w:val="892"/>
-        <w:pBdr/>
-        <w:spacing/>
-        <w:ind/>
-        <w:rPr/>
-      </w:pPr>
-      <w:r>
-        <w:rPr>
-          <w:rFonts w:ascii="0xProto Nerd Font" w:hAnsi="0xProto Nerd Font" w:eastAsia="0xProto Nerd Font" w:cs="0xProto Nerd Font"/>
-          <w:b/>
-          <w:bCs/>
-          <w:color w:val="000000" w:themeColor="text1"/>
-          <w:sz w:val="20"/>
-          <w:szCs w:val="16"/>
-        </w:rPr>
-        <w:t xml:space="preserve">            backpack.AddSubordinate(new Item { Name = "Shield" });</w:t>
-      </w:r>
-      <w:r>
-        <w:rPr>
-          <w:rFonts w:ascii="0xProto Nerd Font" w:hAnsi="0xProto Nerd Font" w:eastAsia="0xProto Nerd Font" w:cs="0xProto Nerd Font"/>
-          <w:b/>
-          <w:bCs/>
-          <w:color w:val="000000" w:themeColor="text1"/>
-          <w:sz w:val="20"/>
-          <w:szCs w:val="16"/>
-        </w:rPr>
-      </w:r>
-    </w:p>
-    <w:p>
-      <w:pPr>
-        <w:pStyle w:val="892"/>
-        <w:pBdr/>
-        <w:spacing/>
-        <w:ind/>
-        <w:rPr/>
-      </w:pPr>
-      <w:r>
-        <w:rPr>
-          <w:rFonts w:ascii="0xProto Nerd Font" w:hAnsi="0xProto Nerd Font" w:eastAsia="0xProto Nerd Font" w:cs="0xProto Nerd Font"/>
-          <w:b/>
-          <w:bCs/>
-          <w:color w:val="000000" w:themeColor="text1"/>
-          <w:sz w:val="20"/>
-          <w:szCs w:val="16"/>
-        </w:rPr>
-        <w:t xml:space="preserve">            backpack.AddSubordinate(new Item { Name = "Armor" });</w:t>
-      </w:r>
-      <w:r>
-        <w:rPr>
-          <w:rFonts w:ascii="0xProto Nerd Font" w:hAnsi="0xProto Nerd Font" w:eastAsia="0xProto Nerd Font" w:cs="0xProto Nerd Font"/>
-          <w:b/>
-          <w:bCs/>
-          <w:color w:val="000000" w:themeColor="text1"/>
-          <w:sz w:val="20"/>
-          <w:szCs w:val="16"/>
-        </w:rPr>
-      </w:r>
-    </w:p>
-    <w:p>
-      <w:pPr>
-        <w:pStyle w:val="892"/>
-        <w:pBdr/>
-        <w:spacing/>
-        <w:ind/>
-        <w:rPr/>
-      </w:pPr>
-      <w:r>
-        <w:rPr>
-          <w:rFonts w:ascii="0xProto Nerd Font" w:hAnsi="0xProto Nerd Font" w:eastAsia="0xProto Nerd Font" w:cs="0xProto Nerd Font"/>
-          <w:b/>
-          <w:bCs/>
-          <w:color w:val="000000" w:themeColor="text1"/>
-          <w:sz w:val="20"/>
-          <w:szCs w:val="16"/>
-        </w:rPr>
-      </w:r>
-      <w:r>
-        <w:rPr>
-          <w:rFonts w:ascii="0xProto Nerd Font" w:hAnsi="0xProto Nerd Font" w:eastAsia="0xProto Nerd Font" w:cs="0xProto Nerd Font"/>
-          <w:b/>
-          <w:bCs/>
-          <w:color w:val="000000" w:themeColor="text1"/>
-          <w:sz w:val="20"/>
-          <w:szCs w:val="16"/>
-        </w:rPr>
-      </w:r>
-    </w:p>
-    <w:p>
-      <w:pPr>
-        <w:pStyle w:val="892"/>
-        <w:pBdr/>
-        <w:spacing/>
-        <w:ind/>
-        <w:rPr/>
-      </w:pPr>
-      <w:r>
-        <w:rPr>
-          <w:rFonts w:ascii="0xProto Nerd Font" w:hAnsi="0xProto Nerd Font" w:eastAsia="0xProto Nerd Font" w:cs="0xProto Nerd Font"/>
-          <w:b/>
-          <w:bCs/>
-          <w:color w:val="000000" w:themeColor="text1"/>
-          <w:sz w:val="20"/>
-          <w:szCs w:val="16"/>
-        </w:rPr>
-        <w:t xml:space="preserve">            foreach (IInventory elements in backpack)</w:t>
-      </w:r>
-      <w:r>
-        <w:rPr>
-          <w:rFonts w:ascii="0xProto Nerd Font" w:hAnsi="0xProto Nerd Font" w:eastAsia="0xProto Nerd Font" w:cs="0xProto Nerd Font"/>
-          <w:b/>
-          <w:bCs/>
-          <w:color w:val="000000" w:themeColor="text1"/>
-          <w:sz w:val="20"/>
-          <w:szCs w:val="16"/>
-        </w:rPr>
-      </w:r>
-    </w:p>
-    <w:p>
-      <w:pPr>
-        <w:pStyle w:val="892"/>
-        <w:pBdr/>
-        <w:spacing/>
-        <w:ind/>
-        <w:rPr/>
-      </w:pPr>
-      <w:r>
-        <w:rPr>
-          <w:rFonts w:ascii="0xProto Nerd Font" w:hAnsi="0xProto Nerd Font" w:eastAsia="0xProto Nerd Font" w:cs="0xProto Nerd Font"/>
-          <w:b/>
-          <w:bCs/>
-          <w:color w:val="000000" w:themeColor="text1"/>
-          <w:sz w:val="20"/>
-          <w:szCs w:val="16"/>
-        </w:rPr>
-        <w:t xml:space="preserve">            {</w:t>
-      </w:r>
-      <w:r>
-        <w:rPr>
-          <w:rFonts w:ascii="0xProto Nerd Font" w:hAnsi="0xProto Nerd Font" w:eastAsia="0xProto Nerd Font" w:cs="0xProto Nerd Font"/>
-          <w:b/>
-          <w:bCs/>
-          <w:color w:val="000000" w:themeColor="text1"/>
-          <w:sz w:val="20"/>
-          <w:szCs w:val="16"/>
-        </w:rPr>
-      </w:r>
-    </w:p>
-    <w:p>
-      <w:pPr>
-        <w:pStyle w:val="892"/>
-        <w:pBdr/>
-        <w:spacing/>
-        <w:ind/>
-        <w:rPr/>
-      </w:pPr>
-      <w:r>
-        <w:rPr>
-          <w:rFonts w:ascii="0xProto Nerd Font" w:hAnsi="0xProto Nerd Font" w:eastAsia="0xProto Nerd Font" w:cs="0xProto Nerd Font"/>
-          <w:b/>
-          <w:bCs/>
-          <w:color w:val="000000" w:themeColor="text1"/>
-          <w:sz w:val="20"/>
-          <w:szCs w:val="16"/>
-        </w:rPr>
-        <w:t xml:space="preserve">                elements.PrintName();</w:t>
-      </w:r>
-      <w:r>
-        <w:rPr>
-          <w:rFonts w:ascii="0xProto Nerd Font" w:hAnsi="0xProto Nerd Font" w:eastAsia="0xProto Nerd Font" w:cs="0xProto Nerd Font"/>
-          <w:b/>
-          <w:bCs/>
-          <w:color w:val="000000" w:themeColor="text1"/>
-          <w:sz w:val="20"/>
-          <w:szCs w:val="16"/>
-        </w:rPr>
-      </w:r>
-    </w:p>
-    <w:p>
-      <w:pPr>
-        <w:pStyle w:val="892"/>
-        <w:pBdr/>
-        <w:spacing/>
-        <w:ind/>
-        <w:rPr/>
-      </w:pPr>
-      <w:r>
-        <w:rPr>
-          <w:rFonts w:ascii="0xProto Nerd Font" w:hAnsi="0xProto Nerd Font" w:eastAsia="0xProto Nerd Font" w:cs="0xProto Nerd Font"/>
-          <w:b/>
-          <w:bCs/>
-          <w:color w:val="000000" w:themeColor="text1"/>
-          <w:sz w:val="20"/>
-          <w:szCs w:val="16"/>
-        </w:rPr>
-        <w:t xml:space="preserve">            }</w:t>
-      </w:r>
-      <w:r>
-        <w:rPr>
-          <w:rFonts w:ascii="0xProto Nerd Font" w:hAnsi="0xProto Nerd Font" w:eastAsia="0xProto Nerd Font" w:cs="0xProto Nerd Font"/>
-          <w:b/>
-          <w:bCs/>
-          <w:color w:val="000000" w:themeColor="text1"/>
-          <w:sz w:val="20"/>
-          <w:szCs w:val="16"/>
-        </w:rPr>
-      </w:r>
-    </w:p>
-    <w:p>
-      <w:pPr>
-        <w:pStyle w:val="892"/>
-        <w:pBdr/>
-        <w:spacing/>
-        <w:ind/>
-        <w:rPr/>
-      </w:pPr>
-      <w:r>
-        <w:rPr>
-          <w:rFonts w:ascii="0xProto Nerd Font" w:hAnsi="0xProto Nerd Font" w:eastAsia="0xProto Nerd Font" w:cs="0xProto Nerd Font"/>
-          <w:b/>
-          <w:bCs/>
-          <w:color w:val="000000" w:themeColor="text1"/>
-          <w:sz w:val="20"/>
-          <w:szCs w:val="16"/>
-        </w:rPr>
-        <w:t xml:space="preserve">        }</w:t>
-      </w:r>
-      <w:r>
-        <w:rPr>
-          <w:rFonts w:ascii="0xProto Nerd Font" w:hAnsi="0xProto Nerd Font" w:eastAsia="0xProto Nerd Font" w:cs="0xProto Nerd Font"/>
-          <w:b/>
-          <w:bCs/>
-          <w:color w:val="000000" w:themeColor="text1"/>
-          <w:sz w:val="20"/>
-          <w:szCs w:val="16"/>
-        </w:rPr>
-      </w:r>
-    </w:p>
-    <w:p>
-      <w:pPr>
-        <w:pStyle w:val="892"/>
-        <w:pBdr/>
-        <w:spacing/>
-        <w:ind/>
-        <w:rPr/>
-      </w:pPr>
-      <w:r>
-        <w:rPr>
-          <w:rFonts w:ascii="0xProto Nerd Font" w:hAnsi="0xProto Nerd Font" w:eastAsia="0xProto Nerd Font" w:cs="0xProto Nerd Font"/>
-          <w:b/>
-          <w:bCs/>
-          <w:color w:val="000000" w:themeColor="text1"/>
-          <w:sz w:val="20"/>
-          <w:szCs w:val="16"/>
-        </w:rPr>
-        <w:t xml:space="preserve">    }</w:t>
-      </w:r>
-      <w:r>
-        <w:rPr>
-          <w:rFonts w:ascii="0xProto Nerd Font" w:hAnsi="0xProto Nerd Font" w:eastAsia="0xProto Nerd Font" w:cs="0xProto Nerd Font"/>
-          <w:b/>
-          <w:bCs/>
-          <w:color w:val="000000" w:themeColor="text1"/>
-          <w:sz w:val="20"/>
-          <w:szCs w:val="16"/>
-        </w:rPr>
-      </w:r>
-    </w:p>
-    <w:p>
-      <w:pPr>
-        <w:pStyle w:val="892"/>
-        <w:pBdr/>
-        <w:spacing/>
-        <w:ind/>
-        <w:rPr>
-          <w:b/>
-          <w:bCs/>
-          <w:color w:val="000000" w:themeColor="text1"/>
-          <w:sz w:val="20"/>
-          <w:szCs w:val="16"/>
-        </w:rPr>
-      </w:pPr>
-      <w:r>
-        <w:rPr>
-          <w:rFonts w:ascii="0xProto Nerd Font" w:hAnsi="0xProto Nerd Font" w:eastAsia="0xProto Nerd Font" w:cs="0xProto Nerd Font"/>
-          <w:b/>
-          <w:bCs/>
-          <w:color w:val="000000" w:themeColor="text1"/>
-          <w:sz w:val="20"/>
-          <w:szCs w:val="16"/>
-        </w:rPr>
-        <w:t xml:space="preserve">}</w:t>
-      </w:r>
-      <w:r>
-        <w:rPr>
-          <w:rFonts w:ascii="0xProto Nerd Font" w:hAnsi="0xProto Nerd Font" w:eastAsia="0xProto Nerd Font" w:cs="0xProto Nerd Font"/>
-          <w:b/>
-          <w:bCs/>
-          <w:color w:val="000000" w:themeColor="text1"/>
-          <w:sz w:val="20"/>
-          <w:szCs w:val="16"/>
-        </w:rPr>
-      </w:r>
-      <w:r>
-        <w:rPr>
-          <w:rFonts w:ascii="0xProto Nerd Font" w:hAnsi="0xProto Nerd Font" w:eastAsia="0xProto Nerd Font" w:cs="0xProto Nerd Font"/>
-          <w:b/>
-          <w:bCs/>
-          <w:color w:val="000000" w:themeColor="text1"/>
-          <w:sz w:val="20"/>
-          <w:szCs w:val="16"/>
-        </w:rPr>
-      </w:r>
-      <w:r>
-        <w:rPr>
-          <w:b/>
-          <w:bCs/>
-          <w:color w:val="000000" w:themeColor="text1"/>
-          <w:sz w:val="20"/>
-          <w:szCs w:val="16"/>
-        </w:rPr>
-      </w:r>
-    </w:p>
-    <w:p>
-      <w:pPr>
-        <w:pStyle w:val="827"/>
-        <w:pBdr/>
-        <w:spacing/>
-        <w:ind/>
-        <w:rPr>
-          <w:b/>
-          <w:bCs/>
-          <w:sz w:val="28"/>
-          <w:szCs w:val="28"/>
-          <w14:ligatures w14:val="none"/>
-        </w:rPr>
-      </w:pPr>
-      <w:r>
-        <w:rPr>
-          <w:b/>
-          <w:bCs/>
-          <w:sz w:val="28"/>
-          <w:szCs w:val="28"/>
-          <w:highlight w:val="none"/>
-          <w:lang w:val="en-US"/>
-        </w:rPr>
         <w:t xml:space="preserve">9 </w:t>
       </w:r>
       <w:r>
@@ -11823,7 +13929,97 @@
           <w:highlight w:val="none"/>
           <w:lang w:val="en-US"/>
         </w:rPr>
-        <w:t xml:space="preserve">UML</w:t>
+      </w:r>
+      <w:r>
+        <w:rPr>
+          <w14:ligatures w14:val="standardContextual"/>
+        </w:rPr>
+      </w:r>
+      <w:r/>
+      <w:r>
+        <w:rPr>
+          <w:b/>
+          <w:bCs/>
+          <w:highlight w:val="none"/>
+          <w:lang w:val="en-US"/>
+        </w:rPr>
+      </w:r>
+      <w:r>
+        <mc:AlternateContent>
+          <mc:Choice Requires="wpg">
+            <w:drawing>
+              <wp:inline xmlns:wp="http://schemas.openxmlformats.org/drawingml/2006/wordprocessingDrawing" distT="0" distB="0" distL="0" distR="0">
+                <wp:extent cx="5943600" cy="3818620"/>
+                <wp:effectExtent l="0" t="0" r="0" b="0"/>
+                <wp:docPr id="4" name=""/>
+                <wp:cNvGraphicFramePr>
+                  <a:graphicFrameLocks xmlns:a="http://schemas.openxmlformats.org/drawingml/2006/main" noChangeAspect="1"/>
+                </wp:cNvGraphicFramePr>
+                <a:graphic xmlns:a="http://schemas.openxmlformats.org/drawingml/2006/main">
+                  <a:graphicData uri="http://schemas.openxmlformats.org/drawingml/2006/picture">
+                    <pic:pic xmlns:pic="http://schemas.openxmlformats.org/drawingml/2006/picture">
+                      <pic:nvPicPr>
+                        <pic:cNvPr id="1370196958" name=""/>
+                        <pic:cNvPicPr>
+                          <a:picLocks noChangeAspect="1"/>
+                        </pic:cNvPicPr>
+                        <pic:nvPr/>
+                      </pic:nvPicPr>
+                      <pic:blipFill rotWithShape="1">
+                        <a:blip r:embed="rId11"/>
+                        <a:stretch/>
+                      </pic:blipFill>
+                      <pic:spPr bwMode="auto">
+                        <a:xfrm>
+                          <a:off x="0" y="0"/>
+                          <a:ext cx="5943599" cy="3818620"/>
+                        </a:xfrm>
+                        <a:prstGeom prst="rect">
+                          <a:avLst/>
+                        </a:prstGeom>
+                      </pic:spPr>
+                    </pic:pic>
+                  </a:graphicData>
+                </a:graphic>
+              </wp:inline>
+            </w:drawing>
+          </mc:Choice>
+          <mc:Fallback>
+            <w:pict>
+              <v:shapetype id="_x0000_t75" coordsize="21600,21600" o:spt="75" o:preferrelative="t" path="m@4@5l@4@11@9@11@9@5xe" filled="f" stroked="f">
+                <v:stroke joinstyle="miter"/>
+                <v:formulas>
+                  <v:f eqn="if lineDrawn pixelLineWidth 0"/>
+                  <v:f eqn="sum @0 1 0"/>
+                  <v:f eqn="sum 0 0 @1"/>
+                  <v:f eqn="prod @2 1 2"/>
+                  <v:f eqn="prod @3 21600 pixelWidth"/>
+                  <v:f eqn="prod @3 21600 pixelHeight"/>
+                  <v:f eqn="sum @0 0 1"/>
+                  <v:f eqn="prod @6 1 2"/>
+                  <v:f eqn="prod @7 21600 pixelWidth"/>
+                  <v:f eqn="sum @8 21600 0"/>
+                  <v:f eqn="prod @7 21600 pixelHeight"/>
+                  <v:f eqn="sum @10 21600 0"/>
+                </v:formulas>
+                <v:path o:extrusionok="f" gradientshapeok="t" o:connecttype="rect"/>
+                <o:lock v:ext="edit" aspectratio="t"/>
+              </v:shapetype>
+              <v:shape id="_x0000_i3" o:spid="_x0000_s3" type="#_x0000_t75" style="width:468.00pt;height:300.68pt;mso-wrap-distance-left:0.00pt;mso-wrap-distance-top:0.00pt;mso-wrap-distance-right:0.00pt;mso-wrap-distance-bottom:0.00pt;z-index:1;" stroked="false">
+                <v:imagedata r:id="rId11" o:title=""/>
+                <o:lock v:ext="edit" rotation="t"/>
+              </v:shape>
+            </w:pict>
+          </mc:Fallback>
+        </mc:AlternateContent>
+      </w:r>
+      <w:r>
+        <w:rPr>
+          <w:b/>
+          <w:bCs/>
+          <w:highlight w:val="none"/>
+          <w:lang w:val="en-US"/>
+        </w:rPr>
       </w:r>
       <w:r>
         <w:rPr>
@@ -11903,12 +14099,83 @@
       </w:r>
       <w:r>
         <w:rPr>
-          <w:b/>
-          <w:bCs/>
-          <w:lang w:val="en-US"/>
-          <w14:ligatures w14:val="none"/>
-        </w:rPr>
-        <w:t xml:space="preserve">UML</w:t>
+          <w14:ligatures w14:val="standardContextual"/>
+        </w:rPr>
+        <mc:AlternateContent>
+          <mc:Choice Requires="wpg">
+            <w:drawing>
+              <wp:inline xmlns:wp="http://schemas.openxmlformats.org/drawingml/2006/wordprocessingDrawing" distT="0" distB="0" distL="0" distR="0">
+                <wp:extent cx="5940425" cy="4831080"/>
+                <wp:effectExtent l="0" t="0" r="0" b="0"/>
+                <wp:docPr id="5" name="Рисунок 1"/>
+                <wp:cNvGraphicFramePr>
+                  <a:graphicFrameLocks xmlns:a="http://schemas.openxmlformats.org/drawingml/2006/main" noChangeAspect="1"/>
+                </wp:cNvGraphicFramePr>
+                <a:graphic xmlns:a="http://schemas.openxmlformats.org/drawingml/2006/main">
+                  <a:graphicData uri="http://schemas.openxmlformats.org/drawingml/2006/picture">
+                    <pic:pic xmlns:pic="http://schemas.openxmlformats.org/drawingml/2006/picture">
+                      <pic:nvPicPr>
+                        <pic:cNvPr id="568515729" name=""/>
+                        <pic:cNvPicPr>
+                          <a:picLocks noChangeAspect="1"/>
+                        </pic:cNvPicPr>
+                        <pic:nvPr/>
+                      </pic:nvPicPr>
+                      <pic:blipFill rotWithShape="1">
+                        <a:blip r:embed="rId12"/>
+                        <a:stretch/>
+                      </pic:blipFill>
+                      <pic:spPr bwMode="auto">
+                        <a:xfrm rot="0" flipH="0" flipV="0">
+                          <a:off x="0" y="0"/>
+                          <a:ext cx="5940424" cy="4831079"/>
+                        </a:xfrm>
+                        <a:prstGeom prst="rect">
+                          <a:avLst/>
+                        </a:prstGeom>
+                      </pic:spPr>
+                    </pic:pic>
+                  </a:graphicData>
+                </a:graphic>
+              </wp:inline>
+            </w:drawing>
+          </mc:Choice>
+          <mc:Fallback>
+            <w:pict>
+              <v:shapetype id="_x0000_t75" coordsize="21600,21600" o:spt="75" o:preferrelative="t" path="m@4@5l@4@11@9@11@9@5xe" filled="f" stroked="f">
+                <v:stroke joinstyle="miter"/>
+                <v:formulas>
+                  <v:f eqn="if lineDrawn pixelLineWidth 0"/>
+                  <v:f eqn="sum @0 1 0"/>
+                  <v:f eqn="sum 0 0 @1"/>
+                  <v:f eqn="prod @2 1 2"/>
+                  <v:f eqn="prod @3 21600 pixelWidth"/>
+                  <v:f eqn="prod @3 21600 pixelHeight"/>
+                  <v:f eqn="sum @0 0 1"/>
+                  <v:f eqn="prod @6 1 2"/>
+                  <v:f eqn="prod @7 21600 pixelWidth"/>
+                  <v:f eqn="sum @8 21600 0"/>
+                  <v:f eqn="prod @7 21600 pixelHeight"/>
+                  <v:f eqn="sum @10 21600 0"/>
+                </v:formulas>
+                <v:path o:extrusionok="f" gradientshapeok="t" o:connecttype="rect"/>
+                <o:lock v:ext="edit" aspectratio="t"/>
+              </v:shapetype>
+              <v:shape id="_x0000_i4" o:spid="_x0000_s4" type="#_x0000_t75" style="width:467.75pt;height:380.40pt;mso-wrap-distance-left:0.00pt;mso-wrap-distance-top:0.00pt;mso-wrap-distance-right:0.00pt;mso-wrap-distance-bottom:0.00pt;rotation:0;z-index:1;" stroked="false">
+                <v:imagedata r:id="rId12" o:title=""/>
+                <o:lock v:ext="edit" rotation="t"/>
+              </v:shape>
+            </w:pict>
+          </mc:Fallback>
+        </mc:AlternateContent>
+      </w:r>
+      <w:r/>
+      <w:r>
+        <w:rPr>
+          <w:b/>
+          <w:bCs/>
+          <w:highlight w:val="none"/>
+        </w:rPr>
       </w:r>
       <w:r>
         <w:rPr>
@@ -11959,7 +14226,7 @@
           <w:b/>
           <w:bCs/>
           <w:highlight w:val="none"/>
-          <w:lang w:val="en-US" w:bidi="en-US"/>
+          <w:lang w:val="en-US"/>
           <w14:ligatures w14:val="none"/>
         </w:rPr>
       </w:r>
@@ -11984,21 +14251,81 @@
       </w:pPr>
       <w:r>
         <w:rPr>
-          <w:b/>
-          <w:bCs/>
-          <w:highlight w:val="none"/>
-          <w:lang w:val="en-US" w:bidi="en-US"/>
-          <w14:ligatures w14:val="none"/>
-        </w:rPr>
-        <w:t xml:space="preserve">UML</w:t>
-      </w:r>
-      <w:r>
-        <w:rPr>
-          <w:b/>
-          <w:bCs/>
-          <w:highlight w:val="none"/>
-          <w:lang w:val="en-US" w:bidi="en-US"/>
-          <w14:ligatures w14:val="none"/>
+          <w:lang w:val="en-US"/>
+        </w:rPr>
+      </w:r>
+      <w:r>
+        <mc:AlternateContent>
+          <mc:Choice Requires="wpg">
+            <w:drawing>
+              <wp:inline xmlns:wp="http://schemas.openxmlformats.org/drawingml/2006/wordprocessingDrawing" distT="0" distB="0" distL="0" distR="0">
+                <wp:extent cx="5943600" cy="3754887"/>
+                <wp:effectExtent l="0" t="0" r="0" b="0"/>
+                <wp:docPr id="6" name=""/>
+                <wp:cNvGraphicFramePr>
+                  <a:graphicFrameLocks xmlns:a="http://schemas.openxmlformats.org/drawingml/2006/main" noChangeAspect="1"/>
+                </wp:cNvGraphicFramePr>
+                <a:graphic xmlns:a="http://schemas.openxmlformats.org/drawingml/2006/main">
+                  <a:graphicData uri="http://schemas.openxmlformats.org/drawingml/2006/picture">
+                    <pic:pic xmlns:pic="http://schemas.openxmlformats.org/drawingml/2006/picture">
+                      <pic:nvPicPr>
+                        <pic:cNvPr id="883349509" name=""/>
+                        <pic:cNvPicPr>
+                          <a:picLocks noChangeAspect="1"/>
+                        </pic:cNvPicPr>
+                        <pic:nvPr/>
+                      </pic:nvPicPr>
+                      <pic:blipFill rotWithShape="1">
+                        <a:blip r:embed="rId13"/>
+                        <a:stretch/>
+                      </pic:blipFill>
+                      <pic:spPr bwMode="auto">
+                        <a:xfrm>
+                          <a:off x="0" y="0"/>
+                          <a:ext cx="5943599" cy="3754887"/>
+                        </a:xfrm>
+                        <a:prstGeom prst="rect">
+                          <a:avLst/>
+                        </a:prstGeom>
+                      </pic:spPr>
+                    </pic:pic>
+                  </a:graphicData>
+                </a:graphic>
+              </wp:inline>
+            </w:drawing>
+          </mc:Choice>
+          <mc:Fallback>
+            <w:pict>
+              <v:shapetype id="_x0000_t75" coordsize="21600,21600" o:spt="75" o:preferrelative="t" path="m@4@5l@4@11@9@11@9@5xe" filled="f" stroked="f">
+                <v:stroke joinstyle="miter"/>
+                <v:formulas>
+                  <v:f eqn="if lineDrawn pixelLineWidth 0"/>
+                  <v:f eqn="sum @0 1 0"/>
+                  <v:f eqn="sum 0 0 @1"/>
+                  <v:f eqn="prod @2 1 2"/>
+                  <v:f eqn="prod @3 21600 pixelWidth"/>
+                  <v:f eqn="prod @3 21600 pixelHeight"/>
+                  <v:f eqn="sum @0 0 1"/>
+                  <v:f eqn="prod @6 1 2"/>
+                  <v:f eqn="prod @7 21600 pixelWidth"/>
+                  <v:f eqn="sum @8 21600 0"/>
+                  <v:f eqn="prod @7 21600 pixelHeight"/>
+                  <v:f eqn="sum @10 21600 0"/>
+                </v:formulas>
+                <v:path o:extrusionok="f" gradientshapeok="t" o:connecttype="rect"/>
+                <o:lock v:ext="edit" aspectratio="t"/>
+              </v:shapetype>
+              <v:shape id="_x0000_i5" o:spid="_x0000_s5" type="#_x0000_t75" style="width:468.00pt;height:295.66pt;mso-wrap-distance-left:0.00pt;mso-wrap-distance-top:0.00pt;mso-wrap-distance-right:0.00pt;mso-wrap-distance-bottom:0.00pt;z-index:1;" stroked="false">
+                <v:imagedata r:id="rId13" o:title=""/>
+                <o:lock v:ext="edit" rotation="t"/>
+              </v:shape>
+            </w:pict>
+          </mc:Fallback>
+        </mc:AlternateContent>
+      </w:r>
+      <w:r>
+        <w:rPr>
+          <w:lang w:val="en-US"/>
         </w:rPr>
       </w:r>
       <w:r>
